--- a/Labs/Lab0 QEMU RSP Setup.docx
+++ b/Labs/Lab0 QEMU RSP Setup.docx
@@ -47,7 +47,25 @@
           <w:sz w:val="22"/>
           <w:szCs w:val="22"/>
         </w:rPr>
-        <w:t>We setup a simulation environment with QEMU to run Raspberry PI code on your PC.</w:t>
+        <w:t xml:space="preserve">We </w:t>
+      </w:r>
+      <w:proofErr w:type="gramStart"/>
+      <w:r>
+        <w:rPr>
+          <w:rFonts w:ascii="Times New Roman" w:hAnsi="Times New Roman" w:cs="Times New Roman"/>
+          <w:sz w:val="22"/>
+          <w:szCs w:val="22"/>
+        </w:rPr>
+        <w:t>setup</w:t>
+      </w:r>
+      <w:proofErr w:type="gramEnd"/>
+      <w:r>
+        <w:rPr>
+          <w:rFonts w:ascii="Times New Roman" w:hAnsi="Times New Roman" w:cs="Times New Roman"/>
+          <w:sz w:val="22"/>
+          <w:szCs w:val="22"/>
+        </w:rPr>
+        <w:t xml:space="preserve"> a simulation environment with QEMU to run Raspberry PI code on your PC.</w:t>
       </w:r>
       <w:r>
         <w:rPr>
@@ -195,7 +213,25 @@
           <w:sz w:val="22"/>
           <w:szCs w:val="22"/>
         </w:rPr>
-        <w:t>First, from Search box, start “Turn Windows features on or off”, and enable these three options: HyperV, Windows Subsystem for Linux, Virtual Machine Platform.</w:t>
+        <w:t xml:space="preserve">First, from Search box, start “Turn Windows features on or off”, and enable these three options: </w:t>
+      </w:r>
+      <w:proofErr w:type="spellStart"/>
+      <w:r>
+        <w:rPr>
+          <w:rFonts w:ascii="Times New Roman" w:hAnsi="Times New Roman" w:cs="Times New Roman"/>
+          <w:sz w:val="22"/>
+          <w:szCs w:val="22"/>
+        </w:rPr>
+        <w:t>HyperV</w:t>
+      </w:r>
+      <w:proofErr w:type="spellEnd"/>
+      <w:r>
+        <w:rPr>
+          <w:rFonts w:ascii="Times New Roman" w:hAnsi="Times New Roman" w:cs="Times New Roman"/>
+          <w:sz w:val="22"/>
+          <w:szCs w:val="22"/>
+        </w:rPr>
+        <w:t>, Windows Subsystem for Linux, Virtual Machine Platform.</w:t>
       </w:r>
     </w:p>
     <w:p>
@@ -213,7 +249,25 @@
           <w:sz w:val="22"/>
           <w:szCs w:val="22"/>
         </w:rPr>
-        <w:t>From Windows Powershell,</w:t>
+        <w:t xml:space="preserve">From Windows </w:t>
+      </w:r>
+      <w:proofErr w:type="spellStart"/>
+      <w:r>
+        <w:rPr>
+          <w:rFonts w:ascii="Times New Roman" w:hAnsi="Times New Roman" w:cs="Times New Roman"/>
+          <w:sz w:val="22"/>
+          <w:szCs w:val="22"/>
+        </w:rPr>
+        <w:t>Powershell</w:t>
+      </w:r>
+      <w:proofErr w:type="spellEnd"/>
+      <w:r>
+        <w:rPr>
+          <w:rFonts w:ascii="Times New Roman" w:hAnsi="Times New Roman" w:cs="Times New Roman"/>
+          <w:sz w:val="22"/>
+          <w:szCs w:val="22"/>
+        </w:rPr>
+        <w:t>,</w:t>
       </w:r>
       <w:r>
         <w:t xml:space="preserve"> </w:t>
@@ -237,13 +291,23 @@
           <w:color w:val="000000"/>
         </w:rPr>
       </w:pPr>
+      <w:proofErr w:type="spellStart"/>
       <w:r>
         <w:rPr>
           <w:rStyle w:val="VerbatimChar"/>
           <w:rFonts w:ascii="Times New Roman" w:eastAsia="IBM Plex Mono" w:hAnsi="Times New Roman"/>
           <w:color w:val="000000"/>
         </w:rPr>
-        <w:t>wsl --install</w:t>
+        <w:t>wsl</w:t>
+      </w:r>
+      <w:proofErr w:type="spellEnd"/>
+      <w:r>
+        <w:rPr>
+          <w:rStyle w:val="VerbatimChar"/>
+          <w:rFonts w:ascii="Times New Roman" w:eastAsia="IBM Plex Mono" w:hAnsi="Times New Roman"/>
+          <w:color w:val="000000"/>
+        </w:rPr>
+        <w:t xml:space="preserve"> --install</w:t>
       </w:r>
     </w:p>
     <w:p>
@@ -256,13 +320,23 @@
           <w:color w:val="000000"/>
         </w:rPr>
       </w:pPr>
+      <w:proofErr w:type="spellStart"/>
       <w:r>
         <w:rPr>
           <w:rStyle w:val="VerbatimChar"/>
           <w:rFonts w:ascii="Times New Roman" w:eastAsia="IBM Plex Mono" w:hAnsi="Times New Roman"/>
           <w:color w:val="000000"/>
         </w:rPr>
-        <w:t>wsl --set-default-version 2</w:t>
+        <w:t>wsl</w:t>
+      </w:r>
+      <w:proofErr w:type="spellEnd"/>
+      <w:r>
+        <w:rPr>
+          <w:rStyle w:val="VerbatimChar"/>
+          <w:rFonts w:ascii="Times New Roman" w:eastAsia="IBM Plex Mono" w:hAnsi="Times New Roman"/>
+          <w:color w:val="000000"/>
+        </w:rPr>
+        <w:t xml:space="preserve"> --set-default-version 2</w:t>
       </w:r>
     </w:p>
     <w:p>
@@ -303,13 +377,41 @@
           <w:color w:val="000000"/>
         </w:rPr>
       </w:pPr>
+      <w:proofErr w:type="spellStart"/>
       <w:r>
         <w:rPr>
           <w:rStyle w:val="VerbatimChar"/>
           <w:rFonts w:ascii="Times New Roman" w:eastAsia="IBM Plex Mono" w:hAnsi="Times New Roman"/>
           <w:color w:val="000000"/>
         </w:rPr>
-        <w:t>sudo apt update &amp;&amp; sudo apt upgrade -y</w:t>
+        <w:t>sudo</w:t>
+      </w:r>
+      <w:proofErr w:type="spellEnd"/>
+      <w:r>
+        <w:rPr>
+          <w:rStyle w:val="VerbatimChar"/>
+          <w:rFonts w:ascii="Times New Roman" w:eastAsia="IBM Plex Mono" w:hAnsi="Times New Roman"/>
+          <w:color w:val="000000"/>
+        </w:rPr>
+        <w:t xml:space="preserve"> apt update &amp;&amp; </w:t>
+      </w:r>
+      <w:proofErr w:type="spellStart"/>
+      <w:r>
+        <w:rPr>
+          <w:rStyle w:val="VerbatimChar"/>
+          <w:rFonts w:ascii="Times New Roman" w:eastAsia="IBM Plex Mono" w:hAnsi="Times New Roman"/>
+          <w:color w:val="000000"/>
+        </w:rPr>
+        <w:t>sudo</w:t>
+      </w:r>
+      <w:proofErr w:type="spellEnd"/>
+      <w:r>
+        <w:rPr>
+          <w:rStyle w:val="VerbatimChar"/>
+          <w:rFonts w:ascii="Times New Roman" w:eastAsia="IBM Plex Mono" w:hAnsi="Times New Roman"/>
+          <w:color w:val="000000"/>
+        </w:rPr>
+        <w:t xml:space="preserve"> apt upgrade -y</w:t>
       </w:r>
     </w:p>
     <w:p>
@@ -322,13 +424,77 @@
           <w:color w:val="000000"/>
         </w:rPr>
       </w:pPr>
+      <w:proofErr w:type="spellStart"/>
       <w:r>
         <w:rPr>
           <w:rStyle w:val="VerbatimChar"/>
           <w:rFonts w:ascii="Times New Roman" w:eastAsia="IBM Plex Mono" w:hAnsi="Times New Roman"/>
           <w:color w:val="000000"/>
         </w:rPr>
-        <w:t>sudo apt install qemu-kvm libvirt-daemon-system libvirt-clients bridge-utils -y</w:t>
+        <w:t>sudo</w:t>
+      </w:r>
+      <w:proofErr w:type="spellEnd"/>
+      <w:r>
+        <w:rPr>
+          <w:rStyle w:val="VerbatimChar"/>
+          <w:rFonts w:ascii="Times New Roman" w:eastAsia="IBM Plex Mono" w:hAnsi="Times New Roman"/>
+          <w:color w:val="000000"/>
+        </w:rPr>
+        <w:t xml:space="preserve"> apt install </w:t>
+      </w:r>
+      <w:proofErr w:type="spellStart"/>
+      <w:r>
+        <w:rPr>
+          <w:rStyle w:val="VerbatimChar"/>
+          <w:rFonts w:ascii="Times New Roman" w:eastAsia="IBM Plex Mono" w:hAnsi="Times New Roman"/>
+          <w:color w:val="000000"/>
+        </w:rPr>
+        <w:t>qemu-kvm</w:t>
+      </w:r>
+      <w:proofErr w:type="spellEnd"/>
+      <w:r>
+        <w:rPr>
+          <w:rStyle w:val="VerbatimChar"/>
+          <w:rFonts w:ascii="Times New Roman" w:eastAsia="IBM Plex Mono" w:hAnsi="Times New Roman"/>
+          <w:color w:val="000000"/>
+        </w:rPr>
+        <w:t xml:space="preserve"> </w:t>
+      </w:r>
+      <w:proofErr w:type="spellStart"/>
+      <w:r>
+        <w:rPr>
+          <w:rStyle w:val="VerbatimChar"/>
+          <w:rFonts w:ascii="Times New Roman" w:eastAsia="IBM Plex Mono" w:hAnsi="Times New Roman"/>
+          <w:color w:val="000000"/>
+        </w:rPr>
+        <w:t>libvirt</w:t>
+      </w:r>
+      <w:proofErr w:type="spellEnd"/>
+      <w:r>
+        <w:rPr>
+          <w:rStyle w:val="VerbatimChar"/>
+          <w:rFonts w:ascii="Times New Roman" w:eastAsia="IBM Plex Mono" w:hAnsi="Times New Roman"/>
+          <w:color w:val="000000"/>
+        </w:rPr>
+        <w:t xml:space="preserve">-daemon-system </w:t>
+      </w:r>
+      <w:proofErr w:type="spellStart"/>
+      <w:r>
+        <w:rPr>
+          <w:rStyle w:val="VerbatimChar"/>
+          <w:rFonts w:ascii="Times New Roman" w:eastAsia="IBM Plex Mono" w:hAnsi="Times New Roman"/>
+          <w:color w:val="000000"/>
+        </w:rPr>
+        <w:t>libvirt</w:t>
+      </w:r>
+      <w:proofErr w:type="spellEnd"/>
+      <w:r>
+        <w:rPr>
+          <w:rStyle w:val="VerbatimChar"/>
+          <w:rFonts w:ascii="Times New Roman" w:eastAsia="IBM Plex Mono" w:hAnsi="Times New Roman"/>
+          <w:color w:val="000000"/>
+        </w:rPr>
+        <w:t>-clients bridge-utils -y</w:t>
       </w:r>
     </w:p>
     <w:p>
@@ -341,13 +507,77 @@
           <w:color w:val="000000"/>
         </w:rPr>
       </w:pPr>
+      <w:proofErr w:type="spellStart"/>
       <w:r>
         <w:rPr>
           <w:rStyle w:val="VerbatimChar"/>
           <w:rFonts w:ascii="Times New Roman" w:eastAsia="IBM Plex Mono" w:hAnsi="Times New Roman"/>
           <w:color w:val="000000"/>
         </w:rPr>
-        <w:t>sudo usermod -aG kvm $USER</w:t>
+        <w:t>sudo</w:t>
+      </w:r>
+      <w:proofErr w:type="spellEnd"/>
+      <w:r>
+        <w:rPr>
+          <w:rStyle w:val="VerbatimChar"/>
+          <w:rFonts w:ascii="Times New Roman" w:eastAsia="IBM Plex Mono" w:hAnsi="Times New Roman"/>
+          <w:color w:val="000000"/>
+        </w:rPr>
+        <w:t xml:space="preserve"> </w:t>
+      </w:r>
+      <w:proofErr w:type="spellStart"/>
+      <w:r>
+        <w:rPr>
+          <w:rStyle w:val="VerbatimChar"/>
+          <w:rFonts w:ascii="Times New Roman" w:eastAsia="IBM Plex Mono" w:hAnsi="Times New Roman"/>
+          <w:color w:val="000000"/>
+        </w:rPr>
+        <w:t>usermod</w:t>
+      </w:r>
+      <w:proofErr w:type="spellEnd"/>
+      <w:r>
+        <w:rPr>
+          <w:rStyle w:val="VerbatimChar"/>
+          <w:rFonts w:ascii="Times New Roman" w:eastAsia="IBM Plex Mono" w:hAnsi="Times New Roman"/>
+          <w:color w:val="000000"/>
+        </w:rPr>
+        <w:t xml:space="preserve"> -</w:t>
+      </w:r>
+      <w:proofErr w:type="spellStart"/>
+      <w:r>
+        <w:rPr>
+          <w:rStyle w:val="VerbatimChar"/>
+          <w:rFonts w:ascii="Times New Roman" w:eastAsia="IBM Plex Mono" w:hAnsi="Times New Roman"/>
+          <w:color w:val="000000"/>
+        </w:rPr>
+        <w:t>aG</w:t>
+      </w:r>
+      <w:proofErr w:type="spellEnd"/>
+      <w:r>
+        <w:rPr>
+          <w:rStyle w:val="VerbatimChar"/>
+          <w:rFonts w:ascii="Times New Roman" w:eastAsia="IBM Plex Mono" w:hAnsi="Times New Roman"/>
+          <w:color w:val="000000"/>
+        </w:rPr>
+        <w:t xml:space="preserve"> </w:t>
+      </w:r>
+      <w:proofErr w:type="spellStart"/>
+      <w:r>
+        <w:rPr>
+          <w:rStyle w:val="VerbatimChar"/>
+          <w:rFonts w:ascii="Times New Roman" w:eastAsia="IBM Plex Mono" w:hAnsi="Times New Roman"/>
+          <w:color w:val="000000"/>
+        </w:rPr>
+        <w:t>kvm</w:t>
+      </w:r>
+      <w:proofErr w:type="spellEnd"/>
+      <w:r>
+        <w:rPr>
+          <w:rStyle w:val="VerbatimChar"/>
+          <w:rFonts w:ascii="Times New Roman" w:eastAsia="IBM Plex Mono" w:hAnsi="Times New Roman"/>
+          <w:color w:val="000000"/>
+        </w:rPr>
+        <w:t xml:space="preserve"> $USER</w:t>
       </w:r>
     </w:p>
     <w:p>
@@ -375,7 +605,25 @@
           <w:sz w:val="22"/>
           <w:szCs w:val="22"/>
         </w:rPr>
-        <w:t>From Windows Powershell, run:</w:t>
+        <w:t xml:space="preserve">From Windows </w:t>
+      </w:r>
+      <w:proofErr w:type="spellStart"/>
+      <w:r>
+        <w:rPr>
+          <w:rFonts w:ascii="Times New Roman" w:hAnsi="Times New Roman" w:cs="Times New Roman"/>
+          <w:sz w:val="22"/>
+          <w:szCs w:val="22"/>
+        </w:rPr>
+        <w:t>Powershell</w:t>
+      </w:r>
+      <w:proofErr w:type="spellEnd"/>
+      <w:r>
+        <w:rPr>
+          <w:rFonts w:ascii="Times New Roman" w:hAnsi="Times New Roman" w:cs="Times New Roman"/>
+          <w:sz w:val="22"/>
+          <w:szCs w:val="22"/>
+        </w:rPr>
+        <w:t>, run:</w:t>
       </w:r>
     </w:p>
     <w:p>
@@ -388,13 +636,23 @@
           <w:color w:val="000000"/>
         </w:rPr>
       </w:pPr>
+      <w:proofErr w:type="spellStart"/>
       <w:r>
         <w:rPr>
           <w:rStyle w:val="VerbatimChar"/>
           <w:rFonts w:ascii="Times New Roman" w:eastAsia="IBM Plex Mono" w:hAnsi="Times New Roman"/>
           <w:color w:val="000000"/>
         </w:rPr>
-        <w:t xml:space="preserve">wsl </w:t>
+        <w:t>wsl</w:t>
+      </w:r>
+      <w:proofErr w:type="spellEnd"/>
+      <w:r>
+        <w:rPr>
+          <w:rStyle w:val="VerbatimChar"/>
+          <w:rFonts w:ascii="Times New Roman" w:eastAsia="IBM Plex Mono" w:hAnsi="Times New Roman"/>
+          <w:color w:val="000000"/>
+        </w:rPr>
+        <w:t xml:space="preserve"> </w:t>
       </w:r>
       <w:r>
         <w:rPr>
@@ -605,7 +863,25 @@
           <w:sz w:val="22"/>
           <w:szCs w:val="22"/>
         </w:rPr>
-        <w:t xml:space="preserve">How To Install And Use QEMU Virtual Machine On macOS With HVF Acceleration - Command Line Tutorial </w:t>
+        <w:t xml:space="preserve">How To Install </w:t>
+      </w:r>
+      <w:proofErr w:type="gramStart"/>
+      <w:r>
+        <w:rPr>
+          <w:rFonts w:ascii="Times New Roman" w:hAnsi="Times New Roman" w:cs="Times New Roman"/>
+          <w:sz w:val="22"/>
+          <w:szCs w:val="22"/>
+        </w:rPr>
+        <w:t>And</w:t>
+      </w:r>
+      <w:proofErr w:type="gramEnd"/>
+      <w:r>
+        <w:rPr>
+          <w:rFonts w:ascii="Times New Roman" w:hAnsi="Times New Roman" w:cs="Times New Roman"/>
+          <w:sz w:val="22"/>
+          <w:szCs w:val="22"/>
+        </w:rPr>
+        <w:t xml:space="preserve"> Use QEMU Virtual Machine On macOS With HVF Acceleration - Command Line Tutorial </w:t>
       </w:r>
       <w:hyperlink r:id="rId7" w:history="1">
         <w:r>
@@ -692,7 +968,25 @@
           <w:sz w:val="22"/>
           <w:szCs w:val="22"/>
         </w:rPr>
-        <w:t xml:space="preserve"> on Windows or </w:t>
+        <w:t xml:space="preserve"> </w:t>
+      </w:r>
+      <w:proofErr w:type="gramStart"/>
+      <w:r>
+        <w:rPr>
+          <w:rFonts w:ascii="Times New Roman" w:hAnsi="Times New Roman" w:cs="Times New Roman"/>
+          <w:sz w:val="22"/>
+          <w:szCs w:val="22"/>
+        </w:rPr>
+        <w:t>on</w:t>
+      </w:r>
+      <w:proofErr w:type="gramEnd"/>
+      <w:r>
+        <w:rPr>
+          <w:rFonts w:ascii="Times New Roman" w:hAnsi="Times New Roman" w:cs="Times New Roman"/>
+          <w:sz w:val="22"/>
+          <w:szCs w:val="22"/>
+        </w:rPr>
+        <w:t xml:space="preserve"> Windows or </w:t>
       </w:r>
       <w:r>
         <w:rPr>
@@ -780,7 +1074,25 @@
           <w:sz w:val="22"/>
           <w:szCs w:val="22"/>
         </w:rPr>
-        <w:t>Note that SSH to Linux machines in the lab does not work, since you need root privileges to</w:t>
+        <w:t xml:space="preserve">Note that SSH to Linux machines in the lab </w:t>
+      </w:r>
+      <w:proofErr w:type="gramStart"/>
+      <w:r>
+        <w:rPr>
+          <w:rFonts w:ascii="Times New Roman" w:hAnsi="Times New Roman" w:cs="Times New Roman"/>
+          <w:sz w:val="22"/>
+          <w:szCs w:val="22"/>
+        </w:rPr>
+        <w:t>does</w:t>
+      </w:r>
+      <w:proofErr w:type="gramEnd"/>
+      <w:r>
+        <w:rPr>
+          <w:rFonts w:ascii="Times New Roman" w:hAnsi="Times New Roman" w:cs="Times New Roman"/>
+          <w:sz w:val="22"/>
+          <w:szCs w:val="22"/>
+        </w:rPr>
+        <w:t xml:space="preserve"> not work, since you need root privileges to</w:t>
       </w:r>
       <w:r>
         <w:rPr>
@@ -932,7 +1244,25 @@
           <w:sz w:val="22"/>
           <w:szCs w:val="22"/>
         </w:rPr>
-        <w:t>Emulating a Raspberry Pi in QEMU</w:t>
+        <w:t xml:space="preserve">Emulating </w:t>
+      </w:r>
+      <w:proofErr w:type="gramStart"/>
+      <w:r>
+        <w:rPr>
+          <w:rFonts w:ascii="Times New Roman" w:hAnsi="Times New Roman" w:cs="Times New Roman"/>
+          <w:sz w:val="22"/>
+          <w:szCs w:val="22"/>
+        </w:rPr>
+        <w:t>a Raspberry</w:t>
+      </w:r>
+      <w:proofErr w:type="gramEnd"/>
+      <w:r>
+        <w:rPr>
+          <w:rFonts w:ascii="Times New Roman" w:hAnsi="Times New Roman" w:cs="Times New Roman"/>
+          <w:sz w:val="22"/>
+          <w:szCs w:val="22"/>
+        </w:rPr>
+        <w:t xml:space="preserve"> Pi in QEMU</w:t>
       </w:r>
     </w:p>
     <w:p>
@@ -1040,13 +1370,23 @@
           <w:szCs w:val="22"/>
         </w:rPr>
       </w:pPr>
-      <w:r>
-        <w:rPr>
-          <w:rFonts w:ascii="Times New Roman" w:hAnsi="Times New Roman" w:cs="Times New Roman"/>
-          <w:sz w:val="22"/>
-          <w:szCs w:val="22"/>
-        </w:rPr>
-        <w:t>sudo apt-get install -y qemu-system-aarch64</w:t>
+      <w:proofErr w:type="spellStart"/>
+      <w:r>
+        <w:rPr>
+          <w:rFonts w:ascii="Times New Roman" w:hAnsi="Times New Roman" w:cs="Times New Roman"/>
+          <w:sz w:val="22"/>
+          <w:szCs w:val="22"/>
+        </w:rPr>
+        <w:t>sudo</w:t>
+      </w:r>
+      <w:proofErr w:type="spellEnd"/>
+      <w:r>
+        <w:rPr>
+          <w:rFonts w:ascii="Times New Roman" w:hAnsi="Times New Roman" w:cs="Times New Roman"/>
+          <w:sz w:val="22"/>
+          <w:szCs w:val="22"/>
+        </w:rPr>
+        <w:t xml:space="preserve"> apt-get install -y qemu-system-aarch64</w:t>
       </w:r>
     </w:p>
     <w:p>
@@ -1077,14 +1417,25 @@
         </w:rPr>
         <w:br/>
       </w:r>
-      <w:r>
-        <w:rPr>
-          <w:rStyle w:val="VerbatimChar"/>
-          <w:rFonts w:ascii="Times New Roman" w:eastAsia="IBM Plex Mono" w:hAnsi="Times New Roman" w:cs="Times New Roman"/>
-          <w:color w:val="000000"/>
-          <w:szCs w:val="22"/>
-        </w:rPr>
-        <w:t>wget https://downloads.raspberrypi.org/raspios_arm64/images/raspios_arm64-2023-05-03/2023-05-03-raspios-bullseye-arm64.img.xz</w:t>
+      <w:proofErr w:type="spellStart"/>
+      <w:r>
+        <w:rPr>
+          <w:rStyle w:val="VerbatimChar"/>
+          <w:rFonts w:ascii="Times New Roman" w:eastAsia="IBM Plex Mono" w:hAnsi="Times New Roman" w:cs="Times New Roman"/>
+          <w:color w:val="000000"/>
+          <w:szCs w:val="22"/>
+        </w:rPr>
+        <w:t>wget</w:t>
+      </w:r>
+      <w:proofErr w:type="spellEnd"/>
+      <w:r>
+        <w:rPr>
+          <w:rStyle w:val="VerbatimChar"/>
+          <w:rFonts w:ascii="Times New Roman" w:eastAsia="IBM Plex Mono" w:hAnsi="Times New Roman" w:cs="Times New Roman"/>
+          <w:color w:val="000000"/>
+          <w:szCs w:val="22"/>
+        </w:rPr>
+        <w:t xml:space="preserve"> https://downloads.raspberrypi.org/raspios_arm64/images/raspios_arm64-2023-05-03/2023-05-03-raspios-bullseye-arm64.img.xz</w:t>
       </w:r>
       <w:r>
         <w:rPr>
@@ -1095,14 +1446,25 @@
         </w:rPr>
         <w:br/>
       </w:r>
-      <w:r>
-        <w:rPr>
-          <w:rStyle w:val="VerbatimChar"/>
-          <w:rFonts w:ascii="Times New Roman" w:eastAsia="IBM Plex Mono" w:hAnsi="Times New Roman" w:cs="Times New Roman"/>
-          <w:color w:val="000000"/>
-          <w:szCs w:val="22"/>
-        </w:rPr>
-        <w:t>xz -d 2023-05-03-raspios-bullseye-arm64.img.xz</w:t>
+      <w:proofErr w:type="spellStart"/>
+      <w:r>
+        <w:rPr>
+          <w:rStyle w:val="VerbatimChar"/>
+          <w:rFonts w:ascii="Times New Roman" w:eastAsia="IBM Plex Mono" w:hAnsi="Times New Roman" w:cs="Times New Roman"/>
+          <w:color w:val="000000"/>
+          <w:szCs w:val="22"/>
+        </w:rPr>
+        <w:t>xz</w:t>
+      </w:r>
+      <w:proofErr w:type="spellEnd"/>
+      <w:r>
+        <w:rPr>
+          <w:rStyle w:val="VerbatimChar"/>
+          <w:rFonts w:ascii="Times New Roman" w:eastAsia="IBM Plex Mono" w:hAnsi="Times New Roman" w:cs="Times New Roman"/>
+          <w:color w:val="000000"/>
+          <w:szCs w:val="22"/>
+        </w:rPr>
+        <w:t xml:space="preserve"> -d 2023-05-03-raspios-bullseye-arm64.img.xz</w:t>
       </w:r>
     </w:p>
     <w:p>
@@ -1136,14 +1498,25 @@
           <w:szCs w:val="22"/>
         </w:rPr>
       </w:pPr>
-      <w:r>
-        <w:rPr>
-          <w:rStyle w:val="VerbatimChar"/>
-          <w:rFonts w:ascii="Times New Roman" w:eastAsia="IBM Plex Mono" w:hAnsi="Times New Roman" w:cs="Times New Roman"/>
-          <w:color w:val="000000"/>
-          <w:szCs w:val="22"/>
-        </w:rPr>
-        <w:t>fdisk -l ./2023-05-03-raspios-bullseye-arm64.img</w:t>
+      <w:proofErr w:type="spellStart"/>
+      <w:r>
+        <w:rPr>
+          <w:rStyle w:val="VerbatimChar"/>
+          <w:rFonts w:ascii="Times New Roman" w:eastAsia="IBM Plex Mono" w:hAnsi="Times New Roman" w:cs="Times New Roman"/>
+          <w:color w:val="000000"/>
+          <w:szCs w:val="22"/>
+        </w:rPr>
+        <w:t>fdisk</w:t>
+      </w:r>
+      <w:proofErr w:type="spellEnd"/>
+      <w:r>
+        <w:rPr>
+          <w:rStyle w:val="VerbatimChar"/>
+          <w:rFonts w:ascii="Times New Roman" w:eastAsia="IBM Plex Mono" w:hAnsi="Times New Roman" w:cs="Times New Roman"/>
+          <w:color w:val="000000"/>
+          <w:szCs w:val="22"/>
+        </w:rPr>
+        <w:t xml:space="preserve"> -l ./2023-05-03-raspios-bullseye-arm64.img</w:t>
       </w:r>
       <w:r>
         <w:rPr>
@@ -1172,14 +1545,65 @@
         </w:rPr>
         <w:br/>
       </w:r>
-      <w:r>
-        <w:rPr>
-          <w:rStyle w:val="VerbatimChar"/>
-          <w:rFonts w:ascii="Times New Roman" w:eastAsia="IBM Plex Mono" w:hAnsi="Times New Roman" w:cs="Times New Roman"/>
-          <w:color w:val="000000"/>
-          <w:szCs w:val="22"/>
-        </w:rPr>
-        <w:t>sudo mkdir /mnt/image</w:t>
+      <w:proofErr w:type="spellStart"/>
+      <w:r>
+        <w:rPr>
+          <w:rStyle w:val="VerbatimChar"/>
+          <w:rFonts w:ascii="Times New Roman" w:eastAsia="IBM Plex Mono" w:hAnsi="Times New Roman" w:cs="Times New Roman"/>
+          <w:color w:val="000000"/>
+          <w:szCs w:val="22"/>
+        </w:rPr>
+        <w:t>sudo</w:t>
+      </w:r>
+      <w:proofErr w:type="spellEnd"/>
+      <w:r>
+        <w:rPr>
+          <w:rStyle w:val="VerbatimChar"/>
+          <w:rFonts w:ascii="Times New Roman" w:eastAsia="IBM Plex Mono" w:hAnsi="Times New Roman" w:cs="Times New Roman"/>
+          <w:color w:val="000000"/>
+          <w:szCs w:val="22"/>
+        </w:rPr>
+        <w:t xml:space="preserve"> </w:t>
+      </w:r>
+      <w:proofErr w:type="spellStart"/>
+      <w:r>
+        <w:rPr>
+          <w:rStyle w:val="VerbatimChar"/>
+          <w:rFonts w:ascii="Times New Roman" w:eastAsia="IBM Plex Mono" w:hAnsi="Times New Roman" w:cs="Times New Roman"/>
+          <w:color w:val="000000"/>
+          <w:szCs w:val="22"/>
+        </w:rPr>
+        <w:t>mkdir</w:t>
+      </w:r>
+      <w:proofErr w:type="spellEnd"/>
+      <w:r>
+        <w:rPr>
+          <w:rStyle w:val="VerbatimChar"/>
+          <w:rFonts w:ascii="Times New Roman" w:eastAsia="IBM Plex Mono" w:hAnsi="Times New Roman" w:cs="Times New Roman"/>
+          <w:color w:val="000000"/>
+          <w:szCs w:val="22"/>
+        </w:rPr>
+        <w:t xml:space="preserve"> /</w:t>
+      </w:r>
+      <w:proofErr w:type="spellStart"/>
+      <w:r>
+        <w:rPr>
+          <w:rStyle w:val="VerbatimChar"/>
+          <w:rFonts w:ascii="Times New Roman" w:eastAsia="IBM Plex Mono" w:hAnsi="Times New Roman" w:cs="Times New Roman"/>
+          <w:color w:val="000000"/>
+          <w:szCs w:val="22"/>
+        </w:rPr>
+        <w:t>mnt</w:t>
+      </w:r>
+      <w:proofErr w:type="spellEnd"/>
+      <w:r>
+        <w:rPr>
+          <w:rStyle w:val="VerbatimChar"/>
+          <w:rFonts w:ascii="Times New Roman" w:eastAsia="IBM Plex Mono" w:hAnsi="Times New Roman" w:cs="Times New Roman"/>
+          <w:color w:val="000000"/>
+          <w:szCs w:val="22"/>
+        </w:rPr>
+        <w:t>/image</w:t>
       </w:r>
       <w:r>
         <w:rPr>
@@ -1190,14 +1614,67 @@
         </w:rPr>
         <w:br/>
       </w:r>
-      <w:r>
-        <w:rPr>
-          <w:rStyle w:val="VerbatimChar"/>
-          <w:rFonts w:ascii="Times New Roman" w:eastAsia="IBM Plex Mono" w:hAnsi="Times New Roman" w:cs="Times New Roman"/>
-          <w:color w:val="000000"/>
-          <w:szCs w:val="22"/>
-        </w:rPr>
-        <w:t>sudo mount -o loop,offset=4194304 ./2023-05-03-raspios-bullseye-arm64.img /mnt/image/</w:t>
+      <w:proofErr w:type="spellStart"/>
+      <w:r>
+        <w:rPr>
+          <w:rStyle w:val="VerbatimChar"/>
+          <w:rFonts w:ascii="Times New Roman" w:eastAsia="IBM Plex Mono" w:hAnsi="Times New Roman" w:cs="Times New Roman"/>
+          <w:color w:val="000000"/>
+          <w:szCs w:val="22"/>
+        </w:rPr>
+        <w:t>sudo</w:t>
+      </w:r>
+      <w:proofErr w:type="spellEnd"/>
+      <w:r>
+        <w:rPr>
+          <w:rStyle w:val="VerbatimChar"/>
+          <w:rFonts w:ascii="Times New Roman" w:eastAsia="IBM Plex Mono" w:hAnsi="Times New Roman" w:cs="Times New Roman"/>
+          <w:color w:val="000000"/>
+          <w:szCs w:val="22"/>
+        </w:rPr>
+        <w:t xml:space="preserve"> mount -o </w:t>
+      </w:r>
+      <w:proofErr w:type="spellStart"/>
+      <w:proofErr w:type="gramStart"/>
+      <w:r>
+        <w:rPr>
+          <w:rStyle w:val="VerbatimChar"/>
+          <w:rFonts w:ascii="Times New Roman" w:eastAsia="IBM Plex Mono" w:hAnsi="Times New Roman" w:cs="Times New Roman"/>
+          <w:color w:val="000000"/>
+          <w:szCs w:val="22"/>
+        </w:rPr>
+        <w:t>loop,offset</w:t>
+      </w:r>
+      <w:proofErr w:type="spellEnd"/>
+      <w:proofErr w:type="gramEnd"/>
+      <w:r>
+        <w:rPr>
+          <w:rStyle w:val="VerbatimChar"/>
+          <w:rFonts w:ascii="Times New Roman" w:eastAsia="IBM Plex Mono" w:hAnsi="Times New Roman" w:cs="Times New Roman"/>
+          <w:color w:val="000000"/>
+          <w:szCs w:val="22"/>
+        </w:rPr>
+        <w:t>=4194304 ./2023-05-03-raspios-bullseye-arm64.img /</w:t>
+      </w:r>
+      <w:proofErr w:type="spellStart"/>
+      <w:r>
+        <w:rPr>
+          <w:rStyle w:val="VerbatimChar"/>
+          <w:rFonts w:ascii="Times New Roman" w:eastAsia="IBM Plex Mono" w:hAnsi="Times New Roman" w:cs="Times New Roman"/>
+          <w:color w:val="000000"/>
+          <w:szCs w:val="22"/>
+        </w:rPr>
+        <w:t>mnt</w:t>
+      </w:r>
+      <w:proofErr w:type="spellEnd"/>
+      <w:r>
+        <w:rPr>
+          <w:rStyle w:val="VerbatimChar"/>
+          <w:rFonts w:ascii="Times New Roman" w:eastAsia="IBM Plex Mono" w:hAnsi="Times New Roman" w:cs="Times New Roman"/>
+          <w:color w:val="000000"/>
+          <w:szCs w:val="22"/>
+        </w:rPr>
+        <w:t>/image/</w:t>
       </w:r>
     </w:p>
     <w:p>
@@ -1236,7 +1713,27 @@
           <w:color w:val="000000"/>
           <w:szCs w:val="22"/>
         </w:rPr>
-        <w:t>cp /mnt/image/bcm2710-rpi-3-b-plus.dtb ~</w:t>
+        <w:t>cp /</w:t>
+      </w:r>
+      <w:proofErr w:type="spellStart"/>
+      <w:r>
+        <w:rPr>
+          <w:rStyle w:val="VerbatimChar"/>
+          <w:rFonts w:ascii="Times New Roman" w:eastAsia="IBM Plex Mono" w:hAnsi="Times New Roman" w:cs="Times New Roman"/>
+          <w:color w:val="000000"/>
+          <w:szCs w:val="22"/>
+        </w:rPr>
+        <w:t>mnt</w:t>
+      </w:r>
+      <w:proofErr w:type="spellEnd"/>
+      <w:r>
+        <w:rPr>
+          <w:rStyle w:val="VerbatimChar"/>
+          <w:rFonts w:ascii="Times New Roman" w:eastAsia="IBM Plex Mono" w:hAnsi="Times New Roman" w:cs="Times New Roman"/>
+          <w:color w:val="000000"/>
+          <w:szCs w:val="22"/>
+        </w:rPr>
+        <w:t>/image/bcm2710-rpi-3-b-plus.dtb ~</w:t>
       </w:r>
       <w:r>
         <w:rPr>
@@ -1254,7 +1751,27 @@
           <w:color w:val="000000"/>
           <w:szCs w:val="22"/>
         </w:rPr>
-        <w:t>cp /mnt/image/kernel8.img ~</w:t>
+        <w:t>cp /</w:t>
+      </w:r>
+      <w:proofErr w:type="spellStart"/>
+      <w:r>
+        <w:rPr>
+          <w:rStyle w:val="VerbatimChar"/>
+          <w:rFonts w:ascii="Times New Roman" w:eastAsia="IBM Plex Mono" w:hAnsi="Times New Roman" w:cs="Times New Roman"/>
+          <w:color w:val="000000"/>
+          <w:szCs w:val="22"/>
+        </w:rPr>
+        <w:t>mnt</w:t>
+      </w:r>
+      <w:proofErr w:type="spellEnd"/>
+      <w:r>
+        <w:rPr>
+          <w:rStyle w:val="VerbatimChar"/>
+          <w:rFonts w:ascii="Times New Roman" w:eastAsia="IBM Plex Mono" w:hAnsi="Times New Roman" w:cs="Times New Roman"/>
+          <w:color w:val="000000"/>
+          <w:szCs w:val="22"/>
+        </w:rPr>
+        <w:t>/image/kernel8.img ~</w:t>
       </w:r>
     </w:p>
     <w:p>
@@ -1326,14 +1843,25 @@
           <w:szCs w:val="22"/>
         </w:rPr>
       </w:pPr>
-      <w:r>
-        <w:rPr>
-          <w:rStyle w:val="VerbatimChar"/>
-          <w:rFonts w:ascii="Times New Roman" w:eastAsia="IBM Plex Mono" w:hAnsi="Times New Roman" w:cs="Times New Roman"/>
-          <w:color w:val="000000"/>
-          <w:szCs w:val="22"/>
-        </w:rPr>
-        <w:t>qemu-img resize ./2023-05-03-raspios-bullseye-arm64.img 32G</w:t>
+      <w:proofErr w:type="spellStart"/>
+      <w:r>
+        <w:rPr>
+          <w:rStyle w:val="VerbatimChar"/>
+          <w:rFonts w:ascii="Times New Roman" w:eastAsia="IBM Plex Mono" w:hAnsi="Times New Roman" w:cs="Times New Roman"/>
+          <w:color w:val="000000"/>
+          <w:szCs w:val="22"/>
+        </w:rPr>
+        <w:t>qemu-img</w:t>
+      </w:r>
+      <w:proofErr w:type="spellEnd"/>
+      <w:r>
+        <w:rPr>
+          <w:rStyle w:val="VerbatimChar"/>
+          <w:rFonts w:ascii="Times New Roman" w:eastAsia="IBM Plex Mono" w:hAnsi="Times New Roman" w:cs="Times New Roman"/>
+          <w:color w:val="000000"/>
+          <w:szCs w:val="22"/>
+        </w:rPr>
+        <w:t xml:space="preserve"> resize ./2023-05-03-raspios-bullseye-arm64.img 32G</w:t>
       </w:r>
     </w:p>
     <w:p>
@@ -1451,6 +1979,7 @@
         </w:rPr>
         <w:t xml:space="preserve">Create hashed password and add </w:t>
       </w:r>
+      <w:proofErr w:type="spellStart"/>
       <w:r>
         <w:rPr>
           <w:rStyle w:val="VerbatimChar"/>
@@ -1461,6 +1990,7 @@
         </w:rPr>
         <w:t>userconf</w:t>
       </w:r>
+      <w:proofErr w:type="spellEnd"/>
       <w:r>
         <w:rPr>
           <w:rFonts w:ascii="Times New Roman" w:eastAsia="inter" w:hAnsi="Times New Roman" w:cs="Times New Roman"/>
@@ -1512,7 +2042,27 @@
           <w:color w:val="000000"/>
           <w:szCs w:val="22"/>
         </w:rPr>
-        <w:t>&lt;your_hash_here&gt;</w:t>
+        <w:t>&lt;</w:t>
+      </w:r>
+      <w:proofErr w:type="spellStart"/>
+      <w:r>
+        <w:rPr>
+          <w:rStyle w:val="VerbatimChar"/>
+          <w:rFonts w:ascii="Times New Roman" w:eastAsia="IBM Plex Mono" w:hAnsi="Times New Roman" w:cs="Times New Roman"/>
+          <w:color w:val="000000"/>
+          <w:szCs w:val="22"/>
+        </w:rPr>
+        <w:t>your_hash_here</w:t>
+      </w:r>
+      <w:proofErr w:type="spellEnd"/>
+      <w:r>
+        <w:rPr>
+          <w:rStyle w:val="VerbatimChar"/>
+          <w:rFonts w:ascii="Times New Roman" w:eastAsia="IBM Plex Mono" w:hAnsi="Times New Roman" w:cs="Times New Roman"/>
+          <w:color w:val="000000"/>
+          <w:szCs w:val="22"/>
+        </w:rPr>
+        <w:t>&gt;</w:t>
       </w:r>
       <w:r>
         <w:rPr>
@@ -1528,7 +2078,25 @@
           <w:sz w:val="22"/>
           <w:szCs w:val="22"/>
         </w:rPr>
-        <w:t xml:space="preserve">with what you got from running “openssl passwd -6”, and </w:t>
+        <w:t>with what you got from running “</w:t>
+      </w:r>
+      <w:proofErr w:type="spellStart"/>
+      <w:r>
+        <w:rPr>
+          <w:rFonts w:ascii="Times New Roman" w:hAnsi="Times New Roman" w:cs="Times New Roman"/>
+          <w:sz w:val="22"/>
+          <w:szCs w:val="22"/>
+        </w:rPr>
+        <w:t>openssl</w:t>
+      </w:r>
+      <w:proofErr w:type="spellEnd"/>
+      <w:r>
+        <w:rPr>
+          <w:rFonts w:ascii="Times New Roman" w:hAnsi="Times New Roman" w:cs="Times New Roman"/>
+          <w:sz w:val="22"/>
+          <w:szCs w:val="22"/>
+        </w:rPr>
+        <w:t xml:space="preserve"> passwd -6”, and </w:t>
       </w:r>
       <w:r>
         <w:rPr>
@@ -1560,7 +2128,25 @@
           <w:sz w:val="22"/>
           <w:szCs w:val="22"/>
         </w:rPr>
-        <w:t xml:space="preserve"> userconf. (Copy this command into a text file and edit it.)</w:t>
+        <w:t xml:space="preserve"> </w:t>
+      </w:r>
+      <w:proofErr w:type="spellStart"/>
+      <w:r>
+        <w:rPr>
+          <w:rFonts w:ascii="Times New Roman" w:hAnsi="Times New Roman" w:cs="Times New Roman"/>
+          <w:sz w:val="22"/>
+          <w:szCs w:val="22"/>
+        </w:rPr>
+        <w:t>userconf</w:t>
+      </w:r>
+      <w:proofErr w:type="spellEnd"/>
+      <w:r>
+        <w:rPr>
+          <w:rFonts w:ascii="Times New Roman" w:hAnsi="Times New Roman" w:cs="Times New Roman"/>
+          <w:sz w:val="22"/>
+          <w:szCs w:val="22"/>
+        </w:rPr>
+        <w:t>. (Copy this command into a text file and edit it.)</w:t>
       </w:r>
     </w:p>
     <w:p>
@@ -1573,14 +2159,25 @@
           <w:szCs w:val="22"/>
         </w:rPr>
       </w:pPr>
-      <w:r>
-        <w:rPr>
-          <w:rStyle w:val="VerbatimChar"/>
-          <w:rFonts w:ascii="Times New Roman" w:eastAsia="IBM Plex Mono" w:hAnsi="Times New Roman" w:cs="Times New Roman"/>
-          <w:color w:val="000000"/>
-          <w:szCs w:val="22"/>
-        </w:rPr>
-        <w:t>openssl passwd -6</w:t>
+      <w:proofErr w:type="spellStart"/>
+      <w:r>
+        <w:rPr>
+          <w:rStyle w:val="VerbatimChar"/>
+          <w:rFonts w:ascii="Times New Roman" w:eastAsia="IBM Plex Mono" w:hAnsi="Times New Roman" w:cs="Times New Roman"/>
+          <w:color w:val="000000"/>
+          <w:szCs w:val="22"/>
+        </w:rPr>
+        <w:t>openssl</w:t>
+      </w:r>
+      <w:proofErr w:type="spellEnd"/>
+      <w:r>
+        <w:rPr>
+          <w:rStyle w:val="VerbatimChar"/>
+          <w:rFonts w:ascii="Times New Roman" w:eastAsia="IBM Plex Mono" w:hAnsi="Times New Roman" w:cs="Times New Roman"/>
+          <w:color w:val="000000"/>
+          <w:szCs w:val="22"/>
+        </w:rPr>
+        <w:t xml:space="preserve"> passwd -6</w:t>
       </w:r>
       <w:r>
         <w:rPr>
@@ -1616,7 +2213,67 @@
           <w:color w:val="000000"/>
           <w:szCs w:val="22"/>
         </w:rPr>
-        <w:t>echo 'pi:&lt;your_hash_here&gt;' | sudo tee /mnt/image/userconf</w:t>
+        <w:t>echo 'pi:&lt;</w:t>
+      </w:r>
+      <w:proofErr w:type="spellStart"/>
+      <w:r>
+        <w:rPr>
+          <w:rStyle w:val="VerbatimChar"/>
+          <w:rFonts w:ascii="Times New Roman" w:eastAsia="IBM Plex Mono" w:hAnsi="Times New Roman" w:cs="Times New Roman"/>
+          <w:color w:val="000000"/>
+          <w:szCs w:val="22"/>
+        </w:rPr>
+        <w:t>your_hash_here</w:t>
+      </w:r>
+      <w:proofErr w:type="spellEnd"/>
+      <w:r>
+        <w:rPr>
+          <w:rStyle w:val="VerbatimChar"/>
+          <w:rFonts w:ascii="Times New Roman" w:eastAsia="IBM Plex Mono" w:hAnsi="Times New Roman" w:cs="Times New Roman"/>
+          <w:color w:val="000000"/>
+          <w:szCs w:val="22"/>
+        </w:rPr>
+        <w:t xml:space="preserve">&gt;' | </w:t>
+      </w:r>
+      <w:proofErr w:type="spellStart"/>
+      <w:r>
+        <w:rPr>
+          <w:rStyle w:val="VerbatimChar"/>
+          <w:rFonts w:ascii="Times New Roman" w:eastAsia="IBM Plex Mono" w:hAnsi="Times New Roman" w:cs="Times New Roman"/>
+          <w:color w:val="000000"/>
+          <w:szCs w:val="22"/>
+        </w:rPr>
+        <w:t>sudo</w:t>
+      </w:r>
+      <w:proofErr w:type="spellEnd"/>
+      <w:r>
+        <w:rPr>
+          <w:rStyle w:val="VerbatimChar"/>
+          <w:rFonts w:ascii="Times New Roman" w:eastAsia="IBM Plex Mono" w:hAnsi="Times New Roman" w:cs="Times New Roman"/>
+          <w:color w:val="000000"/>
+          <w:szCs w:val="22"/>
+        </w:rPr>
+        <w:t xml:space="preserve"> tee /</w:t>
+      </w:r>
+      <w:proofErr w:type="spellStart"/>
+      <w:r>
+        <w:rPr>
+          <w:rStyle w:val="VerbatimChar"/>
+          <w:rFonts w:ascii="Times New Roman" w:eastAsia="IBM Plex Mono" w:hAnsi="Times New Roman" w:cs="Times New Roman"/>
+          <w:color w:val="000000"/>
+          <w:szCs w:val="22"/>
+        </w:rPr>
+        <w:t>mnt</w:t>
+      </w:r>
+      <w:proofErr w:type="spellEnd"/>
+      <w:r>
+        <w:rPr>
+          <w:rStyle w:val="VerbatimChar"/>
+          <w:rFonts w:ascii="Times New Roman" w:eastAsia="IBM Plex Mono" w:hAnsi="Times New Roman" w:cs="Times New Roman"/>
+          <w:color w:val="000000"/>
+          <w:szCs w:val="22"/>
+        </w:rPr>
+        <w:t>/image/userconf</w:t>
       </w:r>
       <w:r>
         <w:rPr>
@@ -1636,14 +2293,45 @@
         </w:rPr>
         <w:br/>
       </w:r>
-      <w:r>
-        <w:rPr>
-          <w:rStyle w:val="VerbatimChar"/>
-          <w:rFonts w:ascii="Times New Roman" w:eastAsia="IBM Plex Mono" w:hAnsi="Times New Roman" w:cs="Times New Roman"/>
-          <w:color w:val="000000"/>
-          <w:szCs w:val="22"/>
-        </w:rPr>
-        <w:t>sudo touch /mnt/image/ssh</w:t>
+      <w:proofErr w:type="spellStart"/>
+      <w:r>
+        <w:rPr>
+          <w:rStyle w:val="VerbatimChar"/>
+          <w:rFonts w:ascii="Times New Roman" w:eastAsia="IBM Plex Mono" w:hAnsi="Times New Roman" w:cs="Times New Roman"/>
+          <w:color w:val="000000"/>
+          <w:szCs w:val="22"/>
+        </w:rPr>
+        <w:t>sudo</w:t>
+      </w:r>
+      <w:proofErr w:type="spellEnd"/>
+      <w:r>
+        <w:rPr>
+          <w:rStyle w:val="VerbatimChar"/>
+          <w:rFonts w:ascii="Times New Roman" w:eastAsia="IBM Plex Mono" w:hAnsi="Times New Roman" w:cs="Times New Roman"/>
+          <w:color w:val="000000"/>
+          <w:szCs w:val="22"/>
+        </w:rPr>
+        <w:t xml:space="preserve"> touch /</w:t>
+      </w:r>
+      <w:proofErr w:type="spellStart"/>
+      <w:r>
+        <w:rPr>
+          <w:rStyle w:val="VerbatimChar"/>
+          <w:rFonts w:ascii="Times New Roman" w:eastAsia="IBM Plex Mono" w:hAnsi="Times New Roman" w:cs="Times New Roman"/>
+          <w:color w:val="000000"/>
+          <w:szCs w:val="22"/>
+        </w:rPr>
+        <w:t>mnt</w:t>
+      </w:r>
+      <w:proofErr w:type="spellEnd"/>
+      <w:r>
+        <w:rPr>
+          <w:rStyle w:val="VerbatimChar"/>
+          <w:rFonts w:ascii="Times New Roman" w:eastAsia="IBM Plex Mono" w:hAnsi="Times New Roman" w:cs="Times New Roman"/>
+          <w:color w:val="000000"/>
+          <w:szCs w:val="22"/>
+        </w:rPr>
+        <w:t>/image/ssh</w:t>
       </w:r>
     </w:p>
     <w:p>
@@ -1675,6 +2363,7 @@
           <w:szCs w:val="22"/>
         </w:rPr>
       </w:pPr>
+      <w:proofErr w:type="spellStart"/>
       <w:r>
         <w:rPr>
           <w:rStyle w:val="VerbatimChar"/>
@@ -1683,7 +2372,57 @@
           <w:szCs w:val="22"/>
         </w:rPr>
         <w:lastRenderedPageBreak/>
-        <w:t>sudo umount /mnt/image</w:t>
+        <w:t>sudo</w:t>
+      </w:r>
+      <w:proofErr w:type="spellEnd"/>
+      <w:r>
+        <w:rPr>
+          <w:rStyle w:val="VerbatimChar"/>
+          <w:rFonts w:ascii="Times New Roman" w:eastAsia="IBM Plex Mono" w:hAnsi="Times New Roman" w:cs="Times New Roman"/>
+          <w:color w:val="000000"/>
+          <w:szCs w:val="22"/>
+        </w:rPr>
+        <w:t xml:space="preserve"> </w:t>
+      </w:r>
+      <w:proofErr w:type="spellStart"/>
+      <w:r>
+        <w:rPr>
+          <w:rStyle w:val="VerbatimChar"/>
+          <w:rFonts w:ascii="Times New Roman" w:eastAsia="IBM Plex Mono" w:hAnsi="Times New Roman" w:cs="Times New Roman"/>
+          <w:color w:val="000000"/>
+          <w:szCs w:val="22"/>
+        </w:rPr>
+        <w:t>umount</w:t>
+      </w:r>
+      <w:proofErr w:type="spellEnd"/>
+      <w:r>
+        <w:rPr>
+          <w:rStyle w:val="VerbatimChar"/>
+          <w:rFonts w:ascii="Times New Roman" w:eastAsia="IBM Plex Mono" w:hAnsi="Times New Roman" w:cs="Times New Roman"/>
+          <w:color w:val="000000"/>
+          <w:szCs w:val="22"/>
+        </w:rPr>
+        <w:t xml:space="preserve"> /</w:t>
+      </w:r>
+      <w:proofErr w:type="spellStart"/>
+      <w:r>
+        <w:rPr>
+          <w:rStyle w:val="VerbatimChar"/>
+          <w:rFonts w:ascii="Times New Roman" w:eastAsia="IBM Plex Mono" w:hAnsi="Times New Roman" w:cs="Times New Roman"/>
+          <w:color w:val="000000"/>
+          <w:szCs w:val="22"/>
+        </w:rPr>
+        <w:t>mnt</w:t>
+      </w:r>
+      <w:proofErr w:type="spellEnd"/>
+      <w:r>
+        <w:rPr>
+          <w:rStyle w:val="VerbatimChar"/>
+          <w:rFonts w:ascii="Times New Roman" w:eastAsia="IBM Plex Mono" w:hAnsi="Times New Roman" w:cs="Times New Roman"/>
+          <w:color w:val="000000"/>
+          <w:szCs w:val="22"/>
+        </w:rPr>
+        <w:t>/image</w:t>
       </w:r>
     </w:p>
     <w:p>
@@ -1742,7 +2481,47 @@
           <w:color w:val="000000"/>
           <w:szCs w:val="22"/>
         </w:rPr>
-        <w:t xml:space="preserve">  -machine raspi3b -cpu cortex-a72 -nographic \</w:t>
+        <w:t xml:space="preserve">  -machine raspi3b -</w:t>
+      </w:r>
+      <w:proofErr w:type="spellStart"/>
+      <w:r>
+        <w:rPr>
+          <w:rStyle w:val="VerbatimChar"/>
+          <w:rFonts w:ascii="Times New Roman" w:eastAsia="IBM Plex Mono" w:hAnsi="Times New Roman" w:cs="Times New Roman"/>
+          <w:color w:val="000000"/>
+          <w:szCs w:val="22"/>
+        </w:rPr>
+        <w:t>cpu</w:t>
+      </w:r>
+      <w:proofErr w:type="spellEnd"/>
+      <w:r>
+        <w:rPr>
+          <w:rStyle w:val="VerbatimChar"/>
+          <w:rFonts w:ascii="Times New Roman" w:eastAsia="IBM Plex Mono" w:hAnsi="Times New Roman" w:cs="Times New Roman"/>
+          <w:color w:val="000000"/>
+          <w:szCs w:val="22"/>
+        </w:rPr>
+        <w:t xml:space="preserve"> cortex-a72 -</w:t>
+      </w:r>
+      <w:proofErr w:type="spellStart"/>
+      <w:r>
+        <w:rPr>
+          <w:rStyle w:val="VerbatimChar"/>
+          <w:rFonts w:ascii="Times New Roman" w:eastAsia="IBM Plex Mono" w:hAnsi="Times New Roman" w:cs="Times New Roman"/>
+          <w:color w:val="000000"/>
+          <w:szCs w:val="22"/>
+        </w:rPr>
+        <w:t>nographic</w:t>
+      </w:r>
+      <w:proofErr w:type="spellEnd"/>
+      <w:r>
+        <w:rPr>
+          <w:rStyle w:val="VerbatimChar"/>
+          <w:rFonts w:ascii="Times New Roman" w:eastAsia="IBM Plex Mono" w:hAnsi="Times New Roman" w:cs="Times New Roman"/>
+          <w:color w:val="000000"/>
+          <w:szCs w:val="22"/>
+        </w:rPr>
+        <w:t xml:space="preserve"> \</w:t>
       </w:r>
       <w:r>
         <w:rPr>
@@ -1760,7 +2539,27 @@
           <w:color w:val="000000"/>
           <w:szCs w:val="22"/>
         </w:rPr>
-        <w:t xml:space="preserve">  -dtb bcm2710-rpi-3-b-plus.dtb \</w:t>
+        <w:t xml:space="preserve">  -</w:t>
+      </w:r>
+      <w:proofErr w:type="spellStart"/>
+      <w:r>
+        <w:rPr>
+          <w:rStyle w:val="VerbatimChar"/>
+          <w:rFonts w:ascii="Times New Roman" w:eastAsia="IBM Plex Mono" w:hAnsi="Times New Roman" w:cs="Times New Roman"/>
+          <w:color w:val="000000"/>
+          <w:szCs w:val="22"/>
+        </w:rPr>
+        <w:t>dtb</w:t>
+      </w:r>
+      <w:proofErr w:type="spellEnd"/>
+      <w:r>
+        <w:rPr>
+          <w:rStyle w:val="VerbatimChar"/>
+          <w:rFonts w:ascii="Times New Roman" w:eastAsia="IBM Plex Mono" w:hAnsi="Times New Roman" w:cs="Times New Roman"/>
+          <w:color w:val="000000"/>
+          <w:szCs w:val="22"/>
+        </w:rPr>
+        <w:t xml:space="preserve"> bcm2710-rpi-3-b-plus.dtb \</w:t>
       </w:r>
       <w:r>
         <w:rPr>
@@ -1778,7 +2577,27 @@
           <w:color w:val="000000"/>
           <w:szCs w:val="22"/>
         </w:rPr>
-        <w:t xml:space="preserve">  -m 1G -smp 4 \</w:t>
+        <w:t xml:space="preserve">  -m 1G -</w:t>
+      </w:r>
+      <w:proofErr w:type="spellStart"/>
+      <w:r>
+        <w:rPr>
+          <w:rStyle w:val="VerbatimChar"/>
+          <w:rFonts w:ascii="Times New Roman" w:eastAsia="IBM Plex Mono" w:hAnsi="Times New Roman" w:cs="Times New Roman"/>
+          <w:color w:val="000000"/>
+          <w:szCs w:val="22"/>
+        </w:rPr>
+        <w:t>smp</w:t>
+      </w:r>
+      <w:proofErr w:type="spellEnd"/>
+      <w:r>
+        <w:rPr>
+          <w:rStyle w:val="VerbatimChar"/>
+          <w:rFonts w:ascii="Times New Roman" w:eastAsia="IBM Plex Mono" w:hAnsi="Times New Roman" w:cs="Times New Roman"/>
+          <w:color w:val="000000"/>
+          <w:szCs w:val="22"/>
+        </w:rPr>
+        <w:t xml:space="preserve"> 4 \</w:t>
       </w:r>
       <w:r>
         <w:rPr>
@@ -1814,7 +2633,27 @@
           <w:color w:val="000000"/>
           <w:szCs w:val="22"/>
         </w:rPr>
-        <w:t xml:space="preserve">  -sd 2023-05-03-raspios-bullseye-arm64.img \</w:t>
+        <w:t xml:space="preserve">  -</w:t>
+      </w:r>
+      <w:proofErr w:type="spellStart"/>
+      <w:r>
+        <w:rPr>
+          <w:rStyle w:val="VerbatimChar"/>
+          <w:rFonts w:ascii="Times New Roman" w:eastAsia="IBM Plex Mono" w:hAnsi="Times New Roman" w:cs="Times New Roman"/>
+          <w:color w:val="000000"/>
+          <w:szCs w:val="22"/>
+        </w:rPr>
+        <w:t>sd</w:t>
+      </w:r>
+      <w:proofErr w:type="spellEnd"/>
+      <w:r>
+        <w:rPr>
+          <w:rStyle w:val="VerbatimChar"/>
+          <w:rFonts w:ascii="Times New Roman" w:eastAsia="IBM Plex Mono" w:hAnsi="Times New Roman" w:cs="Times New Roman"/>
+          <w:color w:val="000000"/>
+          <w:szCs w:val="22"/>
+        </w:rPr>
+        <w:t xml:space="preserve"> 2023-05-03-raspios-bullseye-arm64.img \</w:t>
       </w:r>
       <w:r>
         <w:rPr>
@@ -1832,7 +2671,107 @@
           <w:color w:val="000000"/>
           <w:szCs w:val="22"/>
         </w:rPr>
-        <w:t xml:space="preserve">  -append "rw earlyprintk loglevel=8 console=ttyAMA0,115200 dwc_otg.lpm_enable=0 root=/dev/mmcblk0p2 rootdelay=1" \</w:t>
+        <w:t xml:space="preserve">  -append "</w:t>
+      </w:r>
+      <w:proofErr w:type="spellStart"/>
+      <w:r>
+        <w:rPr>
+          <w:rStyle w:val="VerbatimChar"/>
+          <w:rFonts w:ascii="Times New Roman" w:eastAsia="IBM Plex Mono" w:hAnsi="Times New Roman" w:cs="Times New Roman"/>
+          <w:color w:val="000000"/>
+          <w:szCs w:val="22"/>
+        </w:rPr>
+        <w:t>rw</w:t>
+      </w:r>
+      <w:proofErr w:type="spellEnd"/>
+      <w:r>
+        <w:rPr>
+          <w:rStyle w:val="VerbatimChar"/>
+          <w:rFonts w:ascii="Times New Roman" w:eastAsia="IBM Plex Mono" w:hAnsi="Times New Roman" w:cs="Times New Roman"/>
+          <w:color w:val="000000"/>
+          <w:szCs w:val="22"/>
+        </w:rPr>
+        <w:t xml:space="preserve"> </w:t>
+      </w:r>
+      <w:proofErr w:type="spellStart"/>
+      <w:r>
+        <w:rPr>
+          <w:rStyle w:val="VerbatimChar"/>
+          <w:rFonts w:ascii="Times New Roman" w:eastAsia="IBM Plex Mono" w:hAnsi="Times New Roman" w:cs="Times New Roman"/>
+          <w:color w:val="000000"/>
+          <w:szCs w:val="22"/>
+        </w:rPr>
+        <w:t>earlyprintk</w:t>
+      </w:r>
+      <w:proofErr w:type="spellEnd"/>
+      <w:r>
+        <w:rPr>
+          <w:rStyle w:val="VerbatimChar"/>
+          <w:rFonts w:ascii="Times New Roman" w:eastAsia="IBM Plex Mono" w:hAnsi="Times New Roman" w:cs="Times New Roman"/>
+          <w:color w:val="000000"/>
+          <w:szCs w:val="22"/>
+        </w:rPr>
+        <w:t xml:space="preserve"> </w:t>
+      </w:r>
+      <w:proofErr w:type="spellStart"/>
+      <w:r>
+        <w:rPr>
+          <w:rStyle w:val="VerbatimChar"/>
+          <w:rFonts w:ascii="Times New Roman" w:eastAsia="IBM Plex Mono" w:hAnsi="Times New Roman" w:cs="Times New Roman"/>
+          <w:color w:val="000000"/>
+          <w:szCs w:val="22"/>
+        </w:rPr>
+        <w:t>loglevel</w:t>
+      </w:r>
+      <w:proofErr w:type="spellEnd"/>
+      <w:r>
+        <w:rPr>
+          <w:rStyle w:val="VerbatimChar"/>
+          <w:rFonts w:ascii="Times New Roman" w:eastAsia="IBM Plex Mono" w:hAnsi="Times New Roman" w:cs="Times New Roman"/>
+          <w:color w:val="000000"/>
+          <w:szCs w:val="22"/>
+        </w:rPr>
+        <w:t xml:space="preserve">=8 console=ttyAMA0,115200 </w:t>
+      </w:r>
+      <w:proofErr w:type="spellStart"/>
+      <w:r>
+        <w:rPr>
+          <w:rStyle w:val="VerbatimChar"/>
+          <w:rFonts w:ascii="Times New Roman" w:eastAsia="IBM Plex Mono" w:hAnsi="Times New Roman" w:cs="Times New Roman"/>
+          <w:color w:val="000000"/>
+          <w:szCs w:val="22"/>
+        </w:rPr>
+        <w:t>dwc_otg.lpm_enable</w:t>
+      </w:r>
+      <w:proofErr w:type="spellEnd"/>
+      <w:r>
+        <w:rPr>
+          <w:rStyle w:val="VerbatimChar"/>
+          <w:rFonts w:ascii="Times New Roman" w:eastAsia="IBM Plex Mono" w:hAnsi="Times New Roman" w:cs="Times New Roman"/>
+          <w:color w:val="000000"/>
+          <w:szCs w:val="22"/>
+        </w:rPr>
+        <w:t xml:space="preserve">=0 root=/dev/mmcblk0p2 </w:t>
+      </w:r>
+      <w:proofErr w:type="spellStart"/>
+      <w:r>
+        <w:rPr>
+          <w:rStyle w:val="VerbatimChar"/>
+          <w:rFonts w:ascii="Times New Roman" w:eastAsia="IBM Plex Mono" w:hAnsi="Times New Roman" w:cs="Times New Roman"/>
+          <w:color w:val="000000"/>
+          <w:szCs w:val="22"/>
+        </w:rPr>
+        <w:t>rootdelay</w:t>
+      </w:r>
+      <w:proofErr w:type="spellEnd"/>
+      <w:r>
+        <w:rPr>
+          <w:rStyle w:val="VerbatimChar"/>
+          <w:rFonts w:ascii="Times New Roman" w:eastAsia="IBM Plex Mono" w:hAnsi="Times New Roman" w:cs="Times New Roman"/>
+          <w:color w:val="000000"/>
+          <w:szCs w:val="22"/>
+        </w:rPr>
+        <w:t>=1" \</w:t>
       </w:r>
       <w:r>
         <w:rPr>
@@ -1850,7 +2789,87 @@
           <w:color w:val="000000"/>
           <w:szCs w:val="22"/>
         </w:rPr>
-        <w:t xml:space="preserve">  -device usb-net,netdev=net0 -netdev user,id=net0,hostfwd=tcp::2222-:22</w:t>
+        <w:t xml:space="preserve">  -device </w:t>
+      </w:r>
+      <w:proofErr w:type="spellStart"/>
+      <w:r>
+        <w:rPr>
+          <w:rStyle w:val="VerbatimChar"/>
+          <w:rFonts w:ascii="Times New Roman" w:eastAsia="IBM Plex Mono" w:hAnsi="Times New Roman" w:cs="Times New Roman"/>
+          <w:color w:val="000000"/>
+          <w:szCs w:val="22"/>
+        </w:rPr>
+        <w:t>usb-net,netdev</w:t>
+      </w:r>
+      <w:proofErr w:type="spellEnd"/>
+      <w:r>
+        <w:rPr>
+          <w:rStyle w:val="VerbatimChar"/>
+          <w:rFonts w:ascii="Times New Roman" w:eastAsia="IBM Plex Mono" w:hAnsi="Times New Roman" w:cs="Times New Roman"/>
+          <w:color w:val="000000"/>
+          <w:szCs w:val="22"/>
+        </w:rPr>
+        <w:t>=net0 -</w:t>
+      </w:r>
+      <w:proofErr w:type="spellStart"/>
+      <w:r>
+        <w:rPr>
+          <w:rStyle w:val="VerbatimChar"/>
+          <w:rFonts w:ascii="Times New Roman" w:eastAsia="IBM Plex Mono" w:hAnsi="Times New Roman" w:cs="Times New Roman"/>
+          <w:color w:val="000000"/>
+          <w:szCs w:val="22"/>
+        </w:rPr>
+        <w:t>netdev</w:t>
+      </w:r>
+      <w:proofErr w:type="spellEnd"/>
+      <w:r>
+        <w:rPr>
+          <w:rStyle w:val="VerbatimChar"/>
+          <w:rFonts w:ascii="Times New Roman" w:eastAsia="IBM Plex Mono" w:hAnsi="Times New Roman" w:cs="Times New Roman"/>
+          <w:color w:val="000000"/>
+          <w:szCs w:val="22"/>
+        </w:rPr>
+        <w:t xml:space="preserve"> </w:t>
+      </w:r>
+      <w:proofErr w:type="spellStart"/>
+      <w:r>
+        <w:rPr>
+          <w:rStyle w:val="VerbatimChar"/>
+          <w:rFonts w:ascii="Times New Roman" w:eastAsia="IBM Plex Mono" w:hAnsi="Times New Roman" w:cs="Times New Roman"/>
+          <w:color w:val="000000"/>
+          <w:szCs w:val="22"/>
+        </w:rPr>
+        <w:t>user,id</w:t>
+      </w:r>
+      <w:proofErr w:type="spellEnd"/>
+      <w:r>
+        <w:rPr>
+          <w:rStyle w:val="VerbatimChar"/>
+          <w:rFonts w:ascii="Times New Roman" w:eastAsia="IBM Plex Mono" w:hAnsi="Times New Roman" w:cs="Times New Roman"/>
+          <w:color w:val="000000"/>
+          <w:szCs w:val="22"/>
+        </w:rPr>
+        <w:t>=net0,hostfwd=</w:t>
+      </w:r>
+      <w:proofErr w:type="spellStart"/>
+      <w:r>
+        <w:rPr>
+          <w:rStyle w:val="VerbatimChar"/>
+          <w:rFonts w:ascii="Times New Roman" w:eastAsia="IBM Plex Mono" w:hAnsi="Times New Roman" w:cs="Times New Roman"/>
+          <w:color w:val="000000"/>
+          <w:szCs w:val="22"/>
+        </w:rPr>
+        <w:t>tcp</w:t>
+      </w:r>
+      <w:proofErr w:type="spellEnd"/>
+      <w:r>
+        <w:rPr>
+          <w:rStyle w:val="VerbatimChar"/>
+          <w:rFonts w:ascii="Times New Roman" w:eastAsia="IBM Plex Mono" w:hAnsi="Times New Roman" w:cs="Times New Roman"/>
+          <w:color w:val="000000"/>
+          <w:szCs w:val="22"/>
+        </w:rPr>
+        <w:t>::2222-:22</w:t>
       </w:r>
     </w:p>
     <w:p>
@@ -1916,8 +2935,19 @@
           <w:color w:val="000000"/>
           <w:szCs w:val="22"/>
         </w:rPr>
-        <w:t>ssh -p 2222 pi@localhost</w:t>
-      </w:r>
+        <w:t xml:space="preserve">ssh -p 2222 </w:t>
+      </w:r>
+      <w:proofErr w:type="spellStart"/>
+      <w:r>
+        <w:rPr>
+          <w:rStyle w:val="VerbatimChar"/>
+          <w:rFonts w:ascii="Times New Roman" w:eastAsia="IBM Plex Mono" w:hAnsi="Times New Roman" w:cs="Times New Roman"/>
+          <w:color w:val="000000"/>
+          <w:szCs w:val="22"/>
+        </w:rPr>
+        <w:t>pi@localhost</w:t>
+      </w:r>
+      <w:proofErr w:type="spellEnd"/>
     </w:p>
     <w:p>
       <w:pPr>
@@ -2017,14 +3047,45 @@
           <w:szCs w:val="22"/>
         </w:rPr>
       </w:pPr>
-      <w:r>
-        <w:rPr>
-          <w:rStyle w:val="VerbatimChar"/>
-          <w:rFonts w:ascii="Times New Roman" w:eastAsia="IBM Plex Mono" w:hAnsi="Times New Roman" w:cs="Times New Roman"/>
-          <w:color w:val="000000"/>
-          <w:szCs w:val="22"/>
-        </w:rPr>
-        <w:t>sudo raspi-config</w:t>
+      <w:proofErr w:type="spellStart"/>
+      <w:r>
+        <w:rPr>
+          <w:rStyle w:val="VerbatimChar"/>
+          <w:rFonts w:ascii="Times New Roman" w:eastAsia="IBM Plex Mono" w:hAnsi="Times New Roman" w:cs="Times New Roman"/>
+          <w:color w:val="000000"/>
+          <w:szCs w:val="22"/>
+        </w:rPr>
+        <w:t>sudo</w:t>
+      </w:r>
+      <w:proofErr w:type="spellEnd"/>
+      <w:r>
+        <w:rPr>
+          <w:rStyle w:val="VerbatimChar"/>
+          <w:rFonts w:ascii="Times New Roman" w:eastAsia="IBM Plex Mono" w:hAnsi="Times New Roman" w:cs="Times New Roman"/>
+          <w:color w:val="000000"/>
+          <w:szCs w:val="22"/>
+        </w:rPr>
+        <w:t xml:space="preserve"> </w:t>
+      </w:r>
+      <w:proofErr w:type="spellStart"/>
+      <w:r>
+        <w:rPr>
+          <w:rStyle w:val="VerbatimChar"/>
+          <w:rFonts w:ascii="Times New Roman" w:eastAsia="IBM Plex Mono" w:hAnsi="Times New Roman" w:cs="Times New Roman"/>
+          <w:color w:val="000000"/>
+          <w:szCs w:val="22"/>
+        </w:rPr>
+        <w:t>raspi</w:t>
+      </w:r>
+      <w:proofErr w:type="spellEnd"/>
+      <w:r>
+        <w:rPr>
+          <w:rStyle w:val="VerbatimChar"/>
+          <w:rFonts w:ascii="Times New Roman" w:eastAsia="IBM Plex Mono" w:hAnsi="Times New Roman" w:cs="Times New Roman"/>
+          <w:color w:val="000000"/>
+          <w:szCs w:val="22"/>
+        </w:rPr>
+        <w:t>-config</w:t>
       </w:r>
     </w:p>
     <w:p>
@@ -2130,14 +3191,45 @@
           <w:szCs w:val="22"/>
         </w:rPr>
       </w:pPr>
-      <w:r>
-        <w:rPr>
-          <w:rStyle w:val="VerbatimChar"/>
-          <w:rFonts w:ascii="Times New Roman" w:eastAsia="IBM Plex Mono" w:hAnsi="Times New Roman" w:cs="Times New Roman"/>
-          <w:color w:val="000000"/>
-          <w:szCs w:val="22"/>
-        </w:rPr>
-        <w:t>sudo fdisk /dev/mmcblk0</w:t>
+      <w:proofErr w:type="spellStart"/>
+      <w:r>
+        <w:rPr>
+          <w:rStyle w:val="VerbatimChar"/>
+          <w:rFonts w:ascii="Times New Roman" w:eastAsia="IBM Plex Mono" w:hAnsi="Times New Roman" w:cs="Times New Roman"/>
+          <w:color w:val="000000"/>
+          <w:szCs w:val="22"/>
+        </w:rPr>
+        <w:t>sudo</w:t>
+      </w:r>
+      <w:proofErr w:type="spellEnd"/>
+      <w:r>
+        <w:rPr>
+          <w:rStyle w:val="VerbatimChar"/>
+          <w:rFonts w:ascii="Times New Roman" w:eastAsia="IBM Plex Mono" w:hAnsi="Times New Roman" w:cs="Times New Roman"/>
+          <w:color w:val="000000"/>
+          <w:szCs w:val="22"/>
+        </w:rPr>
+        <w:t xml:space="preserve"> </w:t>
+      </w:r>
+      <w:proofErr w:type="spellStart"/>
+      <w:r>
+        <w:rPr>
+          <w:rStyle w:val="VerbatimChar"/>
+          <w:rFonts w:ascii="Times New Roman" w:eastAsia="IBM Plex Mono" w:hAnsi="Times New Roman" w:cs="Times New Roman"/>
+          <w:color w:val="000000"/>
+          <w:szCs w:val="22"/>
+        </w:rPr>
+        <w:t>fdisk</w:t>
+      </w:r>
+      <w:proofErr w:type="spellEnd"/>
+      <w:r>
+        <w:rPr>
+          <w:rStyle w:val="VerbatimChar"/>
+          <w:rFonts w:ascii="Times New Roman" w:eastAsia="IBM Plex Mono" w:hAnsi="Times New Roman" w:cs="Times New Roman"/>
+          <w:color w:val="000000"/>
+          <w:szCs w:val="22"/>
+        </w:rPr>
+        <w:t xml:space="preserve"> /dev/mmcblk0</w:t>
       </w:r>
       <w:r>
         <w:rPr>
@@ -2166,14 +3258,25 @@
         </w:rPr>
         <w:br/>
       </w:r>
-      <w:r>
-        <w:rPr>
-          <w:rStyle w:val="VerbatimChar"/>
-          <w:rFonts w:ascii="Times New Roman" w:eastAsia="IBM Plex Mono" w:hAnsi="Times New Roman" w:cs="Times New Roman"/>
-          <w:color w:val="000000"/>
-          <w:szCs w:val="22"/>
-        </w:rPr>
-        <w:t>sudo reboot</w:t>
+      <w:proofErr w:type="spellStart"/>
+      <w:r>
+        <w:rPr>
+          <w:rStyle w:val="VerbatimChar"/>
+          <w:rFonts w:ascii="Times New Roman" w:eastAsia="IBM Plex Mono" w:hAnsi="Times New Roman" w:cs="Times New Roman"/>
+          <w:color w:val="000000"/>
+          <w:szCs w:val="22"/>
+        </w:rPr>
+        <w:t>sudo</w:t>
+      </w:r>
+      <w:proofErr w:type="spellEnd"/>
+      <w:r>
+        <w:rPr>
+          <w:rStyle w:val="VerbatimChar"/>
+          <w:rFonts w:ascii="Times New Roman" w:eastAsia="IBM Plex Mono" w:hAnsi="Times New Roman" w:cs="Times New Roman"/>
+          <w:color w:val="000000"/>
+          <w:szCs w:val="22"/>
+        </w:rPr>
+        <w:t xml:space="preserve"> reboot</w:t>
       </w:r>
       <w:r>
         <w:rPr>
@@ -2184,14 +3287,25 @@
         </w:rPr>
         <w:br/>
       </w:r>
-      <w:r>
-        <w:rPr>
-          <w:rStyle w:val="VerbatimChar"/>
-          <w:rFonts w:ascii="Times New Roman" w:eastAsia="IBM Plex Mono" w:hAnsi="Times New Roman" w:cs="Times New Roman"/>
-          <w:color w:val="000000"/>
-          <w:szCs w:val="22"/>
-        </w:rPr>
-        <w:t>sudo resize2fs /dev/mmcblk0p2</w:t>
+      <w:proofErr w:type="spellStart"/>
+      <w:r>
+        <w:rPr>
+          <w:rStyle w:val="VerbatimChar"/>
+          <w:rFonts w:ascii="Times New Roman" w:eastAsia="IBM Plex Mono" w:hAnsi="Times New Roman" w:cs="Times New Roman"/>
+          <w:color w:val="000000"/>
+          <w:szCs w:val="22"/>
+        </w:rPr>
+        <w:t>sudo</w:t>
+      </w:r>
+      <w:proofErr w:type="spellEnd"/>
+      <w:r>
+        <w:rPr>
+          <w:rStyle w:val="VerbatimChar"/>
+          <w:rFonts w:ascii="Times New Roman" w:eastAsia="IBM Plex Mono" w:hAnsi="Times New Roman" w:cs="Times New Roman"/>
+          <w:color w:val="000000"/>
+          <w:szCs w:val="22"/>
+        </w:rPr>
+        <w:t xml:space="preserve"> resize2fs /dev/mmcblk0p2</w:t>
       </w:r>
     </w:p>
     <w:p>
@@ -2225,14 +3339,25 @@
           <w:szCs w:val="22"/>
         </w:rPr>
       </w:pPr>
-      <w:r>
-        <w:rPr>
-          <w:rStyle w:val="VerbatimChar"/>
-          <w:rFonts w:ascii="Times New Roman" w:eastAsia="IBM Plex Mono" w:hAnsi="Times New Roman" w:cs="Times New Roman"/>
-          <w:color w:val="000000"/>
-          <w:szCs w:val="22"/>
-        </w:rPr>
-        <w:t>df -h</w:t>
+      <w:proofErr w:type="spellStart"/>
+      <w:r>
+        <w:rPr>
+          <w:rStyle w:val="VerbatimChar"/>
+          <w:rFonts w:ascii="Times New Roman" w:eastAsia="IBM Plex Mono" w:hAnsi="Times New Roman" w:cs="Times New Roman"/>
+          <w:color w:val="000000"/>
+          <w:szCs w:val="22"/>
+        </w:rPr>
+        <w:t>df</w:t>
+      </w:r>
+      <w:proofErr w:type="spellEnd"/>
+      <w:r>
+        <w:rPr>
+          <w:rStyle w:val="VerbatimChar"/>
+          <w:rFonts w:ascii="Times New Roman" w:eastAsia="IBM Plex Mono" w:hAnsi="Times New Roman" w:cs="Times New Roman"/>
+          <w:color w:val="000000"/>
+          <w:szCs w:val="22"/>
+        </w:rPr>
+        <w:t xml:space="preserve"> -h</w:t>
       </w:r>
     </w:p>
     <w:p>
@@ -2409,14 +3534,25 @@
           <w:szCs w:val="22"/>
         </w:rPr>
       </w:pPr>
-      <w:r>
-        <w:rPr>
-          <w:rStyle w:val="VerbatimChar"/>
-          <w:rFonts w:ascii="Times New Roman" w:eastAsia="IBM Plex Mono" w:hAnsi="Times New Roman" w:cs="Times New Roman"/>
-          <w:color w:val="000000"/>
-          <w:szCs w:val="22"/>
-        </w:rPr>
-        <w:t>df -h</w:t>
+      <w:proofErr w:type="spellStart"/>
+      <w:r>
+        <w:rPr>
+          <w:rStyle w:val="VerbatimChar"/>
+          <w:rFonts w:ascii="Times New Roman" w:eastAsia="IBM Plex Mono" w:hAnsi="Times New Roman" w:cs="Times New Roman"/>
+          <w:color w:val="000000"/>
+          <w:szCs w:val="22"/>
+        </w:rPr>
+        <w:t>df</w:t>
+      </w:r>
+      <w:proofErr w:type="spellEnd"/>
+      <w:r>
+        <w:rPr>
+          <w:rStyle w:val="VerbatimChar"/>
+          <w:rFonts w:ascii="Times New Roman" w:eastAsia="IBM Plex Mono" w:hAnsi="Times New Roman" w:cs="Times New Roman"/>
+          <w:color w:val="000000"/>
+          <w:szCs w:val="22"/>
+        </w:rPr>
+        <w:t xml:space="preserve"> -h</w:t>
       </w:r>
     </w:p>
     <w:p>
@@ -2638,14 +3774,25 @@
           <w:szCs w:val="22"/>
         </w:rPr>
       </w:pPr>
-      <w:r>
-        <w:rPr>
-          <w:rStyle w:val="VerbatimChar"/>
-          <w:rFonts w:ascii="Times New Roman" w:eastAsia="IBM Plex Mono" w:hAnsi="Times New Roman" w:cs="Times New Roman"/>
-          <w:color w:val="000000"/>
-          <w:szCs w:val="22"/>
-        </w:rPr>
-        <w:t>uname -m    # should show aarch64</w:t>
+      <w:proofErr w:type="spellStart"/>
+      <w:r>
+        <w:rPr>
+          <w:rStyle w:val="VerbatimChar"/>
+          <w:rFonts w:ascii="Times New Roman" w:eastAsia="IBM Plex Mono" w:hAnsi="Times New Roman" w:cs="Times New Roman"/>
+          <w:color w:val="000000"/>
+          <w:szCs w:val="22"/>
+        </w:rPr>
+        <w:t>uname</w:t>
+      </w:r>
+      <w:proofErr w:type="spellEnd"/>
+      <w:r>
+        <w:rPr>
+          <w:rStyle w:val="VerbatimChar"/>
+          <w:rFonts w:ascii="Times New Roman" w:eastAsia="IBM Plex Mono" w:hAnsi="Times New Roman" w:cs="Times New Roman"/>
+          <w:color w:val="000000"/>
+          <w:szCs w:val="22"/>
+        </w:rPr>
+        <w:t xml:space="preserve"> -m    # should show aarch64</w:t>
       </w:r>
       <w:r>
         <w:rPr>
@@ -2656,14 +3803,45 @@
         </w:rPr>
         <w:br/>
       </w:r>
-      <w:r>
-        <w:rPr>
-          <w:rStyle w:val="VerbatimChar"/>
-          <w:rFonts w:ascii="Times New Roman" w:eastAsia="IBM Plex Mono" w:hAnsi="Times New Roman" w:cs="Times New Roman"/>
-          <w:color w:val="000000"/>
-          <w:szCs w:val="22"/>
-        </w:rPr>
-        <w:t>lscpu | grep -i model</w:t>
+      <w:proofErr w:type="spellStart"/>
+      <w:r>
+        <w:rPr>
+          <w:rStyle w:val="VerbatimChar"/>
+          <w:rFonts w:ascii="Times New Roman" w:eastAsia="IBM Plex Mono" w:hAnsi="Times New Roman" w:cs="Times New Roman"/>
+          <w:color w:val="000000"/>
+          <w:szCs w:val="22"/>
+        </w:rPr>
+        <w:t>lscpu</w:t>
+      </w:r>
+      <w:proofErr w:type="spellEnd"/>
+      <w:r>
+        <w:rPr>
+          <w:rStyle w:val="VerbatimChar"/>
+          <w:rFonts w:ascii="Times New Roman" w:eastAsia="IBM Plex Mono" w:hAnsi="Times New Roman" w:cs="Times New Roman"/>
+          <w:color w:val="000000"/>
+          <w:szCs w:val="22"/>
+        </w:rPr>
+        <w:t xml:space="preserve"> | grep -</w:t>
+      </w:r>
+      <w:proofErr w:type="spellStart"/>
+      <w:r>
+        <w:rPr>
+          <w:rStyle w:val="VerbatimChar"/>
+          <w:rFonts w:ascii="Times New Roman" w:eastAsia="IBM Plex Mono" w:hAnsi="Times New Roman" w:cs="Times New Roman"/>
+          <w:color w:val="000000"/>
+          <w:szCs w:val="22"/>
+        </w:rPr>
+        <w:t>i</w:t>
+      </w:r>
+      <w:proofErr w:type="spellEnd"/>
+      <w:r>
+        <w:rPr>
+          <w:rStyle w:val="VerbatimChar"/>
+          <w:rFonts w:ascii="Times New Roman" w:eastAsia="IBM Plex Mono" w:hAnsi="Times New Roman" w:cs="Times New Roman"/>
+          <w:color w:val="000000"/>
+          <w:szCs w:val="22"/>
+        </w:rPr>
+        <w:t xml:space="preserve"> model</w:t>
       </w:r>
     </w:p>
     <w:p>
@@ -2743,7 +3921,29 @@
           <w:szCs w:val="22"/>
         </w:rPr>
         <w:noBreakHyphen/>
-        <w:t>bit (armhf) Support in Raspberry Pi OS 64</w:t>
+        <w:t>bit (</w:t>
+      </w:r>
+      <w:proofErr w:type="spellStart"/>
+      <w:r>
+        <w:rPr>
+          <w:rFonts w:ascii="Times New Roman" w:eastAsia="inter" w:hAnsi="Times New Roman" w:cs="Times New Roman"/>
+          <w:b/>
+          <w:color w:val="000000"/>
+          <w:sz w:val="22"/>
+          <w:szCs w:val="22"/>
+        </w:rPr>
+        <w:t>armhf</w:t>
+      </w:r>
+      <w:proofErr w:type="spellEnd"/>
+      <w:r>
+        <w:rPr>
+          <w:rFonts w:ascii="Times New Roman" w:eastAsia="inter" w:hAnsi="Times New Roman" w:cs="Times New Roman"/>
+          <w:b/>
+          <w:color w:val="000000"/>
+          <w:sz w:val="22"/>
+          <w:szCs w:val="22"/>
+        </w:rPr>
+        <w:t>) Support in Raspberry Pi OS 64</w:t>
       </w:r>
       <w:r>
         <w:rPr>
@@ -2816,15 +4016,57 @@
           <w:szCs w:val="22"/>
         </w:rPr>
       </w:pPr>
-      <w:r>
-        <w:rPr>
-          <w:rStyle w:val="VerbatimChar"/>
-          <w:rFonts w:ascii="Times New Roman" w:eastAsia="IBM Plex Mono" w:hAnsi="Times New Roman" w:cs="Times New Roman"/>
-          <w:color w:val="000000"/>
-          <w:szCs w:val="22"/>
-        </w:rPr>
-        <w:t>sudo dpkg --add-architecture armhf</w:t>
-      </w:r>
+      <w:proofErr w:type="spellStart"/>
+      <w:r>
+        <w:rPr>
+          <w:rStyle w:val="VerbatimChar"/>
+          <w:rFonts w:ascii="Times New Roman" w:eastAsia="IBM Plex Mono" w:hAnsi="Times New Roman" w:cs="Times New Roman"/>
+          <w:color w:val="000000"/>
+          <w:szCs w:val="22"/>
+        </w:rPr>
+        <w:t>sudo</w:t>
+      </w:r>
+      <w:proofErr w:type="spellEnd"/>
+      <w:r>
+        <w:rPr>
+          <w:rStyle w:val="VerbatimChar"/>
+          <w:rFonts w:ascii="Times New Roman" w:eastAsia="IBM Plex Mono" w:hAnsi="Times New Roman" w:cs="Times New Roman"/>
+          <w:color w:val="000000"/>
+          <w:szCs w:val="22"/>
+        </w:rPr>
+        <w:t xml:space="preserve"> </w:t>
+      </w:r>
+      <w:proofErr w:type="spellStart"/>
+      <w:r>
+        <w:rPr>
+          <w:rStyle w:val="VerbatimChar"/>
+          <w:rFonts w:ascii="Times New Roman" w:eastAsia="IBM Plex Mono" w:hAnsi="Times New Roman" w:cs="Times New Roman"/>
+          <w:color w:val="000000"/>
+          <w:szCs w:val="22"/>
+        </w:rPr>
+        <w:t>dpkg</w:t>
+      </w:r>
+      <w:proofErr w:type="spellEnd"/>
+      <w:r>
+        <w:rPr>
+          <w:rStyle w:val="VerbatimChar"/>
+          <w:rFonts w:ascii="Times New Roman" w:eastAsia="IBM Plex Mono" w:hAnsi="Times New Roman" w:cs="Times New Roman"/>
+          <w:color w:val="000000"/>
+          <w:szCs w:val="22"/>
+        </w:rPr>
+        <w:t xml:space="preserve"> --add-architecture </w:t>
+      </w:r>
+      <w:proofErr w:type="spellStart"/>
+      <w:r>
+        <w:rPr>
+          <w:rStyle w:val="VerbatimChar"/>
+          <w:rFonts w:ascii="Times New Roman" w:eastAsia="IBM Plex Mono" w:hAnsi="Times New Roman" w:cs="Times New Roman"/>
+          <w:color w:val="000000"/>
+          <w:szCs w:val="22"/>
+        </w:rPr>
+        <w:t>armhf</w:t>
+      </w:r>
+      <w:proofErr w:type="spellEnd"/>
       <w:r>
         <w:rPr>
           <w:rFonts w:ascii="Times New Roman" w:eastAsia="IBM Plex Mono" w:hAnsi="Times New Roman" w:cs="Times New Roman"/>
@@ -2834,14 +4076,25 @@
         </w:rPr>
         <w:br/>
       </w:r>
-      <w:r>
-        <w:rPr>
-          <w:rStyle w:val="VerbatimChar"/>
-          <w:rFonts w:ascii="Times New Roman" w:eastAsia="IBM Plex Mono" w:hAnsi="Times New Roman" w:cs="Times New Roman"/>
-          <w:color w:val="000000"/>
-          <w:szCs w:val="22"/>
-        </w:rPr>
-        <w:t>sudo apt update</w:t>
+      <w:proofErr w:type="spellStart"/>
+      <w:r>
+        <w:rPr>
+          <w:rStyle w:val="VerbatimChar"/>
+          <w:rFonts w:ascii="Times New Roman" w:eastAsia="IBM Plex Mono" w:hAnsi="Times New Roman" w:cs="Times New Roman"/>
+          <w:color w:val="000000"/>
+          <w:szCs w:val="22"/>
+        </w:rPr>
+        <w:t>sudo</w:t>
+      </w:r>
+      <w:proofErr w:type="spellEnd"/>
+      <w:r>
+        <w:rPr>
+          <w:rStyle w:val="VerbatimChar"/>
+          <w:rFonts w:ascii="Times New Roman" w:eastAsia="IBM Plex Mono" w:hAnsi="Times New Roman" w:cs="Times New Roman"/>
+          <w:color w:val="000000"/>
+          <w:szCs w:val="22"/>
+        </w:rPr>
+        <w:t xml:space="preserve"> apt update</w:t>
       </w:r>
       <w:r>
         <w:rPr>
@@ -2852,15 +4105,77 @@
         </w:rPr>
         <w:br/>
       </w:r>
-      <w:r>
-        <w:rPr>
-          <w:rStyle w:val="VerbatimChar"/>
-          <w:rFonts w:ascii="Times New Roman" w:eastAsia="IBM Plex Mono" w:hAnsi="Times New Roman" w:cs="Times New Roman"/>
-          <w:color w:val="000000"/>
-          <w:szCs w:val="22"/>
-        </w:rPr>
-        <w:t>sudo apt install libc6:armhf libstdc++6:armhf</w:t>
-      </w:r>
+      <w:proofErr w:type="spellStart"/>
+      <w:r>
+        <w:rPr>
+          <w:rStyle w:val="VerbatimChar"/>
+          <w:rFonts w:ascii="Times New Roman" w:eastAsia="IBM Plex Mono" w:hAnsi="Times New Roman" w:cs="Times New Roman"/>
+          <w:color w:val="000000"/>
+          <w:szCs w:val="22"/>
+        </w:rPr>
+        <w:t>sudo</w:t>
+      </w:r>
+      <w:proofErr w:type="spellEnd"/>
+      <w:r>
+        <w:rPr>
+          <w:rStyle w:val="VerbatimChar"/>
+          <w:rFonts w:ascii="Times New Roman" w:eastAsia="IBM Plex Mono" w:hAnsi="Times New Roman" w:cs="Times New Roman"/>
+          <w:color w:val="000000"/>
+          <w:szCs w:val="22"/>
+        </w:rPr>
+        <w:t xml:space="preserve"> apt install libc</w:t>
+      </w:r>
+      <w:proofErr w:type="gramStart"/>
+      <w:r>
+        <w:rPr>
+          <w:rStyle w:val="VerbatimChar"/>
+          <w:rFonts w:ascii="Times New Roman" w:eastAsia="IBM Plex Mono" w:hAnsi="Times New Roman" w:cs="Times New Roman"/>
+          <w:color w:val="000000"/>
+          <w:szCs w:val="22"/>
+        </w:rPr>
+        <w:t>6:armhf</w:t>
+      </w:r>
+      <w:proofErr w:type="gramEnd"/>
+      <w:r>
+        <w:rPr>
+          <w:rStyle w:val="VerbatimChar"/>
+          <w:rFonts w:ascii="Times New Roman" w:eastAsia="IBM Plex Mono" w:hAnsi="Times New Roman" w:cs="Times New Roman"/>
+          <w:color w:val="000000"/>
+          <w:szCs w:val="22"/>
+        </w:rPr>
+        <w:t xml:space="preserve"> </w:t>
+      </w:r>
+      <w:proofErr w:type="spellStart"/>
+      <w:r>
+        <w:rPr>
+          <w:rStyle w:val="VerbatimChar"/>
+          <w:rFonts w:ascii="Times New Roman" w:eastAsia="IBM Plex Mono" w:hAnsi="Times New Roman" w:cs="Times New Roman"/>
+          <w:color w:val="000000"/>
+          <w:szCs w:val="22"/>
+        </w:rPr>
+        <w:t>libstdc</w:t>
+      </w:r>
+      <w:proofErr w:type="spellEnd"/>
+      <w:r>
+        <w:rPr>
+          <w:rStyle w:val="VerbatimChar"/>
+          <w:rFonts w:ascii="Times New Roman" w:eastAsia="IBM Plex Mono" w:hAnsi="Times New Roman" w:cs="Times New Roman"/>
+          <w:color w:val="000000"/>
+          <w:szCs w:val="22"/>
+        </w:rPr>
+        <w:t>++</w:t>
+      </w:r>
+      <w:proofErr w:type="gramStart"/>
+      <w:r>
+        <w:rPr>
+          <w:rStyle w:val="VerbatimChar"/>
+          <w:rFonts w:ascii="Times New Roman" w:eastAsia="IBM Plex Mono" w:hAnsi="Times New Roman" w:cs="Times New Roman"/>
+          <w:color w:val="000000"/>
+          <w:szCs w:val="22"/>
+        </w:rPr>
+        <w:t>6:armhf</w:t>
+      </w:r>
+      <w:proofErr w:type="gramEnd"/>
     </w:p>
     <w:p>
       <w:pPr>
@@ -2909,15 +4224,177 @@
           <w:szCs w:val="22"/>
         </w:rPr>
       </w:pPr>
-      <w:r>
-        <w:rPr>
-          <w:rStyle w:val="VerbatimChar"/>
-          <w:rFonts w:ascii="Times New Roman" w:eastAsia="IBM Plex Mono" w:hAnsi="Times New Roman" w:cs="Times New Roman"/>
-          <w:color w:val="000000"/>
-          <w:szCs w:val="22"/>
-        </w:rPr>
-        <w:t>sudo apt install gcc-arm-linux-gnueabihf g++-arm-linux-gnueabihf binutils-arm-linux-gnueabihf</w:t>
-      </w:r>
+      <w:proofErr w:type="spellStart"/>
+      <w:r>
+        <w:rPr>
+          <w:rStyle w:val="VerbatimChar"/>
+          <w:rFonts w:ascii="Times New Roman" w:eastAsia="IBM Plex Mono" w:hAnsi="Times New Roman" w:cs="Times New Roman"/>
+          <w:color w:val="000000"/>
+          <w:szCs w:val="22"/>
+        </w:rPr>
+        <w:t>sudo</w:t>
+      </w:r>
+      <w:proofErr w:type="spellEnd"/>
+      <w:r>
+        <w:rPr>
+          <w:rStyle w:val="VerbatimChar"/>
+          <w:rFonts w:ascii="Times New Roman" w:eastAsia="IBM Plex Mono" w:hAnsi="Times New Roman" w:cs="Times New Roman"/>
+          <w:color w:val="000000"/>
+          <w:szCs w:val="22"/>
+        </w:rPr>
+        <w:t xml:space="preserve"> apt install </w:t>
+      </w:r>
+      <w:proofErr w:type="spellStart"/>
+      <w:r>
+        <w:rPr>
+          <w:rStyle w:val="VerbatimChar"/>
+          <w:rFonts w:ascii="Times New Roman" w:eastAsia="IBM Plex Mono" w:hAnsi="Times New Roman" w:cs="Times New Roman"/>
+          <w:color w:val="000000"/>
+          <w:szCs w:val="22"/>
+        </w:rPr>
+        <w:t>gcc</w:t>
+      </w:r>
+      <w:proofErr w:type="spellEnd"/>
+      <w:r>
+        <w:rPr>
+          <w:rStyle w:val="VerbatimChar"/>
+          <w:rFonts w:ascii="Times New Roman" w:eastAsia="IBM Plex Mono" w:hAnsi="Times New Roman" w:cs="Times New Roman"/>
+          <w:color w:val="000000"/>
+          <w:szCs w:val="22"/>
+        </w:rPr>
+        <w:t>-arm-</w:t>
+      </w:r>
+      <w:proofErr w:type="spellStart"/>
+      <w:r>
+        <w:rPr>
+          <w:rStyle w:val="VerbatimChar"/>
+          <w:rFonts w:ascii="Times New Roman" w:eastAsia="IBM Plex Mono" w:hAnsi="Times New Roman" w:cs="Times New Roman"/>
+          <w:color w:val="000000"/>
+          <w:szCs w:val="22"/>
+        </w:rPr>
+        <w:t>linux</w:t>
+      </w:r>
+      <w:proofErr w:type="spellEnd"/>
+      <w:r>
+        <w:rPr>
+          <w:rStyle w:val="VerbatimChar"/>
+          <w:rFonts w:ascii="Times New Roman" w:eastAsia="IBM Plex Mono" w:hAnsi="Times New Roman" w:cs="Times New Roman"/>
+          <w:color w:val="000000"/>
+          <w:szCs w:val="22"/>
+        </w:rPr>
+        <w:t>-</w:t>
+      </w:r>
+      <w:proofErr w:type="spellStart"/>
+      <w:r>
+        <w:rPr>
+          <w:rStyle w:val="VerbatimChar"/>
+          <w:rFonts w:ascii="Times New Roman" w:eastAsia="IBM Plex Mono" w:hAnsi="Times New Roman" w:cs="Times New Roman"/>
+          <w:color w:val="000000"/>
+          <w:szCs w:val="22"/>
+        </w:rPr>
+        <w:t>gnueabihf</w:t>
+      </w:r>
+      <w:proofErr w:type="spellEnd"/>
+      <w:r>
+        <w:rPr>
+          <w:rStyle w:val="VerbatimChar"/>
+          <w:rFonts w:ascii="Times New Roman" w:eastAsia="IBM Plex Mono" w:hAnsi="Times New Roman" w:cs="Times New Roman"/>
+          <w:color w:val="000000"/>
+          <w:szCs w:val="22"/>
+        </w:rPr>
+        <w:t xml:space="preserve"> g++-arm-</w:t>
+      </w:r>
+      <w:proofErr w:type="spellStart"/>
+      <w:r>
+        <w:rPr>
+          <w:rStyle w:val="VerbatimChar"/>
+          <w:rFonts w:ascii="Times New Roman" w:eastAsia="IBM Plex Mono" w:hAnsi="Times New Roman" w:cs="Times New Roman"/>
+          <w:color w:val="000000"/>
+          <w:szCs w:val="22"/>
+        </w:rPr>
+        <w:t>linux</w:t>
+      </w:r>
+      <w:proofErr w:type="spellEnd"/>
+      <w:r>
+        <w:rPr>
+          <w:rStyle w:val="VerbatimChar"/>
+          <w:rFonts w:ascii="Times New Roman" w:eastAsia="IBM Plex Mono" w:hAnsi="Times New Roman" w:cs="Times New Roman"/>
+          <w:color w:val="000000"/>
+          <w:szCs w:val="22"/>
+        </w:rPr>
+        <w:t>-</w:t>
+      </w:r>
+      <w:proofErr w:type="spellStart"/>
+      <w:r>
+        <w:rPr>
+          <w:rStyle w:val="VerbatimChar"/>
+          <w:rFonts w:ascii="Times New Roman" w:eastAsia="IBM Plex Mono" w:hAnsi="Times New Roman" w:cs="Times New Roman"/>
+          <w:color w:val="000000"/>
+          <w:szCs w:val="22"/>
+        </w:rPr>
+        <w:t>gnueabihf</w:t>
+      </w:r>
+      <w:proofErr w:type="spellEnd"/>
+      <w:r>
+        <w:rPr>
+          <w:rStyle w:val="VerbatimChar"/>
+          <w:rFonts w:ascii="Times New Roman" w:eastAsia="IBM Plex Mono" w:hAnsi="Times New Roman" w:cs="Times New Roman"/>
+          <w:color w:val="000000"/>
+          <w:szCs w:val="22"/>
+        </w:rPr>
+        <w:t xml:space="preserve"> </w:t>
+      </w:r>
+      <w:proofErr w:type="spellStart"/>
+      <w:r>
+        <w:rPr>
+          <w:rStyle w:val="VerbatimChar"/>
+          <w:rFonts w:ascii="Times New Roman" w:eastAsia="IBM Plex Mono" w:hAnsi="Times New Roman" w:cs="Times New Roman"/>
+          <w:color w:val="000000"/>
+          <w:szCs w:val="22"/>
+        </w:rPr>
+        <w:t>binutils</w:t>
+      </w:r>
+      <w:proofErr w:type="spellEnd"/>
+      <w:r>
+        <w:rPr>
+          <w:rStyle w:val="VerbatimChar"/>
+          <w:rFonts w:ascii="Times New Roman" w:eastAsia="IBM Plex Mono" w:hAnsi="Times New Roman" w:cs="Times New Roman"/>
+          <w:color w:val="000000"/>
+          <w:szCs w:val="22"/>
+        </w:rPr>
+        <w:t>-arm-</w:t>
+      </w:r>
+      <w:proofErr w:type="spellStart"/>
+      <w:r>
+        <w:rPr>
+          <w:rStyle w:val="VerbatimChar"/>
+          <w:rFonts w:ascii="Times New Roman" w:eastAsia="IBM Plex Mono" w:hAnsi="Times New Roman" w:cs="Times New Roman"/>
+          <w:color w:val="000000"/>
+          <w:szCs w:val="22"/>
+        </w:rPr>
+        <w:t>linux</w:t>
+      </w:r>
+      <w:proofErr w:type="spellEnd"/>
+      <w:r>
+        <w:rPr>
+          <w:rStyle w:val="VerbatimChar"/>
+          <w:rFonts w:ascii="Times New Roman" w:eastAsia="IBM Plex Mono" w:hAnsi="Times New Roman" w:cs="Times New Roman"/>
+          <w:color w:val="000000"/>
+          <w:szCs w:val="22"/>
+        </w:rPr>
+        <w:t>-</w:t>
+      </w:r>
+      <w:proofErr w:type="spellStart"/>
+      <w:r>
+        <w:rPr>
+          <w:rStyle w:val="VerbatimChar"/>
+          <w:rFonts w:ascii="Times New Roman" w:eastAsia="IBM Plex Mono" w:hAnsi="Times New Roman" w:cs="Times New Roman"/>
+          <w:color w:val="000000"/>
+          <w:szCs w:val="22"/>
+        </w:rPr>
+        <w:t>gnueabihf</w:t>
+      </w:r>
+      <w:proofErr w:type="spellEnd"/>
     </w:p>
     <w:p>
       <w:pPr>
@@ -3008,6 +4485,7 @@
         </w:rPr>
         <w:t xml:space="preserve"> program, e.g., </w:t>
       </w:r>
+      <w:proofErr w:type="spellStart"/>
       <w:r>
         <w:rPr>
           <w:rStyle w:val="VerbatimChar"/>
@@ -3018,6 +4496,7 @@
         </w:rPr>
         <w:t>hello.s</w:t>
       </w:r>
+      <w:proofErr w:type="spellEnd"/>
       <w:r>
         <w:rPr>
           <w:rFonts w:ascii="Times New Roman" w:eastAsia="inter" w:hAnsi="Times New Roman" w:cs="Times New Roman"/>
@@ -3114,6 +4593,7 @@
           <w:t>he vi Editor Tutorial</w:t>
         </w:r>
       </w:hyperlink>
+      <w:proofErr w:type="gramStart"/>
       <w:r>
         <w:rPr>
           <w:rFonts w:ascii="Times New Roman" w:eastAsia="inter" w:hAnsi="Times New Roman" w:cs="Times New Roman"/>
@@ -3130,7 +4610,17 @@
           <w:sz w:val="22"/>
           <w:szCs w:val="22"/>
         </w:rPr>
-        <w:t>and copying the following commands into it</w:t>
+        <w:t>and</w:t>
+      </w:r>
+      <w:proofErr w:type="gramEnd"/>
+      <w:r>
+        <w:rPr>
+          <w:rFonts w:ascii="Times New Roman" w:eastAsia="inter" w:hAnsi="Times New Roman" w:cs="Times New Roman"/>
+          <w:color w:val="000000"/>
+          <w:sz w:val="22"/>
+          <w:szCs w:val="22"/>
+        </w:rPr>
+        <w:t xml:space="preserve"> copying the following commands into it</w:t>
       </w:r>
       <w:r>
         <w:rPr>
@@ -3233,6 +4723,7 @@
         </w:rPr>
         <w:t xml:space="preserve"> </w:t>
       </w:r>
+      <w:proofErr w:type="spellStart"/>
       <w:r>
         <w:rPr>
           <w:rFonts w:ascii="Times New Roman" w:eastAsia="inter" w:hAnsi="Times New Roman" w:cs="Times New Roman"/>
@@ -3249,7 +4740,17 @@
           <w:sz w:val="22"/>
           <w:szCs w:val="22"/>
         </w:rPr>
-        <w:t>r, since</w:t>
+        <w:t>r</w:t>
+      </w:r>
+      <w:proofErr w:type="spellEnd"/>
+      <w:r>
+        <w:rPr>
+          <w:rFonts w:ascii="Times New Roman" w:eastAsia="inter" w:hAnsi="Times New Roman" w:cs="Times New Roman"/>
+          <w:color w:val="000000"/>
+          <w:sz w:val="22"/>
+          <w:szCs w:val="22"/>
+        </w:rPr>
+        <w:t>, since</w:t>
       </w:r>
       <w:r>
         <w:rPr>
@@ -3260,6 +4761,7 @@
         </w:rPr>
         <w:t xml:space="preserve"> </w:t>
       </w:r>
+      <w:proofErr w:type="spellStart"/>
       <w:r>
         <w:rPr>
           <w:rFonts w:ascii="Times New Roman" w:eastAsia="inter" w:hAnsi="Times New Roman" w:cs="Times New Roman"/>
@@ -3278,6 +4780,7 @@
         </w:rPr>
         <w:t>r</w:t>
       </w:r>
+      <w:proofErr w:type="spellEnd"/>
       <w:r>
         <w:rPr>
           <w:rFonts w:ascii="Times New Roman" w:eastAsia="inter" w:hAnsi="Times New Roman" w:cs="Times New Roman"/>
@@ -3351,7 +4854,25 @@
           <w:sz w:val="22"/>
           <w:szCs w:val="22"/>
         </w:rPr>
-        <w:t xml:space="preserve">        MOV R0, #1</w:t>
+        <w:t xml:space="preserve">        MOV </w:t>
+      </w:r>
+      <w:proofErr w:type="gramStart"/>
+      <w:r>
+        <w:rPr>
+          <w:rFonts w:ascii="Times New Roman" w:hAnsi="Times New Roman" w:cs="Times New Roman"/>
+          <w:sz w:val="22"/>
+          <w:szCs w:val="22"/>
+        </w:rPr>
+        <w:t>R0, #</w:t>
+      </w:r>
+      <w:proofErr w:type="gramEnd"/>
+      <w:r>
+        <w:rPr>
+          <w:rFonts w:ascii="Times New Roman" w:hAnsi="Times New Roman" w:cs="Times New Roman"/>
+          <w:sz w:val="22"/>
+          <w:szCs w:val="22"/>
+        </w:rPr>
+        <w:t>1</w:t>
       </w:r>
     </w:p>
     <w:p>
@@ -3389,7 +4910,25 @@
           <w:sz w:val="22"/>
           <w:szCs w:val="22"/>
         </w:rPr>
-        <w:t xml:space="preserve">        MOV R2, #12</w:t>
+        <w:t xml:space="preserve">        MOV </w:t>
+      </w:r>
+      <w:proofErr w:type="gramStart"/>
+      <w:r>
+        <w:rPr>
+          <w:rFonts w:ascii="Times New Roman" w:hAnsi="Times New Roman" w:cs="Times New Roman"/>
+          <w:sz w:val="22"/>
+          <w:szCs w:val="22"/>
+        </w:rPr>
+        <w:t>R2, #</w:t>
+      </w:r>
+      <w:proofErr w:type="gramEnd"/>
+      <w:r>
+        <w:rPr>
+          <w:rFonts w:ascii="Times New Roman" w:hAnsi="Times New Roman" w:cs="Times New Roman"/>
+          <w:sz w:val="22"/>
+          <w:szCs w:val="22"/>
+        </w:rPr>
+        <w:t>12</w:t>
       </w:r>
     </w:p>
     <w:p>
@@ -3408,7 +4947,25 @@
           <w:sz w:val="22"/>
           <w:szCs w:val="22"/>
         </w:rPr>
-        <w:t xml:space="preserve">        MOV R7, #4</w:t>
+        <w:t xml:space="preserve">        MOV </w:t>
+      </w:r>
+      <w:proofErr w:type="gramStart"/>
+      <w:r>
+        <w:rPr>
+          <w:rFonts w:ascii="Times New Roman" w:hAnsi="Times New Roman" w:cs="Times New Roman"/>
+          <w:sz w:val="22"/>
+          <w:szCs w:val="22"/>
+        </w:rPr>
+        <w:t>R7, #</w:t>
+      </w:r>
+      <w:proofErr w:type="gramEnd"/>
+      <w:r>
+        <w:rPr>
+          <w:rFonts w:ascii="Times New Roman" w:hAnsi="Times New Roman" w:cs="Times New Roman"/>
+          <w:sz w:val="22"/>
+          <w:szCs w:val="22"/>
+        </w:rPr>
+        <w:t>4</w:t>
       </w:r>
     </w:p>
     <w:p>
@@ -3457,7 +5014,25 @@
           <w:sz w:val="22"/>
           <w:szCs w:val="22"/>
         </w:rPr>
-        <w:t xml:space="preserve">        MOV R7, #1</w:t>
+        <w:t xml:space="preserve">        MOV </w:t>
+      </w:r>
+      <w:proofErr w:type="gramStart"/>
+      <w:r>
+        <w:rPr>
+          <w:rFonts w:ascii="Times New Roman" w:hAnsi="Times New Roman" w:cs="Times New Roman"/>
+          <w:sz w:val="22"/>
+          <w:szCs w:val="22"/>
+        </w:rPr>
+        <w:t>R7, #</w:t>
+      </w:r>
+      <w:proofErr w:type="gramEnd"/>
+      <w:r>
+        <w:rPr>
+          <w:rFonts w:ascii="Times New Roman" w:hAnsi="Times New Roman" w:cs="Times New Roman"/>
+          <w:sz w:val="22"/>
+          <w:szCs w:val="22"/>
+        </w:rPr>
+        <w:t>1</w:t>
       </w:r>
     </w:p>
     <w:p>
@@ -3515,7 +5090,53 @@
           <w:sz w:val="22"/>
           <w:szCs w:val="22"/>
         </w:rPr>
-        <w:t xml:space="preserve">        .asciz "Hello, ARM!\n"</w:t>
+        <w:t xml:space="preserve">        </w:t>
+      </w:r>
+      <w:proofErr w:type="gramStart"/>
+      <w:r>
+        <w:rPr>
+          <w:rFonts w:ascii="Times New Roman" w:hAnsi="Times New Roman" w:cs="Times New Roman"/>
+          <w:sz w:val="22"/>
+          <w:szCs w:val="22"/>
+        </w:rPr>
+        <w:t>.</w:t>
+      </w:r>
+      <w:proofErr w:type="spellStart"/>
+      <w:r>
+        <w:rPr>
+          <w:rFonts w:ascii="Times New Roman" w:hAnsi="Times New Roman" w:cs="Times New Roman"/>
+          <w:sz w:val="22"/>
+          <w:szCs w:val="22"/>
+        </w:rPr>
+        <w:t>asciz</w:t>
+      </w:r>
+      <w:proofErr w:type="spellEnd"/>
+      <w:proofErr w:type="gramEnd"/>
+      <w:r>
+        <w:rPr>
+          <w:rFonts w:ascii="Times New Roman" w:hAnsi="Times New Roman" w:cs="Times New Roman"/>
+          <w:sz w:val="22"/>
+          <w:szCs w:val="22"/>
+        </w:rPr>
+        <w:t xml:space="preserve"> "Hello, </w:t>
+      </w:r>
+      <w:proofErr w:type="gramStart"/>
+      <w:r>
+        <w:rPr>
+          <w:rFonts w:ascii="Times New Roman" w:hAnsi="Times New Roman" w:cs="Times New Roman"/>
+          <w:sz w:val="22"/>
+          <w:szCs w:val="22"/>
+        </w:rPr>
+        <w:t>ARM!\</w:t>
+      </w:r>
+      <w:proofErr w:type="gramEnd"/>
+      <w:r>
+        <w:rPr>
+          <w:rFonts w:ascii="Times New Roman" w:hAnsi="Times New Roman" w:cs="Times New Roman"/>
+          <w:sz w:val="22"/>
+          <w:szCs w:val="22"/>
+        </w:rPr>
+        <w:t>n"</w:t>
       </w:r>
     </w:p>
     <w:p>
@@ -3582,8 +5203,83 @@
           <w:color w:val="000000"/>
           <w:szCs w:val="22"/>
         </w:rPr>
-        <w:t>arm-linux-gnueabihf-as -o hello.o hello.s</w:t>
-      </w:r>
+        <w:t>arm-</w:t>
+      </w:r>
+      <w:proofErr w:type="spellStart"/>
+      <w:r>
+        <w:rPr>
+          <w:rStyle w:val="VerbatimChar"/>
+          <w:rFonts w:ascii="Times New Roman" w:eastAsia="IBM Plex Mono" w:hAnsi="Times New Roman" w:cs="Times New Roman"/>
+          <w:color w:val="000000"/>
+          <w:szCs w:val="22"/>
+        </w:rPr>
+        <w:t>linux</w:t>
+      </w:r>
+      <w:proofErr w:type="spellEnd"/>
+      <w:r>
+        <w:rPr>
+          <w:rStyle w:val="VerbatimChar"/>
+          <w:rFonts w:ascii="Times New Roman" w:eastAsia="IBM Plex Mono" w:hAnsi="Times New Roman" w:cs="Times New Roman"/>
+          <w:color w:val="000000"/>
+          <w:szCs w:val="22"/>
+        </w:rPr>
+        <w:t>-</w:t>
+      </w:r>
+      <w:proofErr w:type="spellStart"/>
+      <w:r>
+        <w:rPr>
+          <w:rStyle w:val="VerbatimChar"/>
+          <w:rFonts w:ascii="Times New Roman" w:eastAsia="IBM Plex Mono" w:hAnsi="Times New Roman" w:cs="Times New Roman"/>
+          <w:color w:val="000000"/>
+          <w:szCs w:val="22"/>
+        </w:rPr>
+        <w:t>gnueabihf</w:t>
+      </w:r>
+      <w:proofErr w:type="spellEnd"/>
+      <w:r>
+        <w:rPr>
+          <w:rStyle w:val="VerbatimChar"/>
+          <w:rFonts w:ascii="Times New Roman" w:eastAsia="IBM Plex Mono" w:hAnsi="Times New Roman" w:cs="Times New Roman"/>
+          <w:color w:val="000000"/>
+          <w:szCs w:val="22"/>
+        </w:rPr>
+        <w:t xml:space="preserve">-as -o </w:t>
+      </w:r>
+      <w:proofErr w:type="spellStart"/>
+      <w:proofErr w:type="gramStart"/>
+      <w:r>
+        <w:rPr>
+          <w:rStyle w:val="VerbatimChar"/>
+          <w:rFonts w:ascii="Times New Roman" w:eastAsia="IBM Plex Mono" w:hAnsi="Times New Roman" w:cs="Times New Roman"/>
+          <w:color w:val="000000"/>
+          <w:szCs w:val="22"/>
+        </w:rPr>
+        <w:t>hello.o</w:t>
+      </w:r>
+      <w:proofErr w:type="spellEnd"/>
+      <w:proofErr w:type="gramEnd"/>
+      <w:r>
+        <w:rPr>
+          <w:rStyle w:val="VerbatimChar"/>
+          <w:rFonts w:ascii="Times New Roman" w:eastAsia="IBM Plex Mono" w:hAnsi="Times New Roman" w:cs="Times New Roman"/>
+          <w:color w:val="000000"/>
+          <w:szCs w:val="22"/>
+        </w:rPr>
+        <w:t xml:space="preserve"> </w:t>
+      </w:r>
+      <w:proofErr w:type="spellStart"/>
+      <w:proofErr w:type="gramStart"/>
+      <w:r>
+        <w:rPr>
+          <w:rStyle w:val="VerbatimChar"/>
+          <w:rFonts w:ascii="Times New Roman" w:eastAsia="IBM Plex Mono" w:hAnsi="Times New Roman" w:cs="Times New Roman"/>
+          <w:color w:val="000000"/>
+          <w:szCs w:val="22"/>
+        </w:rPr>
+        <w:t>hello.s</w:t>
+      </w:r>
+      <w:proofErr w:type="spellEnd"/>
+      <w:proofErr w:type="gramEnd"/>
       <w:r>
         <w:rPr>
           <w:rFonts w:ascii="Times New Roman" w:eastAsia="IBM Plex Mono" w:hAnsi="Times New Roman" w:cs="Times New Roman"/>
@@ -3600,8 +5296,61 @@
           <w:color w:val="000000"/>
           <w:szCs w:val="22"/>
         </w:rPr>
-        <w:t>arm-linux-gnueabihf-ld -o hello hello.o</w:t>
-      </w:r>
+        <w:t>arm-</w:t>
+      </w:r>
+      <w:proofErr w:type="spellStart"/>
+      <w:r>
+        <w:rPr>
+          <w:rStyle w:val="VerbatimChar"/>
+          <w:rFonts w:ascii="Times New Roman" w:eastAsia="IBM Plex Mono" w:hAnsi="Times New Roman" w:cs="Times New Roman"/>
+          <w:color w:val="000000"/>
+          <w:szCs w:val="22"/>
+        </w:rPr>
+        <w:t>linux</w:t>
+      </w:r>
+      <w:proofErr w:type="spellEnd"/>
+      <w:r>
+        <w:rPr>
+          <w:rStyle w:val="VerbatimChar"/>
+          <w:rFonts w:ascii="Times New Roman" w:eastAsia="IBM Plex Mono" w:hAnsi="Times New Roman" w:cs="Times New Roman"/>
+          <w:color w:val="000000"/>
+          <w:szCs w:val="22"/>
+        </w:rPr>
+        <w:t>-</w:t>
+      </w:r>
+      <w:proofErr w:type="spellStart"/>
+      <w:r>
+        <w:rPr>
+          <w:rStyle w:val="VerbatimChar"/>
+          <w:rFonts w:ascii="Times New Roman" w:eastAsia="IBM Plex Mono" w:hAnsi="Times New Roman" w:cs="Times New Roman"/>
+          <w:color w:val="000000"/>
+          <w:szCs w:val="22"/>
+        </w:rPr>
+        <w:t>gnueabihf-ld</w:t>
+      </w:r>
+      <w:proofErr w:type="spellEnd"/>
+      <w:r>
+        <w:rPr>
+          <w:rStyle w:val="VerbatimChar"/>
+          <w:rFonts w:ascii="Times New Roman" w:eastAsia="IBM Plex Mono" w:hAnsi="Times New Roman" w:cs="Times New Roman"/>
+          <w:color w:val="000000"/>
+          <w:szCs w:val="22"/>
+        </w:rPr>
+        <w:t xml:space="preserve"> -o hello </w:t>
+      </w:r>
+      <w:proofErr w:type="spellStart"/>
+      <w:proofErr w:type="gramStart"/>
+      <w:r>
+        <w:rPr>
+          <w:rStyle w:val="VerbatimChar"/>
+          <w:rFonts w:ascii="Times New Roman" w:eastAsia="IBM Plex Mono" w:hAnsi="Times New Roman" w:cs="Times New Roman"/>
+          <w:color w:val="000000"/>
+          <w:szCs w:val="22"/>
+        </w:rPr>
+        <w:t>hello.o</w:t>
+      </w:r>
+      <w:proofErr w:type="spellEnd"/>
+      <w:proofErr w:type="gramEnd"/>
     </w:p>
     <w:p>
       <w:pPr>
@@ -3676,7 +5425,17 @@
           <w:sz w:val="22"/>
           <w:szCs w:val="22"/>
         </w:rPr>
-        <w:t xml:space="preserve"> For example, if you are running bash shell, edit</w:t>
+        <w:t xml:space="preserve"> For example, if you are running bash shell, </w:t>
+      </w:r>
+      <w:proofErr w:type="gramStart"/>
+      <w:r>
+        <w:rPr>
+          <w:rFonts w:ascii="Times New Roman" w:eastAsia="inter" w:hAnsi="Times New Roman" w:cs="Times New Roman"/>
+          <w:color w:val="000000"/>
+          <w:sz w:val="22"/>
+          <w:szCs w:val="22"/>
+        </w:rPr>
+        <w:t>edit</w:t>
       </w:r>
       <w:r>
         <w:rPr>
@@ -3687,6 +5446,7 @@
         </w:rPr>
         <w:t xml:space="preserve"> .</w:t>
       </w:r>
+      <w:proofErr w:type="spellStart"/>
       <w:r>
         <w:rPr>
           <w:rFonts w:ascii="Times New Roman" w:eastAsia="inter" w:hAnsi="Times New Roman" w:cs="Times New Roman"/>
@@ -3696,6 +5456,8 @@
         </w:rPr>
         <w:t>bashrc</w:t>
       </w:r>
+      <w:proofErr w:type="spellEnd"/>
+      <w:proofErr w:type="gramEnd"/>
     </w:p>
     <w:p>
       <w:pPr>
@@ -3723,8 +5485,30 @@
           <w:sz w:val="22"/>
           <w:szCs w:val="22"/>
         </w:rPr>
-        <w:t xml:space="preserve"> ~/.bashrc</w:t>
-      </w:r>
+        <w:t xml:space="preserve"> ~</w:t>
+      </w:r>
+      <w:proofErr w:type="gramStart"/>
+      <w:r>
+        <w:rPr>
+          <w:rFonts w:ascii="Times New Roman" w:eastAsia="inter" w:hAnsi="Times New Roman" w:cs="Times New Roman"/>
+          <w:color w:val="000000"/>
+          <w:sz w:val="22"/>
+          <w:szCs w:val="22"/>
+        </w:rPr>
+        <w:t>/.</w:t>
+      </w:r>
+      <w:proofErr w:type="spellStart"/>
+      <w:r>
+        <w:rPr>
+          <w:rFonts w:ascii="Times New Roman" w:eastAsia="inter" w:hAnsi="Times New Roman" w:cs="Times New Roman"/>
+          <w:color w:val="000000"/>
+          <w:sz w:val="22"/>
+          <w:szCs w:val="22"/>
+        </w:rPr>
+        <w:t>bashrc</w:t>
+      </w:r>
+      <w:proofErr w:type="spellEnd"/>
+      <w:proofErr w:type="gramEnd"/>
     </w:p>
     <w:p>
       <w:pPr>
@@ -3781,7 +5565,47 @@
           <w:color w:val="000000"/>
           <w:szCs w:val="22"/>
         </w:rPr>
-        <w:t>arm-linux-gnueabihf-as</w:t>
+        <w:t>arm-</w:t>
+      </w:r>
+      <w:proofErr w:type="spellStart"/>
+      <w:r>
+        <w:rPr>
+          <w:rStyle w:val="VerbatimChar"/>
+          <w:rFonts w:ascii="Times New Roman" w:eastAsia="IBM Plex Mono" w:hAnsi="Times New Roman" w:cs="Times New Roman"/>
+          <w:color w:val="000000"/>
+          <w:szCs w:val="22"/>
+        </w:rPr>
+        <w:t>linux</w:t>
+      </w:r>
+      <w:proofErr w:type="spellEnd"/>
+      <w:r>
+        <w:rPr>
+          <w:rStyle w:val="VerbatimChar"/>
+          <w:rFonts w:ascii="Times New Roman" w:eastAsia="IBM Plex Mono" w:hAnsi="Times New Roman" w:cs="Times New Roman"/>
+          <w:color w:val="000000"/>
+          <w:szCs w:val="22"/>
+        </w:rPr>
+        <w:t>-</w:t>
+      </w:r>
+      <w:proofErr w:type="spellStart"/>
+      <w:r>
+        <w:rPr>
+          <w:rStyle w:val="VerbatimChar"/>
+          <w:rFonts w:ascii="Times New Roman" w:eastAsia="IBM Plex Mono" w:hAnsi="Times New Roman" w:cs="Times New Roman"/>
+          <w:color w:val="000000"/>
+          <w:szCs w:val="22"/>
+        </w:rPr>
+        <w:t>gnueabihf</w:t>
+      </w:r>
+      <w:proofErr w:type="spellEnd"/>
+      <w:r>
+        <w:rPr>
+          <w:rStyle w:val="VerbatimChar"/>
+          <w:rFonts w:ascii="Times New Roman" w:eastAsia="IBM Plex Mono" w:hAnsi="Times New Roman" w:cs="Times New Roman"/>
+          <w:color w:val="000000"/>
+          <w:szCs w:val="22"/>
+        </w:rPr>
+        <w:t>-as</w:t>
       </w:r>
       <w:r>
         <w:rPr>
@@ -3839,7 +5663,34 @@
           <w:sz w:val="22"/>
           <w:szCs w:val="22"/>
         </w:rPr>
-        <w:t>arm-linux-gnueabihf-</w:t>
+        <w:t>arm-</w:t>
+      </w:r>
+      <w:proofErr w:type="spellStart"/>
+      <w:r>
+        <w:rPr>
+          <w:rFonts w:ascii="Times New Roman" w:hAnsi="Times New Roman" w:cs="Times New Roman"/>
+          <w:sz w:val="22"/>
+          <w:szCs w:val="22"/>
+        </w:rPr>
+        <w:t>linux</w:t>
+      </w:r>
+      <w:proofErr w:type="spellEnd"/>
+      <w:r>
+        <w:rPr>
+          <w:rFonts w:ascii="Times New Roman" w:hAnsi="Times New Roman" w:cs="Times New Roman"/>
+          <w:sz w:val="22"/>
+          <w:szCs w:val="22"/>
+        </w:rPr>
+        <w:t>-</w:t>
+      </w:r>
+      <w:proofErr w:type="spellStart"/>
+      <w:r>
+        <w:rPr>
+          <w:rFonts w:ascii="Times New Roman" w:hAnsi="Times New Roman" w:cs="Times New Roman"/>
+          <w:sz w:val="22"/>
+          <w:szCs w:val="22"/>
+        </w:rPr>
+        <w:t>gnueabihf-</w:t>
       </w:r>
       <w:r>
         <w:rPr>
@@ -3849,6 +5700,7 @@
         </w:rPr>
         <w:t>ld</w:t>
       </w:r>
+      <w:proofErr w:type="spellEnd"/>
       <w:r>
         <w:rPr>
           <w:rFonts w:ascii="Times New Roman" w:hAnsi="Times New Roman" w:cs="Times New Roman"/>
@@ -3906,15 +5758,51 @@
           <w:sz w:val="22"/>
           <w:szCs w:val="22"/>
         </w:rPr>
-        <w:t>arm-linux-gnueabihf-</w:t>
-      </w:r>
-      <w:r>
-        <w:rPr>
-          <w:rFonts w:ascii="Times New Roman" w:hAnsi="Times New Roman" w:cs="Times New Roman"/>
-          <w:sz w:val="22"/>
-          <w:szCs w:val="22"/>
-        </w:rPr>
-        <w:t>gcc’</w:t>
+        <w:t>arm-</w:t>
+      </w:r>
+      <w:proofErr w:type="spellStart"/>
+      <w:r>
+        <w:rPr>
+          <w:rFonts w:ascii="Times New Roman" w:hAnsi="Times New Roman" w:cs="Times New Roman"/>
+          <w:sz w:val="22"/>
+          <w:szCs w:val="22"/>
+        </w:rPr>
+        <w:t>linux</w:t>
+      </w:r>
+      <w:proofErr w:type="spellEnd"/>
+      <w:r>
+        <w:rPr>
+          <w:rFonts w:ascii="Times New Roman" w:hAnsi="Times New Roman" w:cs="Times New Roman"/>
+          <w:sz w:val="22"/>
+          <w:szCs w:val="22"/>
+        </w:rPr>
+        <w:t>-</w:t>
+      </w:r>
+      <w:proofErr w:type="spellStart"/>
+      <w:r>
+        <w:rPr>
+          <w:rFonts w:ascii="Times New Roman" w:hAnsi="Times New Roman" w:cs="Times New Roman"/>
+          <w:sz w:val="22"/>
+          <w:szCs w:val="22"/>
+        </w:rPr>
+        <w:t>gnueabihf-</w:t>
+      </w:r>
+      <w:r>
+        <w:rPr>
+          <w:rFonts w:ascii="Times New Roman" w:hAnsi="Times New Roman" w:cs="Times New Roman"/>
+          <w:sz w:val="22"/>
+          <w:szCs w:val="22"/>
+        </w:rPr>
+        <w:t>gcc</w:t>
+      </w:r>
+      <w:proofErr w:type="spellEnd"/>
+      <w:r>
+        <w:rPr>
+          <w:rFonts w:ascii="Times New Roman" w:hAnsi="Times New Roman" w:cs="Times New Roman"/>
+          <w:sz w:val="22"/>
+          <w:szCs w:val="22"/>
+        </w:rPr>
+        <w:t>’</w:t>
       </w:r>
     </w:p>
     <w:p>
@@ -3964,6 +5852,7 @@
         </w:rPr>
         <w:br/>
       </w:r>
+      <w:proofErr w:type="gramStart"/>
       <w:r>
         <w:rPr>
           <w:rStyle w:val="VerbatimChar"/>
@@ -3980,7 +5869,17 @@
           <w:color w:val="000000"/>
           <w:szCs w:val="22"/>
         </w:rPr>
-        <w:t>./</w:t>
+        <w:t>.</w:t>
+      </w:r>
+      <w:proofErr w:type="gramEnd"/>
+      <w:r>
+        <w:rPr>
+          <w:rStyle w:val="VerbatimChar"/>
+          <w:rFonts w:ascii="Times New Roman" w:eastAsia="IBM Plex Mono" w:hAnsi="Times New Roman" w:cs="Times New Roman"/>
+          <w:color w:val="000000"/>
+          <w:szCs w:val="22"/>
+        </w:rPr>
+        <w:t>/</w:t>
       </w:r>
       <w:r>
         <w:rPr>
@@ -4051,14 +5950,25 @@
           <w:szCs w:val="22"/>
         </w:rPr>
       </w:pPr>
-      <w:r>
-        <w:rPr>
-          <w:rStyle w:val="VerbatimChar"/>
-          <w:rFonts w:ascii="Times New Roman" w:eastAsia="IBM Plex Mono" w:hAnsi="Times New Roman" w:cs="Times New Roman"/>
-          <w:color w:val="000000"/>
-          <w:szCs w:val="22"/>
-        </w:rPr>
-        <w:t>./hello</w:t>
+      <w:proofErr w:type="gramStart"/>
+      <w:r>
+        <w:rPr>
+          <w:rStyle w:val="VerbatimChar"/>
+          <w:rFonts w:ascii="Times New Roman" w:eastAsia="IBM Plex Mono" w:hAnsi="Times New Roman" w:cs="Times New Roman"/>
+          <w:color w:val="000000"/>
+          <w:szCs w:val="22"/>
+        </w:rPr>
+        <w:t>./</w:t>
+      </w:r>
+      <w:proofErr w:type="gramEnd"/>
+      <w:r>
+        <w:rPr>
+          <w:rStyle w:val="VerbatimChar"/>
+          <w:rFonts w:ascii="Times New Roman" w:eastAsia="IBM Plex Mono" w:hAnsi="Times New Roman" w:cs="Times New Roman"/>
+          <w:color w:val="000000"/>
+          <w:szCs w:val="22"/>
+        </w:rPr>
+        <w:t>hello</w:t>
       </w:r>
     </w:p>
     <w:p>
@@ -4157,7 +6067,47 @@
           <w:color w:val="000000"/>
           <w:szCs w:val="22"/>
         </w:rPr>
-        <w:t>arm-linux-gnueabihf-objdump -d hello</w:t>
+        <w:t>arm-</w:t>
+      </w:r>
+      <w:proofErr w:type="spellStart"/>
+      <w:r>
+        <w:rPr>
+          <w:rStyle w:val="VerbatimChar"/>
+          <w:rFonts w:ascii="Times New Roman" w:eastAsia="IBM Plex Mono" w:hAnsi="Times New Roman" w:cs="Times New Roman"/>
+          <w:color w:val="000000"/>
+          <w:szCs w:val="22"/>
+        </w:rPr>
+        <w:t>linux</w:t>
+      </w:r>
+      <w:proofErr w:type="spellEnd"/>
+      <w:r>
+        <w:rPr>
+          <w:rStyle w:val="VerbatimChar"/>
+          <w:rFonts w:ascii="Times New Roman" w:eastAsia="IBM Plex Mono" w:hAnsi="Times New Roman" w:cs="Times New Roman"/>
+          <w:color w:val="000000"/>
+          <w:szCs w:val="22"/>
+        </w:rPr>
+        <w:t>-</w:t>
+      </w:r>
+      <w:proofErr w:type="spellStart"/>
+      <w:r>
+        <w:rPr>
+          <w:rStyle w:val="VerbatimChar"/>
+          <w:rFonts w:ascii="Times New Roman" w:eastAsia="IBM Plex Mono" w:hAnsi="Times New Roman" w:cs="Times New Roman"/>
+          <w:color w:val="000000"/>
+          <w:szCs w:val="22"/>
+        </w:rPr>
+        <w:t>gnueabihf-objdump</w:t>
+      </w:r>
+      <w:proofErr w:type="spellEnd"/>
+      <w:r>
+        <w:rPr>
+          <w:rStyle w:val="VerbatimChar"/>
+          <w:rFonts w:ascii="Times New Roman" w:eastAsia="IBM Plex Mono" w:hAnsi="Times New Roman" w:cs="Times New Roman"/>
+          <w:color w:val="000000"/>
+          <w:szCs w:val="22"/>
+        </w:rPr>
+        <w:t xml:space="preserve"> -d hello</w:t>
       </w:r>
     </w:p>
     <w:p>
@@ -4243,53 +6193,6 @@
         </w:rPr>
         <w:t xml:space="preserve"> that records your experience in going through these steps. What problems you encountered and how did you resolve them.</w:t>
       </w:r>
-    </w:p>
-    <w:p>
-      <w:pPr>
-        <w:rPr>
-          <w:rFonts w:asciiTheme="majorHAnsi" w:eastAsiaTheme="majorEastAsia" w:hAnsiTheme="majorHAnsi" w:cstheme="majorBidi"/>
-          <w:color w:val="0F4761" w:themeColor="accent1" w:themeShade="BF"/>
-          <w:sz w:val="32"/>
-          <w:szCs w:val="32"/>
-        </w:rPr>
-      </w:pPr>
-    </w:p>
-    <w:p>
-      <w:pPr>
-        <w:spacing w:after="210" w:line="360" w:lineRule="auto"/>
-        <w:rPr>
-          <w:rFonts w:ascii="Times New Roman" w:hAnsi="Times New Roman" w:cs="Times New Roman"/>
-          <w:sz w:val="22"/>
-          <w:szCs w:val="22"/>
-        </w:rPr>
-      </w:pPr>
-    </w:p>
-    <w:p>
-      <w:pPr>
-        <w:rPr>
-          <w:rFonts w:ascii="Times New Roman" w:hAnsi="Times New Roman" w:cs="Times New Roman"/>
-          <w:sz w:val="22"/>
-          <w:szCs w:val="22"/>
-        </w:rPr>
-      </w:pPr>
-    </w:p>
-    <w:p>
-      <w:pPr>
-        <w:rPr>
-          <w:rFonts w:ascii="Times New Roman" w:hAnsi="Times New Roman" w:cs="Times New Roman"/>
-          <w:sz w:val="22"/>
-          <w:szCs w:val="22"/>
-        </w:rPr>
-      </w:pPr>
-    </w:p>
-    <w:p>
-      <w:pPr>
-        <w:rPr>
-          <w:rFonts w:ascii="Times New Roman" w:hAnsi="Times New Roman" w:cs="Times New Roman"/>
-          <w:sz w:val="22"/>
-          <w:szCs w:val="22"/>
-        </w:rPr>
-      </w:pPr>
     </w:p>
     <w:sectPr>
       <w:pgSz w:w="12240" w:h="15840"/>

--- a/Labs/Lab0 QEMU RSP Setup.docx
+++ b/Labs/Lab0 QEMU RSP Setup.docx
@@ -47,25 +47,7 @@
           <w:sz w:val="22"/>
           <w:szCs w:val="22"/>
         </w:rPr>
-        <w:t xml:space="preserve">We </w:t>
-      </w:r>
-      <w:proofErr w:type="gramStart"/>
-      <w:r>
-        <w:rPr>
-          <w:rFonts w:ascii="Times New Roman" w:hAnsi="Times New Roman" w:cs="Times New Roman"/>
-          <w:sz w:val="22"/>
-          <w:szCs w:val="22"/>
-        </w:rPr>
-        <w:t>setup</w:t>
-      </w:r>
-      <w:proofErr w:type="gramEnd"/>
-      <w:r>
-        <w:rPr>
-          <w:rFonts w:ascii="Times New Roman" w:hAnsi="Times New Roman" w:cs="Times New Roman"/>
-          <w:sz w:val="22"/>
-          <w:szCs w:val="22"/>
-        </w:rPr>
-        <w:t xml:space="preserve"> a simulation environment with QEMU to run Raspberry PI code on your PC.</w:t>
+        <w:t>We setup a simulation environment with QEMU to run Raspberry PI code on your PC.</w:t>
       </w:r>
       <w:r>
         <w:rPr>
@@ -213,25 +195,7 @@
           <w:sz w:val="22"/>
           <w:szCs w:val="22"/>
         </w:rPr>
-        <w:t xml:space="preserve">First, from Search box, start “Turn Windows features on or off”, and enable these three options: </w:t>
-      </w:r>
-      <w:proofErr w:type="spellStart"/>
-      <w:r>
-        <w:rPr>
-          <w:rFonts w:ascii="Times New Roman" w:hAnsi="Times New Roman" w:cs="Times New Roman"/>
-          <w:sz w:val="22"/>
-          <w:szCs w:val="22"/>
-        </w:rPr>
-        <w:t>HyperV</w:t>
-      </w:r>
-      <w:proofErr w:type="spellEnd"/>
-      <w:r>
-        <w:rPr>
-          <w:rFonts w:ascii="Times New Roman" w:hAnsi="Times New Roman" w:cs="Times New Roman"/>
-          <w:sz w:val="22"/>
-          <w:szCs w:val="22"/>
-        </w:rPr>
-        <w:t>, Windows Subsystem for Linux, Virtual Machine Platform.</w:t>
+        <w:t>First, from Search box, start “Turn Windows features on or off”, and enable these three options: HyperV, Windows Subsystem for Linux, Virtual Machine Platform.</w:t>
       </w:r>
     </w:p>
     <w:p>
@@ -249,25 +213,7 @@
           <w:sz w:val="22"/>
           <w:szCs w:val="22"/>
         </w:rPr>
-        <w:t xml:space="preserve">From Windows </w:t>
-      </w:r>
-      <w:proofErr w:type="spellStart"/>
-      <w:r>
-        <w:rPr>
-          <w:rFonts w:ascii="Times New Roman" w:hAnsi="Times New Roman" w:cs="Times New Roman"/>
-          <w:sz w:val="22"/>
-          <w:szCs w:val="22"/>
-        </w:rPr>
-        <w:t>Powershell</w:t>
-      </w:r>
-      <w:proofErr w:type="spellEnd"/>
-      <w:r>
-        <w:rPr>
-          <w:rFonts w:ascii="Times New Roman" w:hAnsi="Times New Roman" w:cs="Times New Roman"/>
-          <w:sz w:val="22"/>
-          <w:szCs w:val="22"/>
-        </w:rPr>
-        <w:t>,</w:t>
+        <w:t>From Windows Powershell,</w:t>
       </w:r>
       <w:r>
         <w:t xml:space="preserve"> </w:t>
@@ -291,23 +237,13 @@
           <w:color w:val="000000"/>
         </w:rPr>
       </w:pPr>
-      <w:proofErr w:type="spellStart"/>
       <w:r>
         <w:rPr>
           <w:rStyle w:val="VerbatimChar"/>
           <w:rFonts w:ascii="Times New Roman" w:eastAsia="IBM Plex Mono" w:hAnsi="Times New Roman"/>
           <w:color w:val="000000"/>
         </w:rPr>
-        <w:t>wsl</w:t>
-      </w:r>
-      <w:proofErr w:type="spellEnd"/>
-      <w:r>
-        <w:rPr>
-          <w:rStyle w:val="VerbatimChar"/>
-          <w:rFonts w:ascii="Times New Roman" w:eastAsia="IBM Plex Mono" w:hAnsi="Times New Roman"/>
-          <w:color w:val="000000"/>
-        </w:rPr>
-        <w:t xml:space="preserve"> --install</w:t>
+        <w:t>wsl --install</w:t>
       </w:r>
     </w:p>
     <w:p>
@@ -320,23 +256,13 @@
           <w:color w:val="000000"/>
         </w:rPr>
       </w:pPr>
-      <w:proofErr w:type="spellStart"/>
       <w:r>
         <w:rPr>
           <w:rStyle w:val="VerbatimChar"/>
           <w:rFonts w:ascii="Times New Roman" w:eastAsia="IBM Plex Mono" w:hAnsi="Times New Roman"/>
           <w:color w:val="000000"/>
         </w:rPr>
-        <w:t>wsl</w:t>
-      </w:r>
-      <w:proofErr w:type="spellEnd"/>
-      <w:r>
-        <w:rPr>
-          <w:rStyle w:val="VerbatimChar"/>
-          <w:rFonts w:ascii="Times New Roman" w:eastAsia="IBM Plex Mono" w:hAnsi="Times New Roman"/>
-          <w:color w:val="000000"/>
-        </w:rPr>
-        <w:t xml:space="preserve"> --set-default-version 2</w:t>
+        <w:t>wsl --set-default-version 2</w:t>
       </w:r>
     </w:p>
     <w:p>
@@ -377,41 +303,13 @@
           <w:color w:val="000000"/>
         </w:rPr>
       </w:pPr>
-      <w:proofErr w:type="spellStart"/>
       <w:r>
         <w:rPr>
           <w:rStyle w:val="VerbatimChar"/>
           <w:rFonts w:ascii="Times New Roman" w:eastAsia="IBM Plex Mono" w:hAnsi="Times New Roman"/>
           <w:color w:val="000000"/>
         </w:rPr>
-        <w:t>sudo</w:t>
-      </w:r>
-      <w:proofErr w:type="spellEnd"/>
-      <w:r>
-        <w:rPr>
-          <w:rStyle w:val="VerbatimChar"/>
-          <w:rFonts w:ascii="Times New Roman" w:eastAsia="IBM Plex Mono" w:hAnsi="Times New Roman"/>
-          <w:color w:val="000000"/>
-        </w:rPr>
-        <w:t xml:space="preserve"> apt update &amp;&amp; </w:t>
-      </w:r>
-      <w:proofErr w:type="spellStart"/>
-      <w:r>
-        <w:rPr>
-          <w:rStyle w:val="VerbatimChar"/>
-          <w:rFonts w:ascii="Times New Roman" w:eastAsia="IBM Plex Mono" w:hAnsi="Times New Roman"/>
-          <w:color w:val="000000"/>
-        </w:rPr>
-        <w:t>sudo</w:t>
-      </w:r>
-      <w:proofErr w:type="spellEnd"/>
-      <w:r>
-        <w:rPr>
-          <w:rStyle w:val="VerbatimChar"/>
-          <w:rFonts w:ascii="Times New Roman" w:eastAsia="IBM Plex Mono" w:hAnsi="Times New Roman"/>
-          <w:color w:val="000000"/>
-        </w:rPr>
-        <w:t xml:space="preserve"> apt upgrade -y</w:t>
+        <w:t>sudo apt update &amp;&amp; sudo apt upgrade -y</w:t>
       </w:r>
     </w:p>
     <w:p>
@@ -424,77 +322,13 @@
           <w:color w:val="000000"/>
         </w:rPr>
       </w:pPr>
-      <w:proofErr w:type="spellStart"/>
       <w:r>
         <w:rPr>
           <w:rStyle w:val="VerbatimChar"/>
           <w:rFonts w:ascii="Times New Roman" w:eastAsia="IBM Plex Mono" w:hAnsi="Times New Roman"/>
           <w:color w:val="000000"/>
         </w:rPr>
-        <w:t>sudo</w:t>
-      </w:r>
-      <w:proofErr w:type="spellEnd"/>
-      <w:r>
-        <w:rPr>
-          <w:rStyle w:val="VerbatimChar"/>
-          <w:rFonts w:ascii="Times New Roman" w:eastAsia="IBM Plex Mono" w:hAnsi="Times New Roman"/>
-          <w:color w:val="000000"/>
-        </w:rPr>
-        <w:t xml:space="preserve"> apt install </w:t>
-      </w:r>
-      <w:proofErr w:type="spellStart"/>
-      <w:r>
-        <w:rPr>
-          <w:rStyle w:val="VerbatimChar"/>
-          <w:rFonts w:ascii="Times New Roman" w:eastAsia="IBM Plex Mono" w:hAnsi="Times New Roman"/>
-          <w:color w:val="000000"/>
-        </w:rPr>
-        <w:t>qemu-kvm</w:t>
-      </w:r>
-      <w:proofErr w:type="spellEnd"/>
-      <w:r>
-        <w:rPr>
-          <w:rStyle w:val="VerbatimChar"/>
-          <w:rFonts w:ascii="Times New Roman" w:eastAsia="IBM Plex Mono" w:hAnsi="Times New Roman"/>
-          <w:color w:val="000000"/>
-        </w:rPr>
-        <w:t xml:space="preserve"> </w:t>
-      </w:r>
-      <w:proofErr w:type="spellStart"/>
-      <w:r>
-        <w:rPr>
-          <w:rStyle w:val="VerbatimChar"/>
-          <w:rFonts w:ascii="Times New Roman" w:eastAsia="IBM Plex Mono" w:hAnsi="Times New Roman"/>
-          <w:color w:val="000000"/>
-        </w:rPr>
-        <w:t>libvirt</w:t>
-      </w:r>
-      <w:proofErr w:type="spellEnd"/>
-      <w:r>
-        <w:rPr>
-          <w:rStyle w:val="VerbatimChar"/>
-          <w:rFonts w:ascii="Times New Roman" w:eastAsia="IBM Plex Mono" w:hAnsi="Times New Roman"/>
-          <w:color w:val="000000"/>
-        </w:rPr>
-        <w:t xml:space="preserve">-daemon-system </w:t>
-      </w:r>
-      <w:proofErr w:type="spellStart"/>
-      <w:r>
-        <w:rPr>
-          <w:rStyle w:val="VerbatimChar"/>
-          <w:rFonts w:ascii="Times New Roman" w:eastAsia="IBM Plex Mono" w:hAnsi="Times New Roman"/>
-          <w:color w:val="000000"/>
-        </w:rPr>
-        <w:t>libvirt</w:t>
-      </w:r>
-      <w:proofErr w:type="spellEnd"/>
-      <w:r>
-        <w:rPr>
-          <w:rStyle w:val="VerbatimChar"/>
-          <w:rFonts w:ascii="Times New Roman" w:eastAsia="IBM Plex Mono" w:hAnsi="Times New Roman"/>
-          <w:color w:val="000000"/>
-        </w:rPr>
-        <w:t>-clients bridge-utils -y</w:t>
+        <w:t>sudo apt install qemu-kvm libvirt-daemon-system libvirt-clients bridge-utils -y</w:t>
       </w:r>
     </w:p>
     <w:p>
@@ -507,77 +341,13 @@
           <w:color w:val="000000"/>
         </w:rPr>
       </w:pPr>
-      <w:proofErr w:type="spellStart"/>
       <w:r>
         <w:rPr>
           <w:rStyle w:val="VerbatimChar"/>
           <w:rFonts w:ascii="Times New Roman" w:eastAsia="IBM Plex Mono" w:hAnsi="Times New Roman"/>
           <w:color w:val="000000"/>
         </w:rPr>
-        <w:t>sudo</w:t>
-      </w:r>
-      <w:proofErr w:type="spellEnd"/>
-      <w:r>
-        <w:rPr>
-          <w:rStyle w:val="VerbatimChar"/>
-          <w:rFonts w:ascii="Times New Roman" w:eastAsia="IBM Plex Mono" w:hAnsi="Times New Roman"/>
-          <w:color w:val="000000"/>
-        </w:rPr>
-        <w:t xml:space="preserve"> </w:t>
-      </w:r>
-      <w:proofErr w:type="spellStart"/>
-      <w:r>
-        <w:rPr>
-          <w:rStyle w:val="VerbatimChar"/>
-          <w:rFonts w:ascii="Times New Roman" w:eastAsia="IBM Plex Mono" w:hAnsi="Times New Roman"/>
-          <w:color w:val="000000"/>
-        </w:rPr>
-        <w:t>usermod</w:t>
-      </w:r>
-      <w:proofErr w:type="spellEnd"/>
-      <w:r>
-        <w:rPr>
-          <w:rStyle w:val="VerbatimChar"/>
-          <w:rFonts w:ascii="Times New Roman" w:eastAsia="IBM Plex Mono" w:hAnsi="Times New Roman"/>
-          <w:color w:val="000000"/>
-        </w:rPr>
-        <w:t xml:space="preserve"> -</w:t>
-      </w:r>
-      <w:proofErr w:type="spellStart"/>
-      <w:r>
-        <w:rPr>
-          <w:rStyle w:val="VerbatimChar"/>
-          <w:rFonts w:ascii="Times New Roman" w:eastAsia="IBM Plex Mono" w:hAnsi="Times New Roman"/>
-          <w:color w:val="000000"/>
-        </w:rPr>
-        <w:t>aG</w:t>
-      </w:r>
-      <w:proofErr w:type="spellEnd"/>
-      <w:r>
-        <w:rPr>
-          <w:rStyle w:val="VerbatimChar"/>
-          <w:rFonts w:ascii="Times New Roman" w:eastAsia="IBM Plex Mono" w:hAnsi="Times New Roman"/>
-          <w:color w:val="000000"/>
-        </w:rPr>
-        <w:t xml:space="preserve"> </w:t>
-      </w:r>
-      <w:proofErr w:type="spellStart"/>
-      <w:r>
-        <w:rPr>
-          <w:rStyle w:val="VerbatimChar"/>
-          <w:rFonts w:ascii="Times New Roman" w:eastAsia="IBM Plex Mono" w:hAnsi="Times New Roman"/>
-          <w:color w:val="000000"/>
-        </w:rPr>
-        <w:t>kvm</w:t>
-      </w:r>
-      <w:proofErr w:type="spellEnd"/>
-      <w:r>
-        <w:rPr>
-          <w:rStyle w:val="VerbatimChar"/>
-          <w:rFonts w:ascii="Times New Roman" w:eastAsia="IBM Plex Mono" w:hAnsi="Times New Roman"/>
-          <w:color w:val="000000"/>
-        </w:rPr>
-        <w:t xml:space="preserve"> $USER</w:t>
+        <w:t>sudo usermod -aG kvm $USER</w:t>
       </w:r>
     </w:p>
     <w:p>
@@ -605,25 +375,7 @@
           <w:sz w:val="22"/>
           <w:szCs w:val="22"/>
         </w:rPr>
-        <w:t xml:space="preserve">From Windows </w:t>
-      </w:r>
-      <w:proofErr w:type="spellStart"/>
-      <w:r>
-        <w:rPr>
-          <w:rFonts w:ascii="Times New Roman" w:hAnsi="Times New Roman" w:cs="Times New Roman"/>
-          <w:sz w:val="22"/>
-          <w:szCs w:val="22"/>
-        </w:rPr>
-        <w:t>Powershell</w:t>
-      </w:r>
-      <w:proofErr w:type="spellEnd"/>
-      <w:r>
-        <w:rPr>
-          <w:rFonts w:ascii="Times New Roman" w:hAnsi="Times New Roman" w:cs="Times New Roman"/>
-          <w:sz w:val="22"/>
-          <w:szCs w:val="22"/>
-        </w:rPr>
-        <w:t>, run:</w:t>
+        <w:t>From Windows Powershell, run:</w:t>
       </w:r>
     </w:p>
     <w:p>
@@ -636,23 +388,13 @@
           <w:color w:val="000000"/>
         </w:rPr>
       </w:pPr>
-      <w:proofErr w:type="spellStart"/>
       <w:r>
         <w:rPr>
           <w:rStyle w:val="VerbatimChar"/>
           <w:rFonts w:ascii="Times New Roman" w:eastAsia="IBM Plex Mono" w:hAnsi="Times New Roman"/>
           <w:color w:val="000000"/>
         </w:rPr>
-        <w:t>wsl</w:t>
-      </w:r>
-      <w:proofErr w:type="spellEnd"/>
-      <w:r>
-        <w:rPr>
-          <w:rStyle w:val="VerbatimChar"/>
-          <w:rFonts w:ascii="Times New Roman" w:eastAsia="IBM Plex Mono" w:hAnsi="Times New Roman"/>
-          <w:color w:val="000000"/>
-        </w:rPr>
-        <w:t xml:space="preserve"> </w:t>
+        <w:t xml:space="preserve">wsl </w:t>
       </w:r>
       <w:r>
         <w:rPr>
@@ -863,25 +605,7 @@
           <w:sz w:val="22"/>
           <w:szCs w:val="22"/>
         </w:rPr>
-        <w:t xml:space="preserve">How To Install </w:t>
-      </w:r>
-      <w:proofErr w:type="gramStart"/>
-      <w:r>
-        <w:rPr>
-          <w:rFonts w:ascii="Times New Roman" w:hAnsi="Times New Roman" w:cs="Times New Roman"/>
-          <w:sz w:val="22"/>
-          <w:szCs w:val="22"/>
-        </w:rPr>
-        <w:t>And</w:t>
-      </w:r>
-      <w:proofErr w:type="gramEnd"/>
-      <w:r>
-        <w:rPr>
-          <w:rFonts w:ascii="Times New Roman" w:hAnsi="Times New Roman" w:cs="Times New Roman"/>
-          <w:sz w:val="22"/>
-          <w:szCs w:val="22"/>
-        </w:rPr>
-        <w:t xml:space="preserve"> Use QEMU Virtual Machine On macOS With HVF Acceleration - Command Line Tutorial </w:t>
+        <w:t xml:space="preserve">How To Install And Use QEMU Virtual Machine On macOS With HVF Acceleration - Command Line Tutorial </w:t>
       </w:r>
       <w:hyperlink r:id="rId7" w:history="1">
         <w:r>
@@ -968,131 +692,95 @@
           <w:sz w:val="22"/>
           <w:szCs w:val="22"/>
         </w:rPr>
+        <w:t xml:space="preserve"> on Windows or </w:t>
+      </w:r>
+      <w:r>
+        <w:rPr>
+          <w:rFonts w:ascii="Times New Roman" w:hAnsi="Times New Roman" w:cs="Times New Roman"/>
+          <w:sz w:val="22"/>
+          <w:szCs w:val="22"/>
+        </w:rPr>
+        <w:t>Mac</w:t>
+      </w:r>
+      <w:r>
+        <w:rPr>
+          <w:rFonts w:ascii="Times New Roman" w:hAnsi="Times New Roman" w:cs="Times New Roman"/>
+          <w:sz w:val="22"/>
+          <w:szCs w:val="22"/>
+        </w:rPr>
+        <w:t>,</w:t>
+      </w:r>
+      <w:r>
+        <w:rPr>
+          <w:rFonts w:ascii="Times New Roman" w:hAnsi="Times New Roman" w:cs="Times New Roman"/>
+          <w:sz w:val="22"/>
+          <w:szCs w:val="22"/>
+        </w:rPr>
+        <w:t xml:space="preserve"> I can </w:t>
+      </w:r>
+      <w:r>
+        <w:rPr>
+          <w:rFonts w:ascii="Times New Roman" w:hAnsi="Times New Roman" w:cs="Times New Roman"/>
+          <w:sz w:val="22"/>
+          <w:szCs w:val="22"/>
+        </w:rPr>
+        <w:t>give</w:t>
+      </w:r>
+      <w:r>
+        <w:rPr>
+          <w:rFonts w:ascii="Times New Roman" w:hAnsi="Times New Roman" w:cs="Times New Roman"/>
+          <w:sz w:val="22"/>
+          <w:szCs w:val="22"/>
+        </w:rPr>
+        <w:t xml:space="preserve"> you </w:t>
+      </w:r>
+      <w:r>
+        <w:rPr>
+          <w:rFonts w:ascii="Times New Roman" w:hAnsi="Times New Roman" w:cs="Times New Roman"/>
+          <w:sz w:val="22"/>
+          <w:szCs w:val="22"/>
+        </w:rPr>
+        <w:t>a</w:t>
+      </w:r>
+      <w:r>
+        <w:rPr>
+          <w:rFonts w:ascii="Times New Roman" w:hAnsi="Times New Roman" w:cs="Times New Roman"/>
+          <w:sz w:val="22"/>
+          <w:szCs w:val="22"/>
+        </w:rPr>
+        <w:t xml:space="preserve"> Raspberry P</w:t>
+      </w:r>
+      <w:r>
+        <w:rPr>
+          <w:rFonts w:ascii="Times New Roman" w:hAnsi="Times New Roman" w:cs="Times New Roman"/>
+          <w:sz w:val="22"/>
+          <w:szCs w:val="22"/>
+        </w:rPr>
+        <w:t>I</w:t>
+      </w:r>
+      <w:r>
+        <w:rPr>
+          <w:rFonts w:ascii="Times New Roman" w:hAnsi="Times New Roman" w:cs="Times New Roman"/>
+          <w:sz w:val="22"/>
+          <w:szCs w:val="22"/>
+        </w:rPr>
+        <w:t xml:space="preserve"> board.</w:t>
+      </w:r>
+      <w:r>
+        <w:rPr>
+          <w:rFonts w:ascii="Times New Roman" w:hAnsi="Times New Roman" w:cs="Times New Roman"/>
+          <w:sz w:val="22"/>
+          <w:szCs w:val="22"/>
+        </w:rPr>
         <w:t xml:space="preserve"> </w:t>
       </w:r>
-      <w:proofErr w:type="gramStart"/>
-      <w:r>
-        <w:rPr>
-          <w:rFonts w:ascii="Times New Roman" w:hAnsi="Times New Roman" w:cs="Times New Roman"/>
-          <w:sz w:val="22"/>
-          <w:szCs w:val="22"/>
-        </w:rPr>
-        <w:t>on</w:t>
-      </w:r>
-      <w:proofErr w:type="gramEnd"/>
-      <w:r>
-        <w:rPr>
-          <w:rFonts w:ascii="Times New Roman" w:hAnsi="Times New Roman" w:cs="Times New Roman"/>
-          <w:sz w:val="22"/>
-          <w:szCs w:val="22"/>
-        </w:rPr>
-        <w:t xml:space="preserve"> Windows or </w:t>
-      </w:r>
-      <w:r>
-        <w:rPr>
-          <w:rFonts w:ascii="Times New Roman" w:hAnsi="Times New Roman" w:cs="Times New Roman"/>
-          <w:sz w:val="22"/>
-          <w:szCs w:val="22"/>
-        </w:rPr>
-        <w:t>Mac</w:t>
-      </w:r>
-      <w:r>
-        <w:rPr>
-          <w:rFonts w:ascii="Times New Roman" w:hAnsi="Times New Roman" w:cs="Times New Roman"/>
-          <w:sz w:val="22"/>
-          <w:szCs w:val="22"/>
-        </w:rPr>
-        <w:t>,</w:t>
-      </w:r>
-      <w:r>
-        <w:rPr>
-          <w:rFonts w:ascii="Times New Roman" w:hAnsi="Times New Roman" w:cs="Times New Roman"/>
-          <w:sz w:val="22"/>
-          <w:szCs w:val="22"/>
-        </w:rPr>
-        <w:t xml:space="preserve"> I can </w:t>
-      </w:r>
-      <w:r>
-        <w:rPr>
-          <w:rFonts w:ascii="Times New Roman" w:hAnsi="Times New Roman" w:cs="Times New Roman"/>
-          <w:sz w:val="22"/>
-          <w:szCs w:val="22"/>
-        </w:rPr>
-        <w:t>give</w:t>
-      </w:r>
-      <w:r>
-        <w:rPr>
-          <w:rFonts w:ascii="Times New Roman" w:hAnsi="Times New Roman" w:cs="Times New Roman"/>
-          <w:sz w:val="22"/>
-          <w:szCs w:val="22"/>
-        </w:rPr>
-        <w:t xml:space="preserve"> you </w:t>
-      </w:r>
-      <w:r>
-        <w:rPr>
-          <w:rFonts w:ascii="Times New Roman" w:hAnsi="Times New Roman" w:cs="Times New Roman"/>
-          <w:sz w:val="22"/>
-          <w:szCs w:val="22"/>
-        </w:rPr>
-        <w:t>a</w:t>
-      </w:r>
-      <w:r>
-        <w:rPr>
-          <w:rFonts w:ascii="Times New Roman" w:hAnsi="Times New Roman" w:cs="Times New Roman"/>
-          <w:sz w:val="22"/>
-          <w:szCs w:val="22"/>
-        </w:rPr>
-        <w:t xml:space="preserve"> Raspberry P</w:t>
-      </w:r>
-      <w:r>
-        <w:rPr>
-          <w:rFonts w:ascii="Times New Roman" w:hAnsi="Times New Roman" w:cs="Times New Roman"/>
-          <w:sz w:val="22"/>
-          <w:szCs w:val="22"/>
-        </w:rPr>
-        <w:t>I</w:t>
-      </w:r>
-      <w:r>
-        <w:rPr>
-          <w:rFonts w:ascii="Times New Roman" w:hAnsi="Times New Roman" w:cs="Times New Roman"/>
-          <w:sz w:val="22"/>
-          <w:szCs w:val="22"/>
-        </w:rPr>
-        <w:t xml:space="preserve"> board.</w:t>
-      </w:r>
-      <w:r>
-        <w:rPr>
-          <w:rFonts w:ascii="Times New Roman" w:hAnsi="Times New Roman" w:cs="Times New Roman"/>
-          <w:sz w:val="22"/>
-          <w:szCs w:val="22"/>
-        </w:rPr>
-        <w:t xml:space="preserve"> </w:t>
-      </w:r>
-      <w:r>
-        <w:rPr>
-          <w:rFonts w:ascii="Times New Roman" w:hAnsi="Times New Roman" w:cs="Times New Roman"/>
-          <w:sz w:val="22"/>
-          <w:szCs w:val="22"/>
-        </w:rPr>
-        <w:t xml:space="preserve">Note that SSH to Linux machines in the lab </w:t>
-      </w:r>
-      <w:proofErr w:type="gramStart"/>
-      <w:r>
-        <w:rPr>
-          <w:rFonts w:ascii="Times New Roman" w:hAnsi="Times New Roman" w:cs="Times New Roman"/>
-          <w:sz w:val="22"/>
-          <w:szCs w:val="22"/>
-        </w:rPr>
-        <w:t>does</w:t>
-      </w:r>
-      <w:proofErr w:type="gramEnd"/>
-      <w:r>
-        <w:rPr>
-          <w:rFonts w:ascii="Times New Roman" w:hAnsi="Times New Roman" w:cs="Times New Roman"/>
-          <w:sz w:val="22"/>
-          <w:szCs w:val="22"/>
-        </w:rPr>
-        <w:t xml:space="preserve"> not work, since you need root privileges to</w:t>
+      <w:r>
+        <w:rPr>
+          <w:rFonts w:ascii="Times New Roman" w:hAnsi="Times New Roman" w:cs="Times New Roman"/>
+          <w:sz w:val="22"/>
+          <w:szCs w:val="22"/>
+        </w:rPr>
+        <w:t>Note that SSH to Linux machines in the lab does not work, since you need root privileges to</w:t>
       </w:r>
       <w:r>
         <w:rPr>
@@ -1244,25 +932,7 @@
           <w:sz w:val="22"/>
           <w:szCs w:val="22"/>
         </w:rPr>
-        <w:t xml:space="preserve">Emulating </w:t>
-      </w:r>
-      <w:proofErr w:type="gramStart"/>
-      <w:r>
-        <w:rPr>
-          <w:rFonts w:ascii="Times New Roman" w:hAnsi="Times New Roman" w:cs="Times New Roman"/>
-          <w:sz w:val="22"/>
-          <w:szCs w:val="22"/>
-        </w:rPr>
-        <w:t>a Raspberry</w:t>
-      </w:r>
-      <w:proofErr w:type="gramEnd"/>
-      <w:r>
-        <w:rPr>
-          <w:rFonts w:ascii="Times New Roman" w:hAnsi="Times New Roman" w:cs="Times New Roman"/>
-          <w:sz w:val="22"/>
-          <w:szCs w:val="22"/>
-        </w:rPr>
-        <w:t xml:space="preserve"> Pi in QEMU</w:t>
+        <w:t>Emulating a Raspberry Pi in QEMU</w:t>
       </w:r>
     </w:p>
     <w:p>
@@ -1370,23 +1040,13 @@
           <w:szCs w:val="22"/>
         </w:rPr>
       </w:pPr>
-      <w:proofErr w:type="spellStart"/>
-      <w:r>
-        <w:rPr>
-          <w:rFonts w:ascii="Times New Roman" w:hAnsi="Times New Roman" w:cs="Times New Roman"/>
-          <w:sz w:val="22"/>
-          <w:szCs w:val="22"/>
-        </w:rPr>
-        <w:t>sudo</w:t>
-      </w:r>
-      <w:proofErr w:type="spellEnd"/>
-      <w:r>
-        <w:rPr>
-          <w:rFonts w:ascii="Times New Roman" w:hAnsi="Times New Roman" w:cs="Times New Roman"/>
-          <w:sz w:val="22"/>
-          <w:szCs w:val="22"/>
-        </w:rPr>
-        <w:t xml:space="preserve"> apt-get install -y qemu-system-aarch64</w:t>
+      <w:r>
+        <w:rPr>
+          <w:rFonts w:ascii="Times New Roman" w:hAnsi="Times New Roman" w:cs="Times New Roman"/>
+          <w:sz w:val="22"/>
+          <w:szCs w:val="22"/>
+        </w:rPr>
+        <w:t>sudo apt-get install -y qemu-system-aarch64</w:t>
       </w:r>
     </w:p>
     <w:p>
@@ -1417,25 +1077,14 @@
         </w:rPr>
         <w:br/>
       </w:r>
-      <w:proofErr w:type="spellStart"/>
-      <w:r>
-        <w:rPr>
-          <w:rStyle w:val="VerbatimChar"/>
-          <w:rFonts w:ascii="Times New Roman" w:eastAsia="IBM Plex Mono" w:hAnsi="Times New Roman" w:cs="Times New Roman"/>
-          <w:color w:val="000000"/>
-          <w:szCs w:val="22"/>
-        </w:rPr>
-        <w:t>wget</w:t>
-      </w:r>
-      <w:proofErr w:type="spellEnd"/>
-      <w:r>
-        <w:rPr>
-          <w:rStyle w:val="VerbatimChar"/>
-          <w:rFonts w:ascii="Times New Roman" w:eastAsia="IBM Plex Mono" w:hAnsi="Times New Roman" w:cs="Times New Roman"/>
-          <w:color w:val="000000"/>
-          <w:szCs w:val="22"/>
-        </w:rPr>
-        <w:t xml:space="preserve"> https://downloads.raspberrypi.org/raspios_arm64/images/raspios_arm64-2023-05-03/2023-05-03-raspios-bullseye-arm64.img.xz</w:t>
+      <w:r>
+        <w:rPr>
+          <w:rStyle w:val="VerbatimChar"/>
+          <w:rFonts w:ascii="Times New Roman" w:eastAsia="IBM Plex Mono" w:hAnsi="Times New Roman" w:cs="Times New Roman"/>
+          <w:color w:val="000000"/>
+          <w:szCs w:val="22"/>
+        </w:rPr>
+        <w:t>wget https://downloads.raspberrypi.org/raspios_arm64/images/raspios_arm64-2023-05-03/2023-05-03-raspios-bullseye-arm64.img.xz</w:t>
       </w:r>
       <w:r>
         <w:rPr>
@@ -1446,25 +1095,14 @@
         </w:rPr>
         <w:br/>
       </w:r>
-      <w:proofErr w:type="spellStart"/>
-      <w:r>
-        <w:rPr>
-          <w:rStyle w:val="VerbatimChar"/>
-          <w:rFonts w:ascii="Times New Roman" w:eastAsia="IBM Plex Mono" w:hAnsi="Times New Roman" w:cs="Times New Roman"/>
-          <w:color w:val="000000"/>
-          <w:szCs w:val="22"/>
-        </w:rPr>
-        <w:t>xz</w:t>
-      </w:r>
-      <w:proofErr w:type="spellEnd"/>
-      <w:r>
-        <w:rPr>
-          <w:rStyle w:val="VerbatimChar"/>
-          <w:rFonts w:ascii="Times New Roman" w:eastAsia="IBM Plex Mono" w:hAnsi="Times New Roman" w:cs="Times New Roman"/>
-          <w:color w:val="000000"/>
-          <w:szCs w:val="22"/>
-        </w:rPr>
-        <w:t xml:space="preserve"> -d 2023-05-03-raspios-bullseye-arm64.img.xz</w:t>
+      <w:r>
+        <w:rPr>
+          <w:rStyle w:val="VerbatimChar"/>
+          <w:rFonts w:ascii="Times New Roman" w:eastAsia="IBM Plex Mono" w:hAnsi="Times New Roman" w:cs="Times New Roman"/>
+          <w:color w:val="000000"/>
+          <w:szCs w:val="22"/>
+        </w:rPr>
+        <w:t>xz -d 2023-05-03-raspios-bullseye-arm64.img.xz</w:t>
       </w:r>
     </w:p>
     <w:p>
@@ -1498,25 +1136,14 @@
           <w:szCs w:val="22"/>
         </w:rPr>
       </w:pPr>
-      <w:proofErr w:type="spellStart"/>
-      <w:r>
-        <w:rPr>
-          <w:rStyle w:val="VerbatimChar"/>
-          <w:rFonts w:ascii="Times New Roman" w:eastAsia="IBM Plex Mono" w:hAnsi="Times New Roman" w:cs="Times New Roman"/>
-          <w:color w:val="000000"/>
-          <w:szCs w:val="22"/>
-        </w:rPr>
-        <w:t>fdisk</w:t>
-      </w:r>
-      <w:proofErr w:type="spellEnd"/>
-      <w:r>
-        <w:rPr>
-          <w:rStyle w:val="VerbatimChar"/>
-          <w:rFonts w:ascii="Times New Roman" w:eastAsia="IBM Plex Mono" w:hAnsi="Times New Roman" w:cs="Times New Roman"/>
-          <w:color w:val="000000"/>
-          <w:szCs w:val="22"/>
-        </w:rPr>
-        <w:t xml:space="preserve"> -l ./2023-05-03-raspios-bullseye-arm64.img</w:t>
+      <w:r>
+        <w:rPr>
+          <w:rStyle w:val="VerbatimChar"/>
+          <w:rFonts w:ascii="Times New Roman" w:eastAsia="IBM Plex Mono" w:hAnsi="Times New Roman" w:cs="Times New Roman"/>
+          <w:color w:val="000000"/>
+          <w:szCs w:val="22"/>
+        </w:rPr>
+        <w:t>fdisk -l ./2023-05-03-raspios-bullseye-arm64.img</w:t>
       </w:r>
       <w:r>
         <w:rPr>
@@ -1545,65 +1172,14 @@
         </w:rPr>
         <w:br/>
       </w:r>
-      <w:proofErr w:type="spellStart"/>
-      <w:r>
-        <w:rPr>
-          <w:rStyle w:val="VerbatimChar"/>
-          <w:rFonts w:ascii="Times New Roman" w:eastAsia="IBM Plex Mono" w:hAnsi="Times New Roman" w:cs="Times New Roman"/>
-          <w:color w:val="000000"/>
-          <w:szCs w:val="22"/>
-        </w:rPr>
-        <w:t>sudo</w:t>
-      </w:r>
-      <w:proofErr w:type="spellEnd"/>
-      <w:r>
-        <w:rPr>
-          <w:rStyle w:val="VerbatimChar"/>
-          <w:rFonts w:ascii="Times New Roman" w:eastAsia="IBM Plex Mono" w:hAnsi="Times New Roman" w:cs="Times New Roman"/>
-          <w:color w:val="000000"/>
-          <w:szCs w:val="22"/>
-        </w:rPr>
-        <w:t xml:space="preserve"> </w:t>
-      </w:r>
-      <w:proofErr w:type="spellStart"/>
-      <w:r>
-        <w:rPr>
-          <w:rStyle w:val="VerbatimChar"/>
-          <w:rFonts w:ascii="Times New Roman" w:eastAsia="IBM Plex Mono" w:hAnsi="Times New Roman" w:cs="Times New Roman"/>
-          <w:color w:val="000000"/>
-          <w:szCs w:val="22"/>
-        </w:rPr>
-        <w:t>mkdir</w:t>
-      </w:r>
-      <w:proofErr w:type="spellEnd"/>
-      <w:r>
-        <w:rPr>
-          <w:rStyle w:val="VerbatimChar"/>
-          <w:rFonts w:ascii="Times New Roman" w:eastAsia="IBM Plex Mono" w:hAnsi="Times New Roman" w:cs="Times New Roman"/>
-          <w:color w:val="000000"/>
-          <w:szCs w:val="22"/>
-        </w:rPr>
-        <w:t xml:space="preserve"> /</w:t>
-      </w:r>
-      <w:proofErr w:type="spellStart"/>
-      <w:r>
-        <w:rPr>
-          <w:rStyle w:val="VerbatimChar"/>
-          <w:rFonts w:ascii="Times New Roman" w:eastAsia="IBM Plex Mono" w:hAnsi="Times New Roman" w:cs="Times New Roman"/>
-          <w:color w:val="000000"/>
-          <w:szCs w:val="22"/>
-        </w:rPr>
-        <w:t>mnt</w:t>
-      </w:r>
-      <w:proofErr w:type="spellEnd"/>
-      <w:r>
-        <w:rPr>
-          <w:rStyle w:val="VerbatimChar"/>
-          <w:rFonts w:ascii="Times New Roman" w:eastAsia="IBM Plex Mono" w:hAnsi="Times New Roman" w:cs="Times New Roman"/>
-          <w:color w:val="000000"/>
-          <w:szCs w:val="22"/>
-        </w:rPr>
-        <w:t>/image</w:t>
+      <w:r>
+        <w:rPr>
+          <w:rStyle w:val="VerbatimChar"/>
+          <w:rFonts w:ascii="Times New Roman" w:eastAsia="IBM Plex Mono" w:hAnsi="Times New Roman" w:cs="Times New Roman"/>
+          <w:color w:val="000000"/>
+          <w:szCs w:val="22"/>
+        </w:rPr>
+        <w:t>sudo mkdir /mnt/image</w:t>
       </w:r>
       <w:r>
         <w:rPr>
@@ -1614,67 +1190,14 @@
         </w:rPr>
         <w:br/>
       </w:r>
-      <w:proofErr w:type="spellStart"/>
-      <w:r>
-        <w:rPr>
-          <w:rStyle w:val="VerbatimChar"/>
-          <w:rFonts w:ascii="Times New Roman" w:eastAsia="IBM Plex Mono" w:hAnsi="Times New Roman" w:cs="Times New Roman"/>
-          <w:color w:val="000000"/>
-          <w:szCs w:val="22"/>
-        </w:rPr>
-        <w:t>sudo</w:t>
-      </w:r>
-      <w:proofErr w:type="spellEnd"/>
-      <w:r>
-        <w:rPr>
-          <w:rStyle w:val="VerbatimChar"/>
-          <w:rFonts w:ascii="Times New Roman" w:eastAsia="IBM Plex Mono" w:hAnsi="Times New Roman" w:cs="Times New Roman"/>
-          <w:color w:val="000000"/>
-          <w:szCs w:val="22"/>
-        </w:rPr>
-        <w:t xml:space="preserve"> mount -o </w:t>
-      </w:r>
-      <w:proofErr w:type="spellStart"/>
-      <w:proofErr w:type="gramStart"/>
-      <w:r>
-        <w:rPr>
-          <w:rStyle w:val="VerbatimChar"/>
-          <w:rFonts w:ascii="Times New Roman" w:eastAsia="IBM Plex Mono" w:hAnsi="Times New Roman" w:cs="Times New Roman"/>
-          <w:color w:val="000000"/>
-          <w:szCs w:val="22"/>
-        </w:rPr>
-        <w:t>loop,offset</w:t>
-      </w:r>
-      <w:proofErr w:type="spellEnd"/>
-      <w:proofErr w:type="gramEnd"/>
-      <w:r>
-        <w:rPr>
-          <w:rStyle w:val="VerbatimChar"/>
-          <w:rFonts w:ascii="Times New Roman" w:eastAsia="IBM Plex Mono" w:hAnsi="Times New Roman" w:cs="Times New Roman"/>
-          <w:color w:val="000000"/>
-          <w:szCs w:val="22"/>
-        </w:rPr>
-        <w:t>=4194304 ./2023-05-03-raspios-bullseye-arm64.img /</w:t>
-      </w:r>
-      <w:proofErr w:type="spellStart"/>
-      <w:r>
-        <w:rPr>
-          <w:rStyle w:val="VerbatimChar"/>
-          <w:rFonts w:ascii="Times New Roman" w:eastAsia="IBM Plex Mono" w:hAnsi="Times New Roman" w:cs="Times New Roman"/>
-          <w:color w:val="000000"/>
-          <w:szCs w:val="22"/>
-        </w:rPr>
-        <w:t>mnt</w:t>
-      </w:r>
-      <w:proofErr w:type="spellEnd"/>
-      <w:r>
-        <w:rPr>
-          <w:rStyle w:val="VerbatimChar"/>
-          <w:rFonts w:ascii="Times New Roman" w:eastAsia="IBM Plex Mono" w:hAnsi="Times New Roman" w:cs="Times New Roman"/>
-          <w:color w:val="000000"/>
-          <w:szCs w:val="22"/>
-        </w:rPr>
-        <w:t>/image/</w:t>
+      <w:r>
+        <w:rPr>
+          <w:rStyle w:val="VerbatimChar"/>
+          <w:rFonts w:ascii="Times New Roman" w:eastAsia="IBM Plex Mono" w:hAnsi="Times New Roman" w:cs="Times New Roman"/>
+          <w:color w:val="000000"/>
+          <w:szCs w:val="22"/>
+        </w:rPr>
+        <w:t>sudo mount -o loop,offset=4194304 ./2023-05-03-raspios-bullseye-arm64.img /mnt/image/</w:t>
       </w:r>
     </w:p>
     <w:p>
@@ -1713,27 +1236,7 @@
           <w:color w:val="000000"/>
           <w:szCs w:val="22"/>
         </w:rPr>
-        <w:t>cp /</w:t>
-      </w:r>
-      <w:proofErr w:type="spellStart"/>
-      <w:r>
-        <w:rPr>
-          <w:rStyle w:val="VerbatimChar"/>
-          <w:rFonts w:ascii="Times New Roman" w:eastAsia="IBM Plex Mono" w:hAnsi="Times New Roman" w:cs="Times New Roman"/>
-          <w:color w:val="000000"/>
-          <w:szCs w:val="22"/>
-        </w:rPr>
-        <w:t>mnt</w:t>
-      </w:r>
-      <w:proofErr w:type="spellEnd"/>
-      <w:r>
-        <w:rPr>
-          <w:rStyle w:val="VerbatimChar"/>
-          <w:rFonts w:ascii="Times New Roman" w:eastAsia="IBM Plex Mono" w:hAnsi="Times New Roman" w:cs="Times New Roman"/>
-          <w:color w:val="000000"/>
-          <w:szCs w:val="22"/>
-        </w:rPr>
-        <w:t>/image/bcm2710-rpi-3-b-plus.dtb ~</w:t>
+        <w:t>cp /mnt/image/bcm2710-rpi-3-b-plus.dtb ~</w:t>
       </w:r>
       <w:r>
         <w:rPr>
@@ -1751,27 +1254,7 @@
           <w:color w:val="000000"/>
           <w:szCs w:val="22"/>
         </w:rPr>
-        <w:t>cp /</w:t>
-      </w:r>
-      <w:proofErr w:type="spellStart"/>
-      <w:r>
-        <w:rPr>
-          <w:rStyle w:val="VerbatimChar"/>
-          <w:rFonts w:ascii="Times New Roman" w:eastAsia="IBM Plex Mono" w:hAnsi="Times New Roman" w:cs="Times New Roman"/>
-          <w:color w:val="000000"/>
-          <w:szCs w:val="22"/>
-        </w:rPr>
-        <w:t>mnt</w:t>
-      </w:r>
-      <w:proofErr w:type="spellEnd"/>
-      <w:r>
-        <w:rPr>
-          <w:rStyle w:val="VerbatimChar"/>
-          <w:rFonts w:ascii="Times New Roman" w:eastAsia="IBM Plex Mono" w:hAnsi="Times New Roman" w:cs="Times New Roman"/>
-          <w:color w:val="000000"/>
-          <w:szCs w:val="22"/>
-        </w:rPr>
-        <w:t>/image/kernel8.img ~</w:t>
+        <w:t>cp /mnt/image/kernel8.img ~</w:t>
       </w:r>
     </w:p>
     <w:p>
@@ -1843,25 +1326,14 @@
           <w:szCs w:val="22"/>
         </w:rPr>
       </w:pPr>
-      <w:proofErr w:type="spellStart"/>
-      <w:r>
-        <w:rPr>
-          <w:rStyle w:val="VerbatimChar"/>
-          <w:rFonts w:ascii="Times New Roman" w:eastAsia="IBM Plex Mono" w:hAnsi="Times New Roman" w:cs="Times New Roman"/>
-          <w:color w:val="000000"/>
-          <w:szCs w:val="22"/>
-        </w:rPr>
-        <w:t>qemu-img</w:t>
-      </w:r>
-      <w:proofErr w:type="spellEnd"/>
-      <w:r>
-        <w:rPr>
-          <w:rStyle w:val="VerbatimChar"/>
-          <w:rFonts w:ascii="Times New Roman" w:eastAsia="IBM Plex Mono" w:hAnsi="Times New Roman" w:cs="Times New Roman"/>
-          <w:color w:val="000000"/>
-          <w:szCs w:val="22"/>
-        </w:rPr>
-        <w:t xml:space="preserve"> resize ./2023-05-03-raspios-bullseye-arm64.img 32G</w:t>
+      <w:r>
+        <w:rPr>
+          <w:rStyle w:val="VerbatimChar"/>
+          <w:rFonts w:ascii="Times New Roman" w:eastAsia="IBM Plex Mono" w:hAnsi="Times New Roman" w:cs="Times New Roman"/>
+          <w:color w:val="000000"/>
+          <w:szCs w:val="22"/>
+        </w:rPr>
+        <w:t>qemu-img resize ./2023-05-03-raspios-bullseye-arm64.img 32G</w:t>
       </w:r>
     </w:p>
     <w:p>
@@ -1979,7 +1451,6 @@
         </w:rPr>
         <w:t xml:space="preserve">Create hashed password and add </w:t>
       </w:r>
-      <w:proofErr w:type="spellStart"/>
       <w:r>
         <w:rPr>
           <w:rStyle w:val="VerbatimChar"/>
@@ -1990,7 +1461,6 @@
         </w:rPr>
         <w:t>userconf</w:t>
       </w:r>
-      <w:proofErr w:type="spellEnd"/>
       <w:r>
         <w:rPr>
           <w:rFonts w:ascii="Times New Roman" w:eastAsia="inter" w:hAnsi="Times New Roman" w:cs="Times New Roman"/>
@@ -2042,27 +1512,7 @@
           <w:color w:val="000000"/>
           <w:szCs w:val="22"/>
         </w:rPr>
-        <w:t>&lt;</w:t>
-      </w:r>
-      <w:proofErr w:type="spellStart"/>
-      <w:r>
-        <w:rPr>
-          <w:rStyle w:val="VerbatimChar"/>
-          <w:rFonts w:ascii="Times New Roman" w:eastAsia="IBM Plex Mono" w:hAnsi="Times New Roman" w:cs="Times New Roman"/>
-          <w:color w:val="000000"/>
-          <w:szCs w:val="22"/>
-        </w:rPr>
-        <w:t>your_hash_here</w:t>
-      </w:r>
-      <w:proofErr w:type="spellEnd"/>
-      <w:r>
-        <w:rPr>
-          <w:rStyle w:val="VerbatimChar"/>
-          <w:rFonts w:ascii="Times New Roman" w:eastAsia="IBM Plex Mono" w:hAnsi="Times New Roman" w:cs="Times New Roman"/>
-          <w:color w:val="000000"/>
-          <w:szCs w:val="22"/>
-        </w:rPr>
-        <w:t>&gt;</w:t>
+        <w:t>&lt;your_hash_here&gt;</w:t>
       </w:r>
       <w:r>
         <w:rPr>
@@ -2078,25 +1528,7 @@
           <w:sz w:val="22"/>
           <w:szCs w:val="22"/>
         </w:rPr>
-        <w:t>with what you got from running “</w:t>
-      </w:r>
-      <w:proofErr w:type="spellStart"/>
-      <w:r>
-        <w:rPr>
-          <w:rFonts w:ascii="Times New Roman" w:hAnsi="Times New Roman" w:cs="Times New Roman"/>
-          <w:sz w:val="22"/>
-          <w:szCs w:val="22"/>
-        </w:rPr>
-        <w:t>openssl</w:t>
-      </w:r>
-      <w:proofErr w:type="spellEnd"/>
-      <w:r>
-        <w:rPr>
-          <w:rFonts w:ascii="Times New Roman" w:hAnsi="Times New Roman" w:cs="Times New Roman"/>
-          <w:sz w:val="22"/>
-          <w:szCs w:val="22"/>
-        </w:rPr>
-        <w:t xml:space="preserve"> passwd -6”, and </w:t>
+        <w:t xml:space="preserve">with what you got from running “openssl passwd -6”, and </w:t>
       </w:r>
       <w:r>
         <w:rPr>
@@ -2128,25 +1560,7 @@
           <w:sz w:val="22"/>
           <w:szCs w:val="22"/>
         </w:rPr>
-        <w:t xml:space="preserve"> </w:t>
-      </w:r>
-      <w:proofErr w:type="spellStart"/>
-      <w:r>
-        <w:rPr>
-          <w:rFonts w:ascii="Times New Roman" w:hAnsi="Times New Roman" w:cs="Times New Roman"/>
-          <w:sz w:val="22"/>
-          <w:szCs w:val="22"/>
-        </w:rPr>
-        <w:t>userconf</w:t>
-      </w:r>
-      <w:proofErr w:type="spellEnd"/>
-      <w:r>
-        <w:rPr>
-          <w:rFonts w:ascii="Times New Roman" w:hAnsi="Times New Roman" w:cs="Times New Roman"/>
-          <w:sz w:val="22"/>
-          <w:szCs w:val="22"/>
-        </w:rPr>
-        <w:t>. (Copy this command into a text file and edit it.)</w:t>
+        <w:t xml:space="preserve"> userconf. (Copy this command into a text file and edit it.)</w:t>
       </w:r>
     </w:p>
     <w:p>
@@ -2159,25 +1573,14 @@
           <w:szCs w:val="22"/>
         </w:rPr>
       </w:pPr>
-      <w:proofErr w:type="spellStart"/>
-      <w:r>
-        <w:rPr>
-          <w:rStyle w:val="VerbatimChar"/>
-          <w:rFonts w:ascii="Times New Roman" w:eastAsia="IBM Plex Mono" w:hAnsi="Times New Roman" w:cs="Times New Roman"/>
-          <w:color w:val="000000"/>
-          <w:szCs w:val="22"/>
-        </w:rPr>
-        <w:t>openssl</w:t>
-      </w:r>
-      <w:proofErr w:type="spellEnd"/>
-      <w:r>
-        <w:rPr>
-          <w:rStyle w:val="VerbatimChar"/>
-          <w:rFonts w:ascii="Times New Roman" w:eastAsia="IBM Plex Mono" w:hAnsi="Times New Roman" w:cs="Times New Roman"/>
-          <w:color w:val="000000"/>
-          <w:szCs w:val="22"/>
-        </w:rPr>
-        <w:t xml:space="preserve"> passwd -6</w:t>
+      <w:r>
+        <w:rPr>
+          <w:rStyle w:val="VerbatimChar"/>
+          <w:rFonts w:ascii="Times New Roman" w:eastAsia="IBM Plex Mono" w:hAnsi="Times New Roman" w:cs="Times New Roman"/>
+          <w:color w:val="000000"/>
+          <w:szCs w:val="22"/>
+        </w:rPr>
+        <w:t>openssl passwd -6</w:t>
       </w:r>
       <w:r>
         <w:rPr>
@@ -2213,76 +1616,16 @@
           <w:color w:val="000000"/>
           <w:szCs w:val="22"/>
         </w:rPr>
-        <w:t>echo 'pi:&lt;</w:t>
-      </w:r>
-      <w:proofErr w:type="spellStart"/>
-      <w:r>
-        <w:rPr>
-          <w:rStyle w:val="VerbatimChar"/>
-          <w:rFonts w:ascii="Times New Roman" w:eastAsia="IBM Plex Mono" w:hAnsi="Times New Roman" w:cs="Times New Roman"/>
-          <w:color w:val="000000"/>
-          <w:szCs w:val="22"/>
-        </w:rPr>
-        <w:t>your_hash_here</w:t>
-      </w:r>
-      <w:proofErr w:type="spellEnd"/>
-      <w:r>
-        <w:rPr>
-          <w:rStyle w:val="VerbatimChar"/>
-          <w:rFonts w:ascii="Times New Roman" w:eastAsia="IBM Plex Mono" w:hAnsi="Times New Roman" w:cs="Times New Roman"/>
-          <w:color w:val="000000"/>
-          <w:szCs w:val="22"/>
-        </w:rPr>
-        <w:t xml:space="preserve">&gt;' | </w:t>
-      </w:r>
-      <w:proofErr w:type="spellStart"/>
-      <w:r>
-        <w:rPr>
-          <w:rStyle w:val="VerbatimChar"/>
-          <w:rFonts w:ascii="Times New Roman" w:eastAsia="IBM Plex Mono" w:hAnsi="Times New Roman" w:cs="Times New Roman"/>
-          <w:color w:val="000000"/>
-          <w:szCs w:val="22"/>
-        </w:rPr>
-        <w:t>sudo</w:t>
-      </w:r>
-      <w:proofErr w:type="spellEnd"/>
-      <w:r>
-        <w:rPr>
-          <w:rStyle w:val="VerbatimChar"/>
-          <w:rFonts w:ascii="Times New Roman" w:eastAsia="IBM Plex Mono" w:hAnsi="Times New Roman" w:cs="Times New Roman"/>
-          <w:color w:val="000000"/>
-          <w:szCs w:val="22"/>
-        </w:rPr>
-        <w:t xml:space="preserve"> tee /</w:t>
-      </w:r>
-      <w:proofErr w:type="spellStart"/>
-      <w:r>
-        <w:rPr>
-          <w:rStyle w:val="VerbatimChar"/>
-          <w:rFonts w:ascii="Times New Roman" w:eastAsia="IBM Plex Mono" w:hAnsi="Times New Roman" w:cs="Times New Roman"/>
-          <w:color w:val="000000"/>
-          <w:szCs w:val="22"/>
-        </w:rPr>
-        <w:t>mnt</w:t>
-      </w:r>
-      <w:proofErr w:type="spellEnd"/>
-      <w:r>
-        <w:rPr>
-          <w:rStyle w:val="VerbatimChar"/>
-          <w:rFonts w:ascii="Times New Roman" w:eastAsia="IBM Plex Mono" w:hAnsi="Times New Roman" w:cs="Times New Roman"/>
-          <w:color w:val="000000"/>
-          <w:szCs w:val="22"/>
-        </w:rPr>
-        <w:t>/image/userconf</w:t>
-      </w:r>
-      <w:r>
-        <w:rPr>
-          <w:rStyle w:val="VerbatimChar"/>
-          <w:rFonts w:ascii="Times New Roman" w:eastAsia="IBM Plex Mono" w:hAnsi="Times New Roman" w:cs="Times New Roman"/>
-          <w:color w:val="000000"/>
-          <w:szCs w:val="22"/>
-        </w:rPr>
-        <w:t>.txt</w:t>
+        <w:t>echo 'pi:&lt;your_hash_here&gt;' | sudo tee /mnt/image/userconf</w:t>
+      </w:r>
+      <w:r>
+        <w:rPr>
+          <w:rFonts w:ascii="Times New Roman" w:eastAsia="IBM Plex Mono" w:hAnsi="Times New Roman" w:cs="Times New Roman"/>
+          <w:color w:val="000000"/>
+          <w:sz w:val="22"/>
+          <w:szCs w:val="22"/>
+        </w:rPr>
+        <w:t xml:space="preserve"> </w:t>
       </w:r>
       <w:r>
         <w:rPr>
@@ -2293,45 +1636,14 @@
         </w:rPr>
         <w:br/>
       </w:r>
-      <w:proofErr w:type="spellStart"/>
-      <w:r>
-        <w:rPr>
-          <w:rStyle w:val="VerbatimChar"/>
-          <w:rFonts w:ascii="Times New Roman" w:eastAsia="IBM Plex Mono" w:hAnsi="Times New Roman" w:cs="Times New Roman"/>
-          <w:color w:val="000000"/>
-          <w:szCs w:val="22"/>
-        </w:rPr>
-        <w:t>sudo</w:t>
-      </w:r>
-      <w:proofErr w:type="spellEnd"/>
-      <w:r>
-        <w:rPr>
-          <w:rStyle w:val="VerbatimChar"/>
-          <w:rFonts w:ascii="Times New Roman" w:eastAsia="IBM Plex Mono" w:hAnsi="Times New Roman" w:cs="Times New Roman"/>
-          <w:color w:val="000000"/>
-          <w:szCs w:val="22"/>
-        </w:rPr>
-        <w:t xml:space="preserve"> touch /</w:t>
-      </w:r>
-      <w:proofErr w:type="spellStart"/>
-      <w:r>
-        <w:rPr>
-          <w:rStyle w:val="VerbatimChar"/>
-          <w:rFonts w:ascii="Times New Roman" w:eastAsia="IBM Plex Mono" w:hAnsi="Times New Roman" w:cs="Times New Roman"/>
-          <w:color w:val="000000"/>
-          <w:szCs w:val="22"/>
-        </w:rPr>
-        <w:t>mnt</w:t>
-      </w:r>
-      <w:proofErr w:type="spellEnd"/>
-      <w:r>
-        <w:rPr>
-          <w:rStyle w:val="VerbatimChar"/>
-          <w:rFonts w:ascii="Times New Roman" w:eastAsia="IBM Plex Mono" w:hAnsi="Times New Roman" w:cs="Times New Roman"/>
-          <w:color w:val="000000"/>
-          <w:szCs w:val="22"/>
-        </w:rPr>
-        <w:t>/image/ssh</w:t>
+      <w:r>
+        <w:rPr>
+          <w:rStyle w:val="VerbatimChar"/>
+          <w:rFonts w:ascii="Times New Roman" w:eastAsia="IBM Plex Mono" w:hAnsi="Times New Roman" w:cs="Times New Roman"/>
+          <w:color w:val="000000"/>
+          <w:szCs w:val="22"/>
+        </w:rPr>
+        <w:t>sudo touch /mnt/image/ssh</w:t>
       </w:r>
     </w:p>
     <w:p>
@@ -2363,7 +1675,6 @@
           <w:szCs w:val="22"/>
         </w:rPr>
       </w:pPr>
-      <w:proofErr w:type="spellStart"/>
       <w:r>
         <w:rPr>
           <w:rStyle w:val="VerbatimChar"/>
@@ -2372,57 +1683,7 @@
           <w:szCs w:val="22"/>
         </w:rPr>
         <w:lastRenderedPageBreak/>
-        <w:t>sudo</w:t>
-      </w:r>
-      <w:proofErr w:type="spellEnd"/>
-      <w:r>
-        <w:rPr>
-          <w:rStyle w:val="VerbatimChar"/>
-          <w:rFonts w:ascii="Times New Roman" w:eastAsia="IBM Plex Mono" w:hAnsi="Times New Roman" w:cs="Times New Roman"/>
-          <w:color w:val="000000"/>
-          <w:szCs w:val="22"/>
-        </w:rPr>
-        <w:t xml:space="preserve"> </w:t>
-      </w:r>
-      <w:proofErr w:type="spellStart"/>
-      <w:r>
-        <w:rPr>
-          <w:rStyle w:val="VerbatimChar"/>
-          <w:rFonts w:ascii="Times New Roman" w:eastAsia="IBM Plex Mono" w:hAnsi="Times New Roman" w:cs="Times New Roman"/>
-          <w:color w:val="000000"/>
-          <w:szCs w:val="22"/>
-        </w:rPr>
-        <w:t>umount</w:t>
-      </w:r>
-      <w:proofErr w:type="spellEnd"/>
-      <w:r>
-        <w:rPr>
-          <w:rStyle w:val="VerbatimChar"/>
-          <w:rFonts w:ascii="Times New Roman" w:eastAsia="IBM Plex Mono" w:hAnsi="Times New Roman" w:cs="Times New Roman"/>
-          <w:color w:val="000000"/>
-          <w:szCs w:val="22"/>
-        </w:rPr>
-        <w:t xml:space="preserve"> /</w:t>
-      </w:r>
-      <w:proofErr w:type="spellStart"/>
-      <w:r>
-        <w:rPr>
-          <w:rStyle w:val="VerbatimChar"/>
-          <w:rFonts w:ascii="Times New Roman" w:eastAsia="IBM Plex Mono" w:hAnsi="Times New Roman" w:cs="Times New Roman"/>
-          <w:color w:val="000000"/>
-          <w:szCs w:val="22"/>
-        </w:rPr>
-        <w:t>mnt</w:t>
-      </w:r>
-      <w:proofErr w:type="spellEnd"/>
-      <w:r>
-        <w:rPr>
-          <w:rStyle w:val="VerbatimChar"/>
-          <w:rFonts w:ascii="Times New Roman" w:eastAsia="IBM Plex Mono" w:hAnsi="Times New Roman" w:cs="Times New Roman"/>
-          <w:color w:val="000000"/>
-          <w:szCs w:val="22"/>
-        </w:rPr>
-        <w:t>/image</w:t>
+        <w:t>sudo umount /mnt/image</w:t>
       </w:r>
     </w:p>
     <w:p>
@@ -2481,47 +1742,7 @@
           <w:color w:val="000000"/>
           <w:szCs w:val="22"/>
         </w:rPr>
-        <w:t xml:space="preserve">  -machine raspi3b -</w:t>
-      </w:r>
-      <w:proofErr w:type="spellStart"/>
-      <w:r>
-        <w:rPr>
-          <w:rStyle w:val="VerbatimChar"/>
-          <w:rFonts w:ascii="Times New Roman" w:eastAsia="IBM Plex Mono" w:hAnsi="Times New Roman" w:cs="Times New Roman"/>
-          <w:color w:val="000000"/>
-          <w:szCs w:val="22"/>
-        </w:rPr>
-        <w:t>cpu</w:t>
-      </w:r>
-      <w:proofErr w:type="spellEnd"/>
-      <w:r>
-        <w:rPr>
-          <w:rStyle w:val="VerbatimChar"/>
-          <w:rFonts w:ascii="Times New Roman" w:eastAsia="IBM Plex Mono" w:hAnsi="Times New Roman" w:cs="Times New Roman"/>
-          <w:color w:val="000000"/>
-          <w:szCs w:val="22"/>
-        </w:rPr>
-        <w:t xml:space="preserve"> cortex-a72 -</w:t>
-      </w:r>
-      <w:proofErr w:type="spellStart"/>
-      <w:r>
-        <w:rPr>
-          <w:rStyle w:val="VerbatimChar"/>
-          <w:rFonts w:ascii="Times New Roman" w:eastAsia="IBM Plex Mono" w:hAnsi="Times New Roman" w:cs="Times New Roman"/>
-          <w:color w:val="000000"/>
-          <w:szCs w:val="22"/>
-        </w:rPr>
-        <w:t>nographic</w:t>
-      </w:r>
-      <w:proofErr w:type="spellEnd"/>
-      <w:r>
-        <w:rPr>
-          <w:rStyle w:val="VerbatimChar"/>
-          <w:rFonts w:ascii="Times New Roman" w:eastAsia="IBM Plex Mono" w:hAnsi="Times New Roman" w:cs="Times New Roman"/>
-          <w:color w:val="000000"/>
-          <w:szCs w:val="22"/>
-        </w:rPr>
-        <w:t xml:space="preserve"> \</w:t>
+        <w:t xml:space="preserve">  -machine raspi3b -cpu cortex-a72 -nographic \</w:t>
       </w:r>
       <w:r>
         <w:rPr>
@@ -2539,27 +1760,7 @@
           <w:color w:val="000000"/>
           <w:szCs w:val="22"/>
         </w:rPr>
-        <w:t xml:space="preserve">  -</w:t>
-      </w:r>
-      <w:proofErr w:type="spellStart"/>
-      <w:r>
-        <w:rPr>
-          <w:rStyle w:val="VerbatimChar"/>
-          <w:rFonts w:ascii="Times New Roman" w:eastAsia="IBM Plex Mono" w:hAnsi="Times New Roman" w:cs="Times New Roman"/>
-          <w:color w:val="000000"/>
-          <w:szCs w:val="22"/>
-        </w:rPr>
-        <w:t>dtb</w:t>
-      </w:r>
-      <w:proofErr w:type="spellEnd"/>
-      <w:r>
-        <w:rPr>
-          <w:rStyle w:val="VerbatimChar"/>
-          <w:rFonts w:ascii="Times New Roman" w:eastAsia="IBM Plex Mono" w:hAnsi="Times New Roman" w:cs="Times New Roman"/>
-          <w:color w:val="000000"/>
-          <w:szCs w:val="22"/>
-        </w:rPr>
-        <w:t xml:space="preserve"> bcm2710-rpi-3-b-plus.dtb \</w:t>
+        <w:t xml:space="preserve">  -dtb bcm2710-rpi-3-b-plus.dtb \</w:t>
       </w:r>
       <w:r>
         <w:rPr>
@@ -2577,27 +1778,7 @@
           <w:color w:val="000000"/>
           <w:szCs w:val="22"/>
         </w:rPr>
-        <w:t xml:space="preserve">  -m 1G -</w:t>
-      </w:r>
-      <w:proofErr w:type="spellStart"/>
-      <w:r>
-        <w:rPr>
-          <w:rStyle w:val="VerbatimChar"/>
-          <w:rFonts w:ascii="Times New Roman" w:eastAsia="IBM Plex Mono" w:hAnsi="Times New Roman" w:cs="Times New Roman"/>
-          <w:color w:val="000000"/>
-          <w:szCs w:val="22"/>
-        </w:rPr>
-        <w:t>smp</w:t>
-      </w:r>
-      <w:proofErr w:type="spellEnd"/>
-      <w:r>
-        <w:rPr>
-          <w:rStyle w:val="VerbatimChar"/>
-          <w:rFonts w:ascii="Times New Roman" w:eastAsia="IBM Plex Mono" w:hAnsi="Times New Roman" w:cs="Times New Roman"/>
-          <w:color w:val="000000"/>
-          <w:szCs w:val="22"/>
-        </w:rPr>
-        <w:t xml:space="preserve"> 4 \</w:t>
+        <w:t xml:space="preserve">  -m 1G -smp 4 \</w:t>
       </w:r>
       <w:r>
         <w:rPr>
@@ -2633,27 +1814,7 @@
           <w:color w:val="000000"/>
           <w:szCs w:val="22"/>
         </w:rPr>
-        <w:t xml:space="preserve">  -</w:t>
-      </w:r>
-      <w:proofErr w:type="spellStart"/>
-      <w:r>
-        <w:rPr>
-          <w:rStyle w:val="VerbatimChar"/>
-          <w:rFonts w:ascii="Times New Roman" w:eastAsia="IBM Plex Mono" w:hAnsi="Times New Roman" w:cs="Times New Roman"/>
-          <w:color w:val="000000"/>
-          <w:szCs w:val="22"/>
-        </w:rPr>
-        <w:t>sd</w:t>
-      </w:r>
-      <w:proofErr w:type="spellEnd"/>
-      <w:r>
-        <w:rPr>
-          <w:rStyle w:val="VerbatimChar"/>
-          <w:rFonts w:ascii="Times New Roman" w:eastAsia="IBM Plex Mono" w:hAnsi="Times New Roman" w:cs="Times New Roman"/>
-          <w:color w:val="000000"/>
-          <w:szCs w:val="22"/>
-        </w:rPr>
-        <w:t xml:space="preserve"> 2023-05-03-raspios-bullseye-arm64.img \</w:t>
+        <w:t xml:space="preserve">  -sd 2023-05-03-raspios-bullseye-arm64.img \</w:t>
       </w:r>
       <w:r>
         <w:rPr>
@@ -2671,107 +1832,7 @@
           <w:color w:val="000000"/>
           <w:szCs w:val="22"/>
         </w:rPr>
-        <w:t xml:space="preserve">  -append "</w:t>
-      </w:r>
-      <w:proofErr w:type="spellStart"/>
-      <w:r>
-        <w:rPr>
-          <w:rStyle w:val="VerbatimChar"/>
-          <w:rFonts w:ascii="Times New Roman" w:eastAsia="IBM Plex Mono" w:hAnsi="Times New Roman" w:cs="Times New Roman"/>
-          <w:color w:val="000000"/>
-          <w:szCs w:val="22"/>
-        </w:rPr>
-        <w:t>rw</w:t>
-      </w:r>
-      <w:proofErr w:type="spellEnd"/>
-      <w:r>
-        <w:rPr>
-          <w:rStyle w:val="VerbatimChar"/>
-          <w:rFonts w:ascii="Times New Roman" w:eastAsia="IBM Plex Mono" w:hAnsi="Times New Roman" w:cs="Times New Roman"/>
-          <w:color w:val="000000"/>
-          <w:szCs w:val="22"/>
-        </w:rPr>
-        <w:t xml:space="preserve"> </w:t>
-      </w:r>
-      <w:proofErr w:type="spellStart"/>
-      <w:r>
-        <w:rPr>
-          <w:rStyle w:val="VerbatimChar"/>
-          <w:rFonts w:ascii="Times New Roman" w:eastAsia="IBM Plex Mono" w:hAnsi="Times New Roman" w:cs="Times New Roman"/>
-          <w:color w:val="000000"/>
-          <w:szCs w:val="22"/>
-        </w:rPr>
-        <w:t>earlyprintk</w:t>
-      </w:r>
-      <w:proofErr w:type="spellEnd"/>
-      <w:r>
-        <w:rPr>
-          <w:rStyle w:val="VerbatimChar"/>
-          <w:rFonts w:ascii="Times New Roman" w:eastAsia="IBM Plex Mono" w:hAnsi="Times New Roman" w:cs="Times New Roman"/>
-          <w:color w:val="000000"/>
-          <w:szCs w:val="22"/>
-        </w:rPr>
-        <w:t xml:space="preserve"> </w:t>
-      </w:r>
-      <w:proofErr w:type="spellStart"/>
-      <w:r>
-        <w:rPr>
-          <w:rStyle w:val="VerbatimChar"/>
-          <w:rFonts w:ascii="Times New Roman" w:eastAsia="IBM Plex Mono" w:hAnsi="Times New Roman" w:cs="Times New Roman"/>
-          <w:color w:val="000000"/>
-          <w:szCs w:val="22"/>
-        </w:rPr>
-        <w:t>loglevel</w:t>
-      </w:r>
-      <w:proofErr w:type="spellEnd"/>
-      <w:r>
-        <w:rPr>
-          <w:rStyle w:val="VerbatimChar"/>
-          <w:rFonts w:ascii="Times New Roman" w:eastAsia="IBM Plex Mono" w:hAnsi="Times New Roman" w:cs="Times New Roman"/>
-          <w:color w:val="000000"/>
-          <w:szCs w:val="22"/>
-        </w:rPr>
-        <w:t xml:space="preserve">=8 console=ttyAMA0,115200 </w:t>
-      </w:r>
-      <w:proofErr w:type="spellStart"/>
-      <w:r>
-        <w:rPr>
-          <w:rStyle w:val="VerbatimChar"/>
-          <w:rFonts w:ascii="Times New Roman" w:eastAsia="IBM Plex Mono" w:hAnsi="Times New Roman" w:cs="Times New Roman"/>
-          <w:color w:val="000000"/>
-          <w:szCs w:val="22"/>
-        </w:rPr>
-        <w:t>dwc_otg.lpm_enable</w:t>
-      </w:r>
-      <w:proofErr w:type="spellEnd"/>
-      <w:r>
-        <w:rPr>
-          <w:rStyle w:val="VerbatimChar"/>
-          <w:rFonts w:ascii="Times New Roman" w:eastAsia="IBM Plex Mono" w:hAnsi="Times New Roman" w:cs="Times New Roman"/>
-          <w:color w:val="000000"/>
-          <w:szCs w:val="22"/>
-        </w:rPr>
-        <w:t xml:space="preserve">=0 root=/dev/mmcblk0p2 </w:t>
-      </w:r>
-      <w:proofErr w:type="spellStart"/>
-      <w:r>
-        <w:rPr>
-          <w:rStyle w:val="VerbatimChar"/>
-          <w:rFonts w:ascii="Times New Roman" w:eastAsia="IBM Plex Mono" w:hAnsi="Times New Roman" w:cs="Times New Roman"/>
-          <w:color w:val="000000"/>
-          <w:szCs w:val="22"/>
-        </w:rPr>
-        <w:t>rootdelay</w:t>
-      </w:r>
-      <w:proofErr w:type="spellEnd"/>
-      <w:r>
-        <w:rPr>
-          <w:rStyle w:val="VerbatimChar"/>
-          <w:rFonts w:ascii="Times New Roman" w:eastAsia="IBM Plex Mono" w:hAnsi="Times New Roman" w:cs="Times New Roman"/>
-          <w:color w:val="000000"/>
-          <w:szCs w:val="22"/>
-        </w:rPr>
-        <w:t>=1" \</w:t>
+        <w:t xml:space="preserve">  -append "rw earlyprintk loglevel=8 console=ttyAMA0,115200 dwc_otg.lpm_enable=0 root=/dev/mmcblk0p2 rootdelay=1" \</w:t>
       </w:r>
       <w:r>
         <w:rPr>
@@ -2789,87 +1850,25 @@
           <w:color w:val="000000"/>
           <w:szCs w:val="22"/>
         </w:rPr>
-        <w:t xml:space="preserve">  -device </w:t>
-      </w:r>
-      <w:proofErr w:type="spellStart"/>
-      <w:r>
-        <w:rPr>
-          <w:rStyle w:val="VerbatimChar"/>
-          <w:rFonts w:ascii="Times New Roman" w:eastAsia="IBM Plex Mono" w:hAnsi="Times New Roman" w:cs="Times New Roman"/>
-          <w:color w:val="000000"/>
-          <w:szCs w:val="22"/>
-        </w:rPr>
-        <w:t>usb-net,netdev</w:t>
-      </w:r>
-      <w:proofErr w:type="spellEnd"/>
-      <w:r>
-        <w:rPr>
-          <w:rStyle w:val="VerbatimChar"/>
-          <w:rFonts w:ascii="Times New Roman" w:eastAsia="IBM Plex Mono" w:hAnsi="Times New Roman" w:cs="Times New Roman"/>
-          <w:color w:val="000000"/>
-          <w:szCs w:val="22"/>
-        </w:rPr>
-        <w:t>=net0 -</w:t>
-      </w:r>
-      <w:proofErr w:type="spellStart"/>
-      <w:r>
-        <w:rPr>
-          <w:rStyle w:val="VerbatimChar"/>
-          <w:rFonts w:ascii="Times New Roman" w:eastAsia="IBM Plex Mono" w:hAnsi="Times New Roman" w:cs="Times New Roman"/>
-          <w:color w:val="000000"/>
-          <w:szCs w:val="22"/>
-        </w:rPr>
-        <w:t>netdev</w:t>
-      </w:r>
-      <w:proofErr w:type="spellEnd"/>
-      <w:r>
-        <w:rPr>
-          <w:rStyle w:val="VerbatimChar"/>
-          <w:rFonts w:ascii="Times New Roman" w:eastAsia="IBM Plex Mono" w:hAnsi="Times New Roman" w:cs="Times New Roman"/>
-          <w:color w:val="000000"/>
-          <w:szCs w:val="22"/>
-        </w:rPr>
-        <w:t xml:space="preserve"> </w:t>
-      </w:r>
-      <w:proofErr w:type="spellStart"/>
-      <w:r>
-        <w:rPr>
-          <w:rStyle w:val="VerbatimChar"/>
-          <w:rFonts w:ascii="Times New Roman" w:eastAsia="IBM Plex Mono" w:hAnsi="Times New Roman" w:cs="Times New Roman"/>
-          <w:color w:val="000000"/>
-          <w:szCs w:val="22"/>
-        </w:rPr>
-        <w:t>user,id</w:t>
-      </w:r>
-      <w:proofErr w:type="spellEnd"/>
-      <w:r>
-        <w:rPr>
-          <w:rStyle w:val="VerbatimChar"/>
-          <w:rFonts w:ascii="Times New Roman" w:eastAsia="IBM Plex Mono" w:hAnsi="Times New Roman" w:cs="Times New Roman"/>
-          <w:color w:val="000000"/>
-          <w:szCs w:val="22"/>
-        </w:rPr>
-        <w:t>=net0,hostfwd=</w:t>
-      </w:r>
-      <w:proofErr w:type="spellStart"/>
-      <w:r>
-        <w:rPr>
-          <w:rStyle w:val="VerbatimChar"/>
-          <w:rFonts w:ascii="Times New Roman" w:eastAsia="IBM Plex Mono" w:hAnsi="Times New Roman" w:cs="Times New Roman"/>
-          <w:color w:val="000000"/>
-          <w:szCs w:val="22"/>
-        </w:rPr>
-        <w:t>tcp</w:t>
-      </w:r>
-      <w:proofErr w:type="spellEnd"/>
-      <w:r>
-        <w:rPr>
-          <w:rStyle w:val="VerbatimChar"/>
-          <w:rFonts w:ascii="Times New Roman" w:eastAsia="IBM Plex Mono" w:hAnsi="Times New Roman" w:cs="Times New Roman"/>
-          <w:color w:val="000000"/>
-          <w:szCs w:val="22"/>
-        </w:rPr>
-        <w:t>::2222-:22</w:t>
+        <w:t xml:space="preserve">  -device usb-net,netdev=net0 -netdev user,id=net0,hostfwd=tcp::</w:t>
+      </w:r>
+      <w:r>
+        <w:rPr>
+          <w:rStyle w:val="VerbatimChar"/>
+          <w:rFonts w:ascii="Times New Roman" w:eastAsia="IBM Plex Mono" w:hAnsi="Times New Roman" w:cs="Times New Roman"/>
+          <w:color w:val="000000"/>
+          <w:szCs w:val="22"/>
+        </w:rPr>
+        <w:t>5010</w:t>
+      </w:r>
+      <w:r>
+        <w:rPr>
+          <w:rStyle w:val="VerbatimChar"/>
+          <w:rFonts w:ascii="Times New Roman" w:eastAsia="IBM Plex Mono" w:hAnsi="Times New Roman" w:cs="Times New Roman"/>
+          <w:color w:val="000000"/>
+          <w:szCs w:val="22"/>
+        </w:rPr>
+        <w:t>-:22</w:t>
       </w:r>
     </w:p>
     <w:p>
@@ -2935,19 +1934,26 @@
           <w:color w:val="000000"/>
           <w:szCs w:val="22"/>
         </w:rPr>
-        <w:t xml:space="preserve">ssh -p 2222 </w:t>
-      </w:r>
-      <w:proofErr w:type="spellStart"/>
-      <w:r>
-        <w:rPr>
-          <w:rStyle w:val="VerbatimChar"/>
-          <w:rFonts w:ascii="Times New Roman" w:eastAsia="IBM Plex Mono" w:hAnsi="Times New Roman" w:cs="Times New Roman"/>
-          <w:color w:val="000000"/>
-          <w:szCs w:val="22"/>
-        </w:rPr>
-        <w:t>pi@localhost</w:t>
-      </w:r>
-      <w:proofErr w:type="spellEnd"/>
+        <w:t xml:space="preserve">ssh -p </w:t>
+      </w:r>
+      <w:r>
+        <w:rPr>
+          <w:rStyle w:val="VerbatimChar"/>
+          <w:rFonts w:ascii="Times New Roman" w:eastAsia="IBM Plex Mono" w:hAnsi="Times New Roman" w:cs="Times New Roman"/>
+          <w:color w:val="000000"/>
+          <w:szCs w:val="22"/>
+        </w:rPr>
+        <w:t>5010</w:t>
+      </w:r>
+      <w:r>
+        <w:rPr>
+          <w:rStyle w:val="VerbatimChar"/>
+          <w:rFonts w:ascii="Times New Roman" w:eastAsia="IBM Plex Mono" w:hAnsi="Times New Roman" w:cs="Times New Roman"/>
+          <w:color w:val="000000"/>
+          <w:szCs w:val="22"/>
+        </w:rPr>
+        <w:t xml:space="preserve"> pi@localhost</w:t>
+      </w:r>
     </w:p>
     <w:p>
       <w:pPr>
@@ -3047,45 +2053,14 @@
           <w:szCs w:val="22"/>
         </w:rPr>
       </w:pPr>
-      <w:proofErr w:type="spellStart"/>
-      <w:r>
-        <w:rPr>
-          <w:rStyle w:val="VerbatimChar"/>
-          <w:rFonts w:ascii="Times New Roman" w:eastAsia="IBM Plex Mono" w:hAnsi="Times New Roman" w:cs="Times New Roman"/>
-          <w:color w:val="000000"/>
-          <w:szCs w:val="22"/>
-        </w:rPr>
-        <w:t>sudo</w:t>
-      </w:r>
-      <w:proofErr w:type="spellEnd"/>
-      <w:r>
-        <w:rPr>
-          <w:rStyle w:val="VerbatimChar"/>
-          <w:rFonts w:ascii="Times New Roman" w:eastAsia="IBM Plex Mono" w:hAnsi="Times New Roman" w:cs="Times New Roman"/>
-          <w:color w:val="000000"/>
-          <w:szCs w:val="22"/>
-        </w:rPr>
-        <w:t xml:space="preserve"> </w:t>
-      </w:r>
-      <w:proofErr w:type="spellStart"/>
-      <w:r>
-        <w:rPr>
-          <w:rStyle w:val="VerbatimChar"/>
-          <w:rFonts w:ascii="Times New Roman" w:eastAsia="IBM Plex Mono" w:hAnsi="Times New Roman" w:cs="Times New Roman"/>
-          <w:color w:val="000000"/>
-          <w:szCs w:val="22"/>
-        </w:rPr>
-        <w:t>raspi</w:t>
-      </w:r>
-      <w:proofErr w:type="spellEnd"/>
-      <w:r>
-        <w:rPr>
-          <w:rStyle w:val="VerbatimChar"/>
-          <w:rFonts w:ascii="Times New Roman" w:eastAsia="IBM Plex Mono" w:hAnsi="Times New Roman" w:cs="Times New Roman"/>
-          <w:color w:val="000000"/>
-          <w:szCs w:val="22"/>
-        </w:rPr>
-        <w:t>-config</w:t>
+      <w:r>
+        <w:rPr>
+          <w:rStyle w:val="VerbatimChar"/>
+          <w:rFonts w:ascii="Times New Roman" w:eastAsia="IBM Plex Mono" w:hAnsi="Times New Roman" w:cs="Times New Roman"/>
+          <w:color w:val="000000"/>
+          <w:szCs w:val="22"/>
+        </w:rPr>
+        <w:t>sudo raspi-config</w:t>
       </w:r>
     </w:p>
     <w:p>
@@ -3191,45 +2166,14 @@
           <w:szCs w:val="22"/>
         </w:rPr>
       </w:pPr>
-      <w:proofErr w:type="spellStart"/>
-      <w:r>
-        <w:rPr>
-          <w:rStyle w:val="VerbatimChar"/>
-          <w:rFonts w:ascii="Times New Roman" w:eastAsia="IBM Plex Mono" w:hAnsi="Times New Roman" w:cs="Times New Roman"/>
-          <w:color w:val="000000"/>
-          <w:szCs w:val="22"/>
-        </w:rPr>
-        <w:t>sudo</w:t>
-      </w:r>
-      <w:proofErr w:type="spellEnd"/>
-      <w:r>
-        <w:rPr>
-          <w:rStyle w:val="VerbatimChar"/>
-          <w:rFonts w:ascii="Times New Roman" w:eastAsia="IBM Plex Mono" w:hAnsi="Times New Roman" w:cs="Times New Roman"/>
-          <w:color w:val="000000"/>
-          <w:szCs w:val="22"/>
-        </w:rPr>
-        <w:t xml:space="preserve"> </w:t>
-      </w:r>
-      <w:proofErr w:type="spellStart"/>
-      <w:r>
-        <w:rPr>
-          <w:rStyle w:val="VerbatimChar"/>
-          <w:rFonts w:ascii="Times New Roman" w:eastAsia="IBM Plex Mono" w:hAnsi="Times New Roman" w:cs="Times New Roman"/>
-          <w:color w:val="000000"/>
-          <w:szCs w:val="22"/>
-        </w:rPr>
-        <w:t>fdisk</w:t>
-      </w:r>
-      <w:proofErr w:type="spellEnd"/>
-      <w:r>
-        <w:rPr>
-          <w:rStyle w:val="VerbatimChar"/>
-          <w:rFonts w:ascii="Times New Roman" w:eastAsia="IBM Plex Mono" w:hAnsi="Times New Roman" w:cs="Times New Roman"/>
-          <w:color w:val="000000"/>
-          <w:szCs w:val="22"/>
-        </w:rPr>
-        <w:t xml:space="preserve"> /dev/mmcblk0</w:t>
+      <w:r>
+        <w:rPr>
+          <w:rStyle w:val="VerbatimChar"/>
+          <w:rFonts w:ascii="Times New Roman" w:eastAsia="IBM Plex Mono" w:hAnsi="Times New Roman" w:cs="Times New Roman"/>
+          <w:color w:val="000000"/>
+          <w:szCs w:val="22"/>
+        </w:rPr>
+        <w:t>sudo fdisk /dev/mmcblk0</w:t>
       </w:r>
       <w:r>
         <w:rPr>
@@ -3258,25 +2202,14 @@
         </w:rPr>
         <w:br/>
       </w:r>
-      <w:proofErr w:type="spellStart"/>
-      <w:r>
-        <w:rPr>
-          <w:rStyle w:val="VerbatimChar"/>
-          <w:rFonts w:ascii="Times New Roman" w:eastAsia="IBM Plex Mono" w:hAnsi="Times New Roman" w:cs="Times New Roman"/>
-          <w:color w:val="000000"/>
-          <w:szCs w:val="22"/>
-        </w:rPr>
-        <w:t>sudo</w:t>
-      </w:r>
-      <w:proofErr w:type="spellEnd"/>
-      <w:r>
-        <w:rPr>
-          <w:rStyle w:val="VerbatimChar"/>
-          <w:rFonts w:ascii="Times New Roman" w:eastAsia="IBM Plex Mono" w:hAnsi="Times New Roman" w:cs="Times New Roman"/>
-          <w:color w:val="000000"/>
-          <w:szCs w:val="22"/>
-        </w:rPr>
-        <w:t xml:space="preserve"> reboot</w:t>
+      <w:r>
+        <w:rPr>
+          <w:rStyle w:val="VerbatimChar"/>
+          <w:rFonts w:ascii="Times New Roman" w:eastAsia="IBM Plex Mono" w:hAnsi="Times New Roman" w:cs="Times New Roman"/>
+          <w:color w:val="000000"/>
+          <w:szCs w:val="22"/>
+        </w:rPr>
+        <w:t>sudo reboot</w:t>
       </w:r>
       <w:r>
         <w:rPr>
@@ -3287,25 +2220,14 @@
         </w:rPr>
         <w:br/>
       </w:r>
-      <w:proofErr w:type="spellStart"/>
-      <w:r>
-        <w:rPr>
-          <w:rStyle w:val="VerbatimChar"/>
-          <w:rFonts w:ascii="Times New Roman" w:eastAsia="IBM Plex Mono" w:hAnsi="Times New Roman" w:cs="Times New Roman"/>
-          <w:color w:val="000000"/>
-          <w:szCs w:val="22"/>
-        </w:rPr>
-        <w:t>sudo</w:t>
-      </w:r>
-      <w:proofErr w:type="spellEnd"/>
-      <w:r>
-        <w:rPr>
-          <w:rStyle w:val="VerbatimChar"/>
-          <w:rFonts w:ascii="Times New Roman" w:eastAsia="IBM Plex Mono" w:hAnsi="Times New Roman" w:cs="Times New Roman"/>
-          <w:color w:val="000000"/>
-          <w:szCs w:val="22"/>
-        </w:rPr>
-        <w:t xml:space="preserve"> resize2fs /dev/mmcblk0p2</w:t>
+      <w:r>
+        <w:rPr>
+          <w:rStyle w:val="VerbatimChar"/>
+          <w:rFonts w:ascii="Times New Roman" w:eastAsia="IBM Plex Mono" w:hAnsi="Times New Roman" w:cs="Times New Roman"/>
+          <w:color w:val="000000"/>
+          <w:szCs w:val="22"/>
+        </w:rPr>
+        <w:t>sudo resize2fs /dev/mmcblk0p2</w:t>
       </w:r>
     </w:p>
     <w:p>
@@ -3339,25 +2261,14 @@
           <w:szCs w:val="22"/>
         </w:rPr>
       </w:pPr>
-      <w:proofErr w:type="spellStart"/>
-      <w:r>
-        <w:rPr>
-          <w:rStyle w:val="VerbatimChar"/>
-          <w:rFonts w:ascii="Times New Roman" w:eastAsia="IBM Plex Mono" w:hAnsi="Times New Roman" w:cs="Times New Roman"/>
-          <w:color w:val="000000"/>
-          <w:szCs w:val="22"/>
-        </w:rPr>
-        <w:t>df</w:t>
-      </w:r>
-      <w:proofErr w:type="spellEnd"/>
-      <w:r>
-        <w:rPr>
-          <w:rStyle w:val="VerbatimChar"/>
-          <w:rFonts w:ascii="Times New Roman" w:eastAsia="IBM Plex Mono" w:hAnsi="Times New Roman" w:cs="Times New Roman"/>
-          <w:color w:val="000000"/>
-          <w:szCs w:val="22"/>
-        </w:rPr>
-        <w:t xml:space="preserve"> -h</w:t>
+      <w:r>
+        <w:rPr>
+          <w:rStyle w:val="VerbatimChar"/>
+          <w:rFonts w:ascii="Times New Roman" w:eastAsia="IBM Plex Mono" w:hAnsi="Times New Roman" w:cs="Times New Roman"/>
+          <w:color w:val="000000"/>
+          <w:szCs w:val="22"/>
+        </w:rPr>
+        <w:t>df -h</w:t>
       </w:r>
     </w:p>
     <w:p>
@@ -3534,25 +2445,14 @@
           <w:szCs w:val="22"/>
         </w:rPr>
       </w:pPr>
-      <w:proofErr w:type="spellStart"/>
-      <w:r>
-        <w:rPr>
-          <w:rStyle w:val="VerbatimChar"/>
-          <w:rFonts w:ascii="Times New Roman" w:eastAsia="IBM Plex Mono" w:hAnsi="Times New Roman" w:cs="Times New Roman"/>
-          <w:color w:val="000000"/>
-          <w:szCs w:val="22"/>
-        </w:rPr>
-        <w:t>df</w:t>
-      </w:r>
-      <w:proofErr w:type="spellEnd"/>
-      <w:r>
-        <w:rPr>
-          <w:rStyle w:val="VerbatimChar"/>
-          <w:rFonts w:ascii="Times New Roman" w:eastAsia="IBM Plex Mono" w:hAnsi="Times New Roman" w:cs="Times New Roman"/>
-          <w:color w:val="000000"/>
-          <w:szCs w:val="22"/>
-        </w:rPr>
-        <w:t xml:space="preserve"> -h</w:t>
+      <w:r>
+        <w:rPr>
+          <w:rStyle w:val="VerbatimChar"/>
+          <w:rFonts w:ascii="Times New Roman" w:eastAsia="IBM Plex Mono" w:hAnsi="Times New Roman" w:cs="Times New Roman"/>
+          <w:color w:val="000000"/>
+          <w:szCs w:val="22"/>
+        </w:rPr>
+        <w:t>df -h</w:t>
       </w:r>
     </w:p>
     <w:p>
@@ -3774,25 +2674,14 @@
           <w:szCs w:val="22"/>
         </w:rPr>
       </w:pPr>
-      <w:proofErr w:type="spellStart"/>
-      <w:r>
-        <w:rPr>
-          <w:rStyle w:val="VerbatimChar"/>
-          <w:rFonts w:ascii="Times New Roman" w:eastAsia="IBM Plex Mono" w:hAnsi="Times New Roman" w:cs="Times New Roman"/>
-          <w:color w:val="000000"/>
-          <w:szCs w:val="22"/>
-        </w:rPr>
-        <w:t>uname</w:t>
-      </w:r>
-      <w:proofErr w:type="spellEnd"/>
-      <w:r>
-        <w:rPr>
-          <w:rStyle w:val="VerbatimChar"/>
-          <w:rFonts w:ascii="Times New Roman" w:eastAsia="IBM Plex Mono" w:hAnsi="Times New Roman" w:cs="Times New Roman"/>
-          <w:color w:val="000000"/>
-          <w:szCs w:val="22"/>
-        </w:rPr>
-        <w:t xml:space="preserve"> -m    # should show aarch64</w:t>
+      <w:r>
+        <w:rPr>
+          <w:rStyle w:val="VerbatimChar"/>
+          <w:rFonts w:ascii="Times New Roman" w:eastAsia="IBM Plex Mono" w:hAnsi="Times New Roman" w:cs="Times New Roman"/>
+          <w:color w:val="000000"/>
+          <w:szCs w:val="22"/>
+        </w:rPr>
+        <w:t>uname -m    # should show aarch64</w:t>
       </w:r>
       <w:r>
         <w:rPr>
@@ -3803,45 +2692,14 @@
         </w:rPr>
         <w:br/>
       </w:r>
-      <w:proofErr w:type="spellStart"/>
-      <w:r>
-        <w:rPr>
-          <w:rStyle w:val="VerbatimChar"/>
-          <w:rFonts w:ascii="Times New Roman" w:eastAsia="IBM Plex Mono" w:hAnsi="Times New Roman" w:cs="Times New Roman"/>
-          <w:color w:val="000000"/>
-          <w:szCs w:val="22"/>
-        </w:rPr>
-        <w:t>lscpu</w:t>
-      </w:r>
-      <w:proofErr w:type="spellEnd"/>
-      <w:r>
-        <w:rPr>
-          <w:rStyle w:val="VerbatimChar"/>
-          <w:rFonts w:ascii="Times New Roman" w:eastAsia="IBM Plex Mono" w:hAnsi="Times New Roman" w:cs="Times New Roman"/>
-          <w:color w:val="000000"/>
-          <w:szCs w:val="22"/>
-        </w:rPr>
-        <w:t xml:space="preserve"> | grep -</w:t>
-      </w:r>
-      <w:proofErr w:type="spellStart"/>
-      <w:r>
-        <w:rPr>
-          <w:rStyle w:val="VerbatimChar"/>
-          <w:rFonts w:ascii="Times New Roman" w:eastAsia="IBM Plex Mono" w:hAnsi="Times New Roman" w:cs="Times New Roman"/>
-          <w:color w:val="000000"/>
-          <w:szCs w:val="22"/>
-        </w:rPr>
-        <w:t>i</w:t>
-      </w:r>
-      <w:proofErr w:type="spellEnd"/>
-      <w:r>
-        <w:rPr>
-          <w:rStyle w:val="VerbatimChar"/>
-          <w:rFonts w:ascii="Times New Roman" w:eastAsia="IBM Plex Mono" w:hAnsi="Times New Roman" w:cs="Times New Roman"/>
-          <w:color w:val="000000"/>
-          <w:szCs w:val="22"/>
-        </w:rPr>
-        <w:t xml:space="preserve"> model</w:t>
+      <w:r>
+        <w:rPr>
+          <w:rStyle w:val="VerbatimChar"/>
+          <w:rFonts w:ascii="Times New Roman" w:eastAsia="IBM Plex Mono" w:hAnsi="Times New Roman" w:cs="Times New Roman"/>
+          <w:color w:val="000000"/>
+          <w:szCs w:val="22"/>
+        </w:rPr>
+        <w:t>lscpu | grep -i model</w:t>
       </w:r>
     </w:p>
     <w:p>
@@ -3921,29 +2779,7 @@
           <w:szCs w:val="22"/>
         </w:rPr>
         <w:noBreakHyphen/>
-        <w:t>bit (</w:t>
-      </w:r>
-      <w:proofErr w:type="spellStart"/>
-      <w:r>
-        <w:rPr>
-          <w:rFonts w:ascii="Times New Roman" w:eastAsia="inter" w:hAnsi="Times New Roman" w:cs="Times New Roman"/>
-          <w:b/>
-          <w:color w:val="000000"/>
-          <w:sz w:val="22"/>
-          <w:szCs w:val="22"/>
-        </w:rPr>
-        <w:t>armhf</w:t>
-      </w:r>
-      <w:proofErr w:type="spellEnd"/>
-      <w:r>
-        <w:rPr>
-          <w:rFonts w:ascii="Times New Roman" w:eastAsia="inter" w:hAnsi="Times New Roman" w:cs="Times New Roman"/>
-          <w:b/>
-          <w:color w:val="000000"/>
-          <w:sz w:val="22"/>
-          <w:szCs w:val="22"/>
-        </w:rPr>
-        <w:t>) Support in Raspberry Pi OS 64</w:t>
+        <w:t>bit (armhf) Support in Raspberry Pi OS 64</w:t>
       </w:r>
       <w:r>
         <w:rPr>
@@ -4016,57 +2852,15 @@
           <w:szCs w:val="22"/>
         </w:rPr>
       </w:pPr>
-      <w:proofErr w:type="spellStart"/>
-      <w:r>
-        <w:rPr>
-          <w:rStyle w:val="VerbatimChar"/>
-          <w:rFonts w:ascii="Times New Roman" w:eastAsia="IBM Plex Mono" w:hAnsi="Times New Roman" w:cs="Times New Roman"/>
-          <w:color w:val="000000"/>
-          <w:szCs w:val="22"/>
-        </w:rPr>
-        <w:t>sudo</w:t>
-      </w:r>
-      <w:proofErr w:type="spellEnd"/>
-      <w:r>
-        <w:rPr>
-          <w:rStyle w:val="VerbatimChar"/>
-          <w:rFonts w:ascii="Times New Roman" w:eastAsia="IBM Plex Mono" w:hAnsi="Times New Roman" w:cs="Times New Roman"/>
-          <w:color w:val="000000"/>
-          <w:szCs w:val="22"/>
-        </w:rPr>
-        <w:t xml:space="preserve"> </w:t>
-      </w:r>
-      <w:proofErr w:type="spellStart"/>
-      <w:r>
-        <w:rPr>
-          <w:rStyle w:val="VerbatimChar"/>
-          <w:rFonts w:ascii="Times New Roman" w:eastAsia="IBM Plex Mono" w:hAnsi="Times New Roman" w:cs="Times New Roman"/>
-          <w:color w:val="000000"/>
-          <w:szCs w:val="22"/>
-        </w:rPr>
-        <w:t>dpkg</w:t>
-      </w:r>
-      <w:proofErr w:type="spellEnd"/>
-      <w:r>
-        <w:rPr>
-          <w:rStyle w:val="VerbatimChar"/>
-          <w:rFonts w:ascii="Times New Roman" w:eastAsia="IBM Plex Mono" w:hAnsi="Times New Roman" w:cs="Times New Roman"/>
-          <w:color w:val="000000"/>
-          <w:szCs w:val="22"/>
-        </w:rPr>
-        <w:t xml:space="preserve"> --add-architecture </w:t>
-      </w:r>
-      <w:proofErr w:type="spellStart"/>
-      <w:r>
-        <w:rPr>
-          <w:rStyle w:val="VerbatimChar"/>
-          <w:rFonts w:ascii="Times New Roman" w:eastAsia="IBM Plex Mono" w:hAnsi="Times New Roman" w:cs="Times New Roman"/>
-          <w:color w:val="000000"/>
-          <w:szCs w:val="22"/>
-        </w:rPr>
-        <w:t>armhf</w:t>
-      </w:r>
-      <w:proofErr w:type="spellEnd"/>
+      <w:r>
+        <w:rPr>
+          <w:rStyle w:val="VerbatimChar"/>
+          <w:rFonts w:ascii="Times New Roman" w:eastAsia="IBM Plex Mono" w:hAnsi="Times New Roman" w:cs="Times New Roman"/>
+          <w:color w:val="000000"/>
+          <w:szCs w:val="22"/>
+        </w:rPr>
+        <w:t>sudo dpkg --add-architecture armhf</w:t>
+      </w:r>
       <w:r>
         <w:rPr>
           <w:rFonts w:ascii="Times New Roman" w:eastAsia="IBM Plex Mono" w:hAnsi="Times New Roman" w:cs="Times New Roman"/>
@@ -4076,25 +2870,14 @@
         </w:rPr>
         <w:br/>
       </w:r>
-      <w:proofErr w:type="spellStart"/>
-      <w:r>
-        <w:rPr>
-          <w:rStyle w:val="VerbatimChar"/>
-          <w:rFonts w:ascii="Times New Roman" w:eastAsia="IBM Plex Mono" w:hAnsi="Times New Roman" w:cs="Times New Roman"/>
-          <w:color w:val="000000"/>
-          <w:szCs w:val="22"/>
-        </w:rPr>
-        <w:t>sudo</w:t>
-      </w:r>
-      <w:proofErr w:type="spellEnd"/>
-      <w:r>
-        <w:rPr>
-          <w:rStyle w:val="VerbatimChar"/>
-          <w:rFonts w:ascii="Times New Roman" w:eastAsia="IBM Plex Mono" w:hAnsi="Times New Roman" w:cs="Times New Roman"/>
-          <w:color w:val="000000"/>
-          <w:szCs w:val="22"/>
-        </w:rPr>
-        <w:t xml:space="preserve"> apt update</w:t>
+      <w:r>
+        <w:rPr>
+          <w:rStyle w:val="VerbatimChar"/>
+          <w:rFonts w:ascii="Times New Roman" w:eastAsia="IBM Plex Mono" w:hAnsi="Times New Roman" w:cs="Times New Roman"/>
+          <w:color w:val="000000"/>
+          <w:szCs w:val="22"/>
+        </w:rPr>
+        <w:t>sudo apt update</w:t>
       </w:r>
       <w:r>
         <w:rPr>
@@ -4105,77 +2888,15 @@
         </w:rPr>
         <w:br/>
       </w:r>
-      <w:proofErr w:type="spellStart"/>
-      <w:r>
-        <w:rPr>
-          <w:rStyle w:val="VerbatimChar"/>
-          <w:rFonts w:ascii="Times New Roman" w:eastAsia="IBM Plex Mono" w:hAnsi="Times New Roman" w:cs="Times New Roman"/>
-          <w:color w:val="000000"/>
-          <w:szCs w:val="22"/>
-        </w:rPr>
-        <w:t>sudo</w:t>
-      </w:r>
-      <w:proofErr w:type="spellEnd"/>
-      <w:r>
-        <w:rPr>
-          <w:rStyle w:val="VerbatimChar"/>
-          <w:rFonts w:ascii="Times New Roman" w:eastAsia="IBM Plex Mono" w:hAnsi="Times New Roman" w:cs="Times New Roman"/>
-          <w:color w:val="000000"/>
-          <w:szCs w:val="22"/>
-        </w:rPr>
-        <w:t xml:space="preserve"> apt install libc</w:t>
-      </w:r>
-      <w:proofErr w:type="gramStart"/>
-      <w:r>
-        <w:rPr>
-          <w:rStyle w:val="VerbatimChar"/>
-          <w:rFonts w:ascii="Times New Roman" w:eastAsia="IBM Plex Mono" w:hAnsi="Times New Roman" w:cs="Times New Roman"/>
-          <w:color w:val="000000"/>
-          <w:szCs w:val="22"/>
-        </w:rPr>
-        <w:t>6:armhf</w:t>
-      </w:r>
-      <w:proofErr w:type="gramEnd"/>
-      <w:r>
-        <w:rPr>
-          <w:rStyle w:val="VerbatimChar"/>
-          <w:rFonts w:ascii="Times New Roman" w:eastAsia="IBM Plex Mono" w:hAnsi="Times New Roman" w:cs="Times New Roman"/>
-          <w:color w:val="000000"/>
-          <w:szCs w:val="22"/>
-        </w:rPr>
-        <w:t xml:space="preserve"> </w:t>
-      </w:r>
-      <w:proofErr w:type="spellStart"/>
-      <w:r>
-        <w:rPr>
-          <w:rStyle w:val="VerbatimChar"/>
-          <w:rFonts w:ascii="Times New Roman" w:eastAsia="IBM Plex Mono" w:hAnsi="Times New Roman" w:cs="Times New Roman"/>
-          <w:color w:val="000000"/>
-          <w:szCs w:val="22"/>
-        </w:rPr>
-        <w:t>libstdc</w:t>
-      </w:r>
-      <w:proofErr w:type="spellEnd"/>
-      <w:r>
-        <w:rPr>
-          <w:rStyle w:val="VerbatimChar"/>
-          <w:rFonts w:ascii="Times New Roman" w:eastAsia="IBM Plex Mono" w:hAnsi="Times New Roman" w:cs="Times New Roman"/>
-          <w:color w:val="000000"/>
-          <w:szCs w:val="22"/>
-        </w:rPr>
-        <w:t>++</w:t>
-      </w:r>
-      <w:proofErr w:type="gramStart"/>
-      <w:r>
-        <w:rPr>
-          <w:rStyle w:val="VerbatimChar"/>
-          <w:rFonts w:ascii="Times New Roman" w:eastAsia="IBM Plex Mono" w:hAnsi="Times New Roman" w:cs="Times New Roman"/>
-          <w:color w:val="000000"/>
-          <w:szCs w:val="22"/>
-        </w:rPr>
-        <w:t>6:armhf</w:t>
-      </w:r>
-      <w:proofErr w:type="gramEnd"/>
+      <w:r>
+        <w:rPr>
+          <w:rStyle w:val="VerbatimChar"/>
+          <w:rFonts w:ascii="Times New Roman" w:eastAsia="IBM Plex Mono" w:hAnsi="Times New Roman" w:cs="Times New Roman"/>
+          <w:color w:val="000000"/>
+          <w:szCs w:val="22"/>
+        </w:rPr>
+        <w:t>sudo apt install libc6:armhf libstdc++6:armhf</w:t>
+      </w:r>
     </w:p>
     <w:p>
       <w:pPr>
@@ -4224,177 +2945,15 @@
           <w:szCs w:val="22"/>
         </w:rPr>
       </w:pPr>
-      <w:proofErr w:type="spellStart"/>
-      <w:r>
-        <w:rPr>
-          <w:rStyle w:val="VerbatimChar"/>
-          <w:rFonts w:ascii="Times New Roman" w:eastAsia="IBM Plex Mono" w:hAnsi="Times New Roman" w:cs="Times New Roman"/>
-          <w:color w:val="000000"/>
-          <w:szCs w:val="22"/>
-        </w:rPr>
-        <w:t>sudo</w:t>
-      </w:r>
-      <w:proofErr w:type="spellEnd"/>
-      <w:r>
-        <w:rPr>
-          <w:rStyle w:val="VerbatimChar"/>
-          <w:rFonts w:ascii="Times New Roman" w:eastAsia="IBM Plex Mono" w:hAnsi="Times New Roman" w:cs="Times New Roman"/>
-          <w:color w:val="000000"/>
-          <w:szCs w:val="22"/>
-        </w:rPr>
-        <w:t xml:space="preserve"> apt install </w:t>
-      </w:r>
-      <w:proofErr w:type="spellStart"/>
-      <w:r>
-        <w:rPr>
-          <w:rStyle w:val="VerbatimChar"/>
-          <w:rFonts w:ascii="Times New Roman" w:eastAsia="IBM Plex Mono" w:hAnsi="Times New Roman" w:cs="Times New Roman"/>
-          <w:color w:val="000000"/>
-          <w:szCs w:val="22"/>
-        </w:rPr>
-        <w:t>gcc</w:t>
-      </w:r>
-      <w:proofErr w:type="spellEnd"/>
-      <w:r>
-        <w:rPr>
-          <w:rStyle w:val="VerbatimChar"/>
-          <w:rFonts w:ascii="Times New Roman" w:eastAsia="IBM Plex Mono" w:hAnsi="Times New Roman" w:cs="Times New Roman"/>
-          <w:color w:val="000000"/>
-          <w:szCs w:val="22"/>
-        </w:rPr>
-        <w:t>-arm-</w:t>
-      </w:r>
-      <w:proofErr w:type="spellStart"/>
-      <w:r>
-        <w:rPr>
-          <w:rStyle w:val="VerbatimChar"/>
-          <w:rFonts w:ascii="Times New Roman" w:eastAsia="IBM Plex Mono" w:hAnsi="Times New Roman" w:cs="Times New Roman"/>
-          <w:color w:val="000000"/>
-          <w:szCs w:val="22"/>
-        </w:rPr>
-        <w:t>linux</w:t>
-      </w:r>
-      <w:proofErr w:type="spellEnd"/>
-      <w:r>
-        <w:rPr>
-          <w:rStyle w:val="VerbatimChar"/>
-          <w:rFonts w:ascii="Times New Roman" w:eastAsia="IBM Plex Mono" w:hAnsi="Times New Roman" w:cs="Times New Roman"/>
-          <w:color w:val="000000"/>
-          <w:szCs w:val="22"/>
-        </w:rPr>
-        <w:t>-</w:t>
-      </w:r>
-      <w:proofErr w:type="spellStart"/>
-      <w:r>
-        <w:rPr>
-          <w:rStyle w:val="VerbatimChar"/>
-          <w:rFonts w:ascii="Times New Roman" w:eastAsia="IBM Plex Mono" w:hAnsi="Times New Roman" w:cs="Times New Roman"/>
-          <w:color w:val="000000"/>
-          <w:szCs w:val="22"/>
-        </w:rPr>
-        <w:t>gnueabihf</w:t>
-      </w:r>
-      <w:proofErr w:type="spellEnd"/>
-      <w:r>
-        <w:rPr>
-          <w:rStyle w:val="VerbatimChar"/>
-          <w:rFonts w:ascii="Times New Roman" w:eastAsia="IBM Plex Mono" w:hAnsi="Times New Roman" w:cs="Times New Roman"/>
-          <w:color w:val="000000"/>
-          <w:szCs w:val="22"/>
-        </w:rPr>
-        <w:t xml:space="preserve"> g++-arm-</w:t>
-      </w:r>
-      <w:proofErr w:type="spellStart"/>
-      <w:r>
-        <w:rPr>
-          <w:rStyle w:val="VerbatimChar"/>
-          <w:rFonts w:ascii="Times New Roman" w:eastAsia="IBM Plex Mono" w:hAnsi="Times New Roman" w:cs="Times New Roman"/>
-          <w:color w:val="000000"/>
-          <w:szCs w:val="22"/>
-        </w:rPr>
-        <w:t>linux</w:t>
-      </w:r>
-      <w:proofErr w:type="spellEnd"/>
-      <w:r>
-        <w:rPr>
-          <w:rStyle w:val="VerbatimChar"/>
-          <w:rFonts w:ascii="Times New Roman" w:eastAsia="IBM Plex Mono" w:hAnsi="Times New Roman" w:cs="Times New Roman"/>
-          <w:color w:val="000000"/>
-          <w:szCs w:val="22"/>
-        </w:rPr>
-        <w:t>-</w:t>
-      </w:r>
-      <w:proofErr w:type="spellStart"/>
-      <w:r>
-        <w:rPr>
-          <w:rStyle w:val="VerbatimChar"/>
-          <w:rFonts w:ascii="Times New Roman" w:eastAsia="IBM Plex Mono" w:hAnsi="Times New Roman" w:cs="Times New Roman"/>
-          <w:color w:val="000000"/>
-          <w:szCs w:val="22"/>
-        </w:rPr>
-        <w:t>gnueabihf</w:t>
-      </w:r>
-      <w:proofErr w:type="spellEnd"/>
-      <w:r>
-        <w:rPr>
-          <w:rStyle w:val="VerbatimChar"/>
-          <w:rFonts w:ascii="Times New Roman" w:eastAsia="IBM Plex Mono" w:hAnsi="Times New Roman" w:cs="Times New Roman"/>
-          <w:color w:val="000000"/>
-          <w:szCs w:val="22"/>
-        </w:rPr>
-        <w:t xml:space="preserve"> </w:t>
-      </w:r>
-      <w:proofErr w:type="spellStart"/>
-      <w:r>
-        <w:rPr>
-          <w:rStyle w:val="VerbatimChar"/>
-          <w:rFonts w:ascii="Times New Roman" w:eastAsia="IBM Plex Mono" w:hAnsi="Times New Roman" w:cs="Times New Roman"/>
-          <w:color w:val="000000"/>
-          <w:szCs w:val="22"/>
-        </w:rPr>
-        <w:t>binutils</w:t>
-      </w:r>
-      <w:proofErr w:type="spellEnd"/>
-      <w:r>
-        <w:rPr>
-          <w:rStyle w:val="VerbatimChar"/>
-          <w:rFonts w:ascii="Times New Roman" w:eastAsia="IBM Plex Mono" w:hAnsi="Times New Roman" w:cs="Times New Roman"/>
-          <w:color w:val="000000"/>
-          <w:szCs w:val="22"/>
-        </w:rPr>
-        <w:t>-arm-</w:t>
-      </w:r>
-      <w:proofErr w:type="spellStart"/>
-      <w:r>
-        <w:rPr>
-          <w:rStyle w:val="VerbatimChar"/>
-          <w:rFonts w:ascii="Times New Roman" w:eastAsia="IBM Plex Mono" w:hAnsi="Times New Roman" w:cs="Times New Roman"/>
-          <w:color w:val="000000"/>
-          <w:szCs w:val="22"/>
-        </w:rPr>
-        <w:t>linux</w:t>
-      </w:r>
-      <w:proofErr w:type="spellEnd"/>
-      <w:r>
-        <w:rPr>
-          <w:rStyle w:val="VerbatimChar"/>
-          <w:rFonts w:ascii="Times New Roman" w:eastAsia="IBM Plex Mono" w:hAnsi="Times New Roman" w:cs="Times New Roman"/>
-          <w:color w:val="000000"/>
-          <w:szCs w:val="22"/>
-        </w:rPr>
-        <w:t>-</w:t>
-      </w:r>
-      <w:proofErr w:type="spellStart"/>
-      <w:r>
-        <w:rPr>
-          <w:rStyle w:val="VerbatimChar"/>
-          <w:rFonts w:ascii="Times New Roman" w:eastAsia="IBM Plex Mono" w:hAnsi="Times New Roman" w:cs="Times New Roman"/>
-          <w:color w:val="000000"/>
-          <w:szCs w:val="22"/>
-        </w:rPr>
-        <w:t>gnueabihf</w:t>
-      </w:r>
-      <w:proofErr w:type="spellEnd"/>
+      <w:r>
+        <w:rPr>
+          <w:rStyle w:val="VerbatimChar"/>
+          <w:rFonts w:ascii="Times New Roman" w:eastAsia="IBM Plex Mono" w:hAnsi="Times New Roman" w:cs="Times New Roman"/>
+          <w:color w:val="000000"/>
+          <w:szCs w:val="22"/>
+        </w:rPr>
+        <w:t>sudo apt install gcc-arm-linux-gnueabihf g++-arm-linux-gnueabihf binutils-arm-linux-gnueabihf</w:t>
+      </w:r>
     </w:p>
     <w:p>
       <w:pPr>
@@ -4485,7 +3044,6 @@
         </w:rPr>
         <w:t xml:space="preserve"> program, e.g., </w:t>
       </w:r>
-      <w:proofErr w:type="spellStart"/>
       <w:r>
         <w:rPr>
           <w:rStyle w:val="VerbatimChar"/>
@@ -4496,7 +3054,6 @@
         </w:rPr>
         <w:t>hello.s</w:t>
       </w:r>
-      <w:proofErr w:type="spellEnd"/>
       <w:r>
         <w:rPr>
           <w:rFonts w:ascii="Times New Roman" w:eastAsia="inter" w:hAnsi="Times New Roman" w:cs="Times New Roman"/>
@@ -4593,7 +3150,6 @@
           <w:t>he vi Editor Tutorial</w:t>
         </w:r>
       </w:hyperlink>
-      <w:proofErr w:type="gramStart"/>
       <w:r>
         <w:rPr>
           <w:rFonts w:ascii="Times New Roman" w:eastAsia="inter" w:hAnsi="Times New Roman" w:cs="Times New Roman"/>
@@ -4610,17 +3166,7 @@
           <w:sz w:val="22"/>
           <w:szCs w:val="22"/>
         </w:rPr>
-        <w:t>and</w:t>
-      </w:r>
-      <w:proofErr w:type="gramEnd"/>
-      <w:r>
-        <w:rPr>
-          <w:rFonts w:ascii="Times New Roman" w:eastAsia="inter" w:hAnsi="Times New Roman" w:cs="Times New Roman"/>
-          <w:color w:val="000000"/>
-          <w:sz w:val="22"/>
-          <w:szCs w:val="22"/>
-        </w:rPr>
-        <w:t xml:space="preserve"> copying the following commands into it</w:t>
+        <w:t>and copying the following commands into it</w:t>
       </w:r>
       <w:r>
         <w:rPr>
@@ -4723,7 +3269,6 @@
         </w:rPr>
         <w:t xml:space="preserve"> </w:t>
       </w:r>
-      <w:proofErr w:type="spellStart"/>
       <w:r>
         <w:rPr>
           <w:rFonts w:ascii="Times New Roman" w:eastAsia="inter" w:hAnsi="Times New Roman" w:cs="Times New Roman"/>
@@ -4740,47 +3285,35 @@
           <w:sz w:val="22"/>
           <w:szCs w:val="22"/>
         </w:rPr>
+        <w:t>r, since</w:t>
+      </w:r>
+      <w:r>
+        <w:rPr>
+          <w:rFonts w:ascii="Times New Roman" w:eastAsia="inter" w:hAnsi="Times New Roman" w:cs="Times New Roman"/>
+          <w:color w:val="000000"/>
+          <w:sz w:val="22"/>
+          <w:szCs w:val="22"/>
+        </w:rPr>
+        <w:t xml:space="preserve"> </w:t>
+      </w:r>
+      <w:r>
+        <w:rPr>
+          <w:rFonts w:ascii="Times New Roman" w:eastAsia="inter" w:hAnsi="Times New Roman" w:cs="Times New Roman"/>
+          <w:color w:val="000000"/>
+          <w:sz w:val="22"/>
+          <w:szCs w:val="22"/>
+        </w:rPr>
+        <w:t>CPUlato</w:t>
+      </w:r>
+      <w:r>
+        <w:rPr>
+          <w:rFonts w:ascii="Times New Roman" w:eastAsia="inter" w:hAnsi="Times New Roman" w:cs="Times New Roman"/>
+          <w:color w:val="000000"/>
+          <w:sz w:val="22"/>
+          <w:szCs w:val="22"/>
+        </w:rPr>
         <w:t>r</w:t>
       </w:r>
-      <w:proofErr w:type="spellEnd"/>
-      <w:r>
-        <w:rPr>
-          <w:rFonts w:ascii="Times New Roman" w:eastAsia="inter" w:hAnsi="Times New Roman" w:cs="Times New Roman"/>
-          <w:color w:val="000000"/>
-          <w:sz w:val="22"/>
-          <w:szCs w:val="22"/>
-        </w:rPr>
-        <w:t>, since</w:t>
-      </w:r>
-      <w:r>
-        <w:rPr>
-          <w:rFonts w:ascii="Times New Roman" w:eastAsia="inter" w:hAnsi="Times New Roman" w:cs="Times New Roman"/>
-          <w:color w:val="000000"/>
-          <w:sz w:val="22"/>
-          <w:szCs w:val="22"/>
-        </w:rPr>
-        <w:t xml:space="preserve"> </w:t>
-      </w:r>
-      <w:proofErr w:type="spellStart"/>
-      <w:r>
-        <w:rPr>
-          <w:rFonts w:ascii="Times New Roman" w:eastAsia="inter" w:hAnsi="Times New Roman" w:cs="Times New Roman"/>
-          <w:color w:val="000000"/>
-          <w:sz w:val="22"/>
-          <w:szCs w:val="22"/>
-        </w:rPr>
-        <w:t>CPUlato</w:t>
-      </w:r>
-      <w:r>
-        <w:rPr>
-          <w:rFonts w:ascii="Times New Roman" w:eastAsia="inter" w:hAnsi="Times New Roman" w:cs="Times New Roman"/>
-          <w:color w:val="000000"/>
-          <w:sz w:val="22"/>
-          <w:szCs w:val="22"/>
-        </w:rPr>
-        <w:t>r</w:t>
-      </w:r>
-      <w:proofErr w:type="spellEnd"/>
       <w:r>
         <w:rPr>
           <w:rFonts w:ascii="Times New Roman" w:eastAsia="inter" w:hAnsi="Times New Roman" w:cs="Times New Roman"/>
@@ -4854,25 +3387,7 @@
           <w:sz w:val="22"/>
           <w:szCs w:val="22"/>
         </w:rPr>
-        <w:t xml:space="preserve">        MOV </w:t>
-      </w:r>
-      <w:proofErr w:type="gramStart"/>
-      <w:r>
-        <w:rPr>
-          <w:rFonts w:ascii="Times New Roman" w:hAnsi="Times New Roman" w:cs="Times New Roman"/>
-          <w:sz w:val="22"/>
-          <w:szCs w:val="22"/>
-        </w:rPr>
-        <w:t>R0, #</w:t>
-      </w:r>
-      <w:proofErr w:type="gramEnd"/>
-      <w:r>
-        <w:rPr>
-          <w:rFonts w:ascii="Times New Roman" w:hAnsi="Times New Roman" w:cs="Times New Roman"/>
-          <w:sz w:val="22"/>
-          <w:szCs w:val="22"/>
-        </w:rPr>
-        <w:t>1</w:t>
+        <w:t xml:space="preserve">        MOV R0, #1</w:t>
       </w:r>
     </w:p>
     <w:p>
@@ -4910,25 +3425,7 @@
           <w:sz w:val="22"/>
           <w:szCs w:val="22"/>
         </w:rPr>
-        <w:t xml:space="preserve">        MOV </w:t>
-      </w:r>
-      <w:proofErr w:type="gramStart"/>
-      <w:r>
-        <w:rPr>
-          <w:rFonts w:ascii="Times New Roman" w:hAnsi="Times New Roman" w:cs="Times New Roman"/>
-          <w:sz w:val="22"/>
-          <w:szCs w:val="22"/>
-        </w:rPr>
-        <w:t>R2, #</w:t>
-      </w:r>
-      <w:proofErr w:type="gramEnd"/>
-      <w:r>
-        <w:rPr>
-          <w:rFonts w:ascii="Times New Roman" w:hAnsi="Times New Roman" w:cs="Times New Roman"/>
-          <w:sz w:val="22"/>
-          <w:szCs w:val="22"/>
-        </w:rPr>
-        <w:t>12</w:t>
+        <w:t xml:space="preserve">        MOV R2, #12</w:t>
       </w:r>
     </w:p>
     <w:p>
@@ -4947,25 +3444,7 @@
           <w:sz w:val="22"/>
           <w:szCs w:val="22"/>
         </w:rPr>
-        <w:t xml:space="preserve">        MOV </w:t>
-      </w:r>
-      <w:proofErr w:type="gramStart"/>
-      <w:r>
-        <w:rPr>
-          <w:rFonts w:ascii="Times New Roman" w:hAnsi="Times New Roman" w:cs="Times New Roman"/>
-          <w:sz w:val="22"/>
-          <w:szCs w:val="22"/>
-        </w:rPr>
-        <w:t>R7, #</w:t>
-      </w:r>
-      <w:proofErr w:type="gramEnd"/>
-      <w:r>
-        <w:rPr>
-          <w:rFonts w:ascii="Times New Roman" w:hAnsi="Times New Roman" w:cs="Times New Roman"/>
-          <w:sz w:val="22"/>
-          <w:szCs w:val="22"/>
-        </w:rPr>
-        <w:t>4</w:t>
+        <w:t xml:space="preserve">        MOV R7, #4</w:t>
       </w:r>
     </w:p>
     <w:p>
@@ -5014,25 +3493,7 @@
           <w:sz w:val="22"/>
           <w:szCs w:val="22"/>
         </w:rPr>
-        <w:t xml:space="preserve">        MOV </w:t>
-      </w:r>
-      <w:proofErr w:type="gramStart"/>
-      <w:r>
-        <w:rPr>
-          <w:rFonts w:ascii="Times New Roman" w:hAnsi="Times New Roman" w:cs="Times New Roman"/>
-          <w:sz w:val="22"/>
-          <w:szCs w:val="22"/>
-        </w:rPr>
-        <w:t>R7, #</w:t>
-      </w:r>
-      <w:proofErr w:type="gramEnd"/>
-      <w:r>
-        <w:rPr>
-          <w:rFonts w:ascii="Times New Roman" w:hAnsi="Times New Roman" w:cs="Times New Roman"/>
-          <w:sz w:val="22"/>
-          <w:szCs w:val="22"/>
-        </w:rPr>
-        <w:t>1</w:t>
+        <w:t xml:space="preserve">        MOV R7, #1</w:t>
       </w:r>
     </w:p>
     <w:p>
@@ -5090,53 +3551,7 @@
           <w:sz w:val="22"/>
           <w:szCs w:val="22"/>
         </w:rPr>
-        <w:t xml:space="preserve">        </w:t>
-      </w:r>
-      <w:proofErr w:type="gramStart"/>
-      <w:r>
-        <w:rPr>
-          <w:rFonts w:ascii="Times New Roman" w:hAnsi="Times New Roman" w:cs="Times New Roman"/>
-          <w:sz w:val="22"/>
-          <w:szCs w:val="22"/>
-        </w:rPr>
-        <w:t>.</w:t>
-      </w:r>
-      <w:proofErr w:type="spellStart"/>
-      <w:r>
-        <w:rPr>
-          <w:rFonts w:ascii="Times New Roman" w:hAnsi="Times New Roman" w:cs="Times New Roman"/>
-          <w:sz w:val="22"/>
-          <w:szCs w:val="22"/>
-        </w:rPr>
-        <w:t>asciz</w:t>
-      </w:r>
-      <w:proofErr w:type="spellEnd"/>
-      <w:proofErr w:type="gramEnd"/>
-      <w:r>
-        <w:rPr>
-          <w:rFonts w:ascii="Times New Roman" w:hAnsi="Times New Roman" w:cs="Times New Roman"/>
-          <w:sz w:val="22"/>
-          <w:szCs w:val="22"/>
-        </w:rPr>
-        <w:t xml:space="preserve"> "Hello, </w:t>
-      </w:r>
-      <w:proofErr w:type="gramStart"/>
-      <w:r>
-        <w:rPr>
-          <w:rFonts w:ascii="Times New Roman" w:hAnsi="Times New Roman" w:cs="Times New Roman"/>
-          <w:sz w:val="22"/>
-          <w:szCs w:val="22"/>
-        </w:rPr>
-        <w:t>ARM!\</w:t>
-      </w:r>
-      <w:proofErr w:type="gramEnd"/>
-      <w:r>
-        <w:rPr>
-          <w:rFonts w:ascii="Times New Roman" w:hAnsi="Times New Roman" w:cs="Times New Roman"/>
-          <w:sz w:val="22"/>
-          <w:szCs w:val="22"/>
-        </w:rPr>
-        <w:t>n"</w:t>
+        <w:t xml:space="preserve">        .asciz "Hello, ARM!\n"</w:t>
       </w:r>
     </w:p>
     <w:p>
@@ -5203,83 +3618,8 @@
           <w:color w:val="000000"/>
           <w:szCs w:val="22"/>
         </w:rPr>
-        <w:t>arm-</w:t>
-      </w:r>
-      <w:proofErr w:type="spellStart"/>
-      <w:r>
-        <w:rPr>
-          <w:rStyle w:val="VerbatimChar"/>
-          <w:rFonts w:ascii="Times New Roman" w:eastAsia="IBM Plex Mono" w:hAnsi="Times New Roman" w:cs="Times New Roman"/>
-          <w:color w:val="000000"/>
-          <w:szCs w:val="22"/>
-        </w:rPr>
-        <w:t>linux</w:t>
-      </w:r>
-      <w:proofErr w:type="spellEnd"/>
-      <w:r>
-        <w:rPr>
-          <w:rStyle w:val="VerbatimChar"/>
-          <w:rFonts w:ascii="Times New Roman" w:eastAsia="IBM Plex Mono" w:hAnsi="Times New Roman" w:cs="Times New Roman"/>
-          <w:color w:val="000000"/>
-          <w:szCs w:val="22"/>
-        </w:rPr>
-        <w:t>-</w:t>
-      </w:r>
-      <w:proofErr w:type="spellStart"/>
-      <w:r>
-        <w:rPr>
-          <w:rStyle w:val="VerbatimChar"/>
-          <w:rFonts w:ascii="Times New Roman" w:eastAsia="IBM Plex Mono" w:hAnsi="Times New Roman" w:cs="Times New Roman"/>
-          <w:color w:val="000000"/>
-          <w:szCs w:val="22"/>
-        </w:rPr>
-        <w:t>gnueabihf</w:t>
-      </w:r>
-      <w:proofErr w:type="spellEnd"/>
-      <w:r>
-        <w:rPr>
-          <w:rStyle w:val="VerbatimChar"/>
-          <w:rFonts w:ascii="Times New Roman" w:eastAsia="IBM Plex Mono" w:hAnsi="Times New Roman" w:cs="Times New Roman"/>
-          <w:color w:val="000000"/>
-          <w:szCs w:val="22"/>
-        </w:rPr>
-        <w:t xml:space="preserve">-as -o </w:t>
-      </w:r>
-      <w:proofErr w:type="spellStart"/>
-      <w:proofErr w:type="gramStart"/>
-      <w:r>
-        <w:rPr>
-          <w:rStyle w:val="VerbatimChar"/>
-          <w:rFonts w:ascii="Times New Roman" w:eastAsia="IBM Plex Mono" w:hAnsi="Times New Roman" w:cs="Times New Roman"/>
-          <w:color w:val="000000"/>
-          <w:szCs w:val="22"/>
-        </w:rPr>
-        <w:t>hello.o</w:t>
-      </w:r>
-      <w:proofErr w:type="spellEnd"/>
-      <w:proofErr w:type="gramEnd"/>
-      <w:r>
-        <w:rPr>
-          <w:rStyle w:val="VerbatimChar"/>
-          <w:rFonts w:ascii="Times New Roman" w:eastAsia="IBM Plex Mono" w:hAnsi="Times New Roman" w:cs="Times New Roman"/>
-          <w:color w:val="000000"/>
-          <w:szCs w:val="22"/>
-        </w:rPr>
-        <w:t xml:space="preserve"> </w:t>
-      </w:r>
-      <w:proofErr w:type="spellStart"/>
-      <w:proofErr w:type="gramStart"/>
-      <w:r>
-        <w:rPr>
-          <w:rStyle w:val="VerbatimChar"/>
-          <w:rFonts w:ascii="Times New Roman" w:eastAsia="IBM Plex Mono" w:hAnsi="Times New Roman" w:cs="Times New Roman"/>
-          <w:color w:val="000000"/>
-          <w:szCs w:val="22"/>
-        </w:rPr>
-        <w:t>hello.s</w:t>
-      </w:r>
-      <w:proofErr w:type="spellEnd"/>
-      <w:proofErr w:type="gramEnd"/>
+        <w:t>arm-linux-gnueabihf-as -o hello.o hello.s</w:t>
+      </w:r>
       <w:r>
         <w:rPr>
           <w:rFonts w:ascii="Times New Roman" w:eastAsia="IBM Plex Mono" w:hAnsi="Times New Roman" w:cs="Times New Roman"/>
@@ -5296,61 +3636,8 @@
           <w:color w:val="000000"/>
           <w:szCs w:val="22"/>
         </w:rPr>
-        <w:t>arm-</w:t>
-      </w:r>
-      <w:proofErr w:type="spellStart"/>
-      <w:r>
-        <w:rPr>
-          <w:rStyle w:val="VerbatimChar"/>
-          <w:rFonts w:ascii="Times New Roman" w:eastAsia="IBM Plex Mono" w:hAnsi="Times New Roman" w:cs="Times New Roman"/>
-          <w:color w:val="000000"/>
-          <w:szCs w:val="22"/>
-        </w:rPr>
-        <w:t>linux</w:t>
-      </w:r>
-      <w:proofErr w:type="spellEnd"/>
-      <w:r>
-        <w:rPr>
-          <w:rStyle w:val="VerbatimChar"/>
-          <w:rFonts w:ascii="Times New Roman" w:eastAsia="IBM Plex Mono" w:hAnsi="Times New Roman" w:cs="Times New Roman"/>
-          <w:color w:val="000000"/>
-          <w:szCs w:val="22"/>
-        </w:rPr>
-        <w:t>-</w:t>
-      </w:r>
-      <w:proofErr w:type="spellStart"/>
-      <w:r>
-        <w:rPr>
-          <w:rStyle w:val="VerbatimChar"/>
-          <w:rFonts w:ascii="Times New Roman" w:eastAsia="IBM Plex Mono" w:hAnsi="Times New Roman" w:cs="Times New Roman"/>
-          <w:color w:val="000000"/>
-          <w:szCs w:val="22"/>
-        </w:rPr>
-        <w:t>gnueabihf-ld</w:t>
-      </w:r>
-      <w:proofErr w:type="spellEnd"/>
-      <w:r>
-        <w:rPr>
-          <w:rStyle w:val="VerbatimChar"/>
-          <w:rFonts w:ascii="Times New Roman" w:eastAsia="IBM Plex Mono" w:hAnsi="Times New Roman" w:cs="Times New Roman"/>
-          <w:color w:val="000000"/>
-          <w:szCs w:val="22"/>
-        </w:rPr>
-        <w:t xml:space="preserve"> -o hello </w:t>
-      </w:r>
-      <w:proofErr w:type="spellStart"/>
-      <w:proofErr w:type="gramStart"/>
-      <w:r>
-        <w:rPr>
-          <w:rStyle w:val="VerbatimChar"/>
-          <w:rFonts w:ascii="Times New Roman" w:eastAsia="IBM Plex Mono" w:hAnsi="Times New Roman" w:cs="Times New Roman"/>
-          <w:color w:val="000000"/>
-          <w:szCs w:val="22"/>
-        </w:rPr>
-        <w:t>hello.o</w:t>
-      </w:r>
-      <w:proofErr w:type="spellEnd"/>
-      <w:proofErr w:type="gramEnd"/>
+        <w:t>arm-linux-gnueabihf-ld -o hello hello.o</w:t>
+      </w:r>
     </w:p>
     <w:p>
       <w:pPr>
@@ -5425,17 +3712,7 @@
           <w:sz w:val="22"/>
           <w:szCs w:val="22"/>
         </w:rPr>
-        <w:t xml:space="preserve"> For example, if you are running bash shell, </w:t>
-      </w:r>
-      <w:proofErr w:type="gramStart"/>
-      <w:r>
-        <w:rPr>
-          <w:rFonts w:ascii="Times New Roman" w:eastAsia="inter" w:hAnsi="Times New Roman" w:cs="Times New Roman"/>
-          <w:color w:val="000000"/>
-          <w:sz w:val="22"/>
-          <w:szCs w:val="22"/>
-        </w:rPr>
-        <w:t>edit</w:t>
+        <w:t xml:space="preserve"> For example, if you are running bash shell, edit</w:t>
       </w:r>
       <w:r>
         <w:rPr>
@@ -5446,7 +3723,6 @@
         </w:rPr>
         <w:t xml:space="preserve"> .</w:t>
       </w:r>
-      <w:proofErr w:type="spellStart"/>
       <w:r>
         <w:rPr>
           <w:rFonts w:ascii="Times New Roman" w:eastAsia="inter" w:hAnsi="Times New Roman" w:cs="Times New Roman"/>
@@ -5456,8 +3732,6 @@
         </w:rPr>
         <w:t>bashrc</w:t>
       </w:r>
-      <w:proofErr w:type="spellEnd"/>
-      <w:proofErr w:type="gramEnd"/>
     </w:p>
     <w:p>
       <w:pPr>
@@ -5485,30 +3759,8 @@
           <w:sz w:val="22"/>
           <w:szCs w:val="22"/>
         </w:rPr>
-        <w:t xml:space="preserve"> ~</w:t>
-      </w:r>
-      <w:proofErr w:type="gramStart"/>
-      <w:r>
-        <w:rPr>
-          <w:rFonts w:ascii="Times New Roman" w:eastAsia="inter" w:hAnsi="Times New Roman" w:cs="Times New Roman"/>
-          <w:color w:val="000000"/>
-          <w:sz w:val="22"/>
-          <w:szCs w:val="22"/>
-        </w:rPr>
-        <w:t>/.</w:t>
-      </w:r>
-      <w:proofErr w:type="spellStart"/>
-      <w:r>
-        <w:rPr>
-          <w:rFonts w:ascii="Times New Roman" w:eastAsia="inter" w:hAnsi="Times New Roman" w:cs="Times New Roman"/>
-          <w:color w:val="000000"/>
-          <w:sz w:val="22"/>
-          <w:szCs w:val="22"/>
-        </w:rPr>
-        <w:t>bashrc</w:t>
-      </w:r>
-      <w:proofErr w:type="spellEnd"/>
-      <w:proofErr w:type="gramEnd"/>
+        <w:t xml:space="preserve"> ~/.bashrc</w:t>
+      </w:r>
     </w:p>
     <w:p>
       <w:pPr>
@@ -5565,47 +3817,7 @@
           <w:color w:val="000000"/>
           <w:szCs w:val="22"/>
         </w:rPr>
-        <w:t>arm-</w:t>
-      </w:r>
-      <w:proofErr w:type="spellStart"/>
-      <w:r>
-        <w:rPr>
-          <w:rStyle w:val="VerbatimChar"/>
-          <w:rFonts w:ascii="Times New Roman" w:eastAsia="IBM Plex Mono" w:hAnsi="Times New Roman" w:cs="Times New Roman"/>
-          <w:color w:val="000000"/>
-          <w:szCs w:val="22"/>
-        </w:rPr>
-        <w:t>linux</w:t>
-      </w:r>
-      <w:proofErr w:type="spellEnd"/>
-      <w:r>
-        <w:rPr>
-          <w:rStyle w:val="VerbatimChar"/>
-          <w:rFonts w:ascii="Times New Roman" w:eastAsia="IBM Plex Mono" w:hAnsi="Times New Roman" w:cs="Times New Roman"/>
-          <w:color w:val="000000"/>
-          <w:szCs w:val="22"/>
-        </w:rPr>
-        <w:t>-</w:t>
-      </w:r>
-      <w:proofErr w:type="spellStart"/>
-      <w:r>
-        <w:rPr>
-          <w:rStyle w:val="VerbatimChar"/>
-          <w:rFonts w:ascii="Times New Roman" w:eastAsia="IBM Plex Mono" w:hAnsi="Times New Roman" w:cs="Times New Roman"/>
-          <w:color w:val="000000"/>
-          <w:szCs w:val="22"/>
-        </w:rPr>
-        <w:t>gnueabihf</w:t>
-      </w:r>
-      <w:proofErr w:type="spellEnd"/>
-      <w:r>
-        <w:rPr>
-          <w:rStyle w:val="VerbatimChar"/>
-          <w:rFonts w:ascii="Times New Roman" w:eastAsia="IBM Plex Mono" w:hAnsi="Times New Roman" w:cs="Times New Roman"/>
-          <w:color w:val="000000"/>
-          <w:szCs w:val="22"/>
-        </w:rPr>
-        <w:t>-as</w:t>
+        <w:t>arm-linux-gnueabihf-as</w:t>
       </w:r>
       <w:r>
         <w:rPr>
@@ -5663,34 +3875,7 @@
           <w:sz w:val="22"/>
           <w:szCs w:val="22"/>
         </w:rPr>
-        <w:t>arm-</w:t>
-      </w:r>
-      <w:proofErr w:type="spellStart"/>
-      <w:r>
-        <w:rPr>
-          <w:rFonts w:ascii="Times New Roman" w:hAnsi="Times New Roman" w:cs="Times New Roman"/>
-          <w:sz w:val="22"/>
-          <w:szCs w:val="22"/>
-        </w:rPr>
-        <w:t>linux</w:t>
-      </w:r>
-      <w:proofErr w:type="spellEnd"/>
-      <w:r>
-        <w:rPr>
-          <w:rFonts w:ascii="Times New Roman" w:hAnsi="Times New Roman" w:cs="Times New Roman"/>
-          <w:sz w:val="22"/>
-          <w:szCs w:val="22"/>
-        </w:rPr>
-        <w:t>-</w:t>
-      </w:r>
-      <w:proofErr w:type="spellStart"/>
-      <w:r>
-        <w:rPr>
-          <w:rFonts w:ascii="Times New Roman" w:hAnsi="Times New Roman" w:cs="Times New Roman"/>
-          <w:sz w:val="22"/>
-          <w:szCs w:val="22"/>
-        </w:rPr>
-        <w:t>gnueabihf-</w:t>
+        <w:t>arm-linux-gnueabihf-</w:t>
       </w:r>
       <w:r>
         <w:rPr>
@@ -5700,7 +3885,6 @@
         </w:rPr>
         <w:t>ld</w:t>
       </w:r>
-      <w:proofErr w:type="spellEnd"/>
       <w:r>
         <w:rPr>
           <w:rFonts w:ascii="Times New Roman" w:hAnsi="Times New Roman" w:cs="Times New Roman"/>
@@ -5758,51 +3942,15 @@
           <w:sz w:val="22"/>
           <w:szCs w:val="22"/>
         </w:rPr>
-        <w:t>arm-</w:t>
-      </w:r>
-      <w:proofErr w:type="spellStart"/>
-      <w:r>
-        <w:rPr>
-          <w:rFonts w:ascii="Times New Roman" w:hAnsi="Times New Roman" w:cs="Times New Roman"/>
-          <w:sz w:val="22"/>
-          <w:szCs w:val="22"/>
-        </w:rPr>
-        <w:t>linux</w:t>
-      </w:r>
-      <w:proofErr w:type="spellEnd"/>
-      <w:r>
-        <w:rPr>
-          <w:rFonts w:ascii="Times New Roman" w:hAnsi="Times New Roman" w:cs="Times New Roman"/>
-          <w:sz w:val="22"/>
-          <w:szCs w:val="22"/>
-        </w:rPr>
-        <w:t>-</w:t>
-      </w:r>
-      <w:proofErr w:type="spellStart"/>
-      <w:r>
-        <w:rPr>
-          <w:rFonts w:ascii="Times New Roman" w:hAnsi="Times New Roman" w:cs="Times New Roman"/>
-          <w:sz w:val="22"/>
-          <w:szCs w:val="22"/>
-        </w:rPr>
-        <w:t>gnueabihf-</w:t>
-      </w:r>
-      <w:r>
-        <w:rPr>
-          <w:rFonts w:ascii="Times New Roman" w:hAnsi="Times New Roman" w:cs="Times New Roman"/>
-          <w:sz w:val="22"/>
-          <w:szCs w:val="22"/>
-        </w:rPr>
-        <w:t>gcc</w:t>
-      </w:r>
-      <w:proofErr w:type="spellEnd"/>
-      <w:r>
-        <w:rPr>
-          <w:rFonts w:ascii="Times New Roman" w:hAnsi="Times New Roman" w:cs="Times New Roman"/>
-          <w:sz w:val="22"/>
-          <w:szCs w:val="22"/>
-        </w:rPr>
-        <w:t>’</w:t>
+        <w:t>arm-linux-gnueabihf-</w:t>
+      </w:r>
+      <w:r>
+        <w:rPr>
+          <w:rFonts w:ascii="Times New Roman" w:hAnsi="Times New Roman" w:cs="Times New Roman"/>
+          <w:sz w:val="22"/>
+          <w:szCs w:val="22"/>
+        </w:rPr>
+        <w:t>gcc’</w:t>
       </w:r>
     </w:p>
     <w:p>
@@ -5852,7 +4000,6 @@
         </w:rPr>
         <w:br/>
       </w:r>
-      <w:proofErr w:type="gramStart"/>
       <w:r>
         <w:rPr>
           <w:rStyle w:val="VerbatimChar"/>
@@ -5869,17 +4016,7 @@
           <w:color w:val="000000"/>
           <w:szCs w:val="22"/>
         </w:rPr>
-        <w:t>.</w:t>
-      </w:r>
-      <w:proofErr w:type="gramEnd"/>
-      <w:r>
-        <w:rPr>
-          <w:rStyle w:val="VerbatimChar"/>
-          <w:rFonts w:ascii="Times New Roman" w:eastAsia="IBM Plex Mono" w:hAnsi="Times New Roman" w:cs="Times New Roman"/>
-          <w:color w:val="000000"/>
-          <w:szCs w:val="22"/>
-        </w:rPr>
-        <w:t>/</w:t>
+        <w:t>./</w:t>
       </w:r>
       <w:r>
         <w:rPr>
@@ -5950,25 +4087,14 @@
           <w:szCs w:val="22"/>
         </w:rPr>
       </w:pPr>
-      <w:proofErr w:type="gramStart"/>
-      <w:r>
-        <w:rPr>
-          <w:rStyle w:val="VerbatimChar"/>
-          <w:rFonts w:ascii="Times New Roman" w:eastAsia="IBM Plex Mono" w:hAnsi="Times New Roman" w:cs="Times New Roman"/>
-          <w:color w:val="000000"/>
-          <w:szCs w:val="22"/>
-        </w:rPr>
-        <w:t>./</w:t>
-      </w:r>
-      <w:proofErr w:type="gramEnd"/>
-      <w:r>
-        <w:rPr>
-          <w:rStyle w:val="VerbatimChar"/>
-          <w:rFonts w:ascii="Times New Roman" w:eastAsia="IBM Plex Mono" w:hAnsi="Times New Roman" w:cs="Times New Roman"/>
-          <w:color w:val="000000"/>
-          <w:szCs w:val="22"/>
-        </w:rPr>
-        <w:t>hello</w:t>
+      <w:r>
+        <w:rPr>
+          <w:rStyle w:val="VerbatimChar"/>
+          <w:rFonts w:ascii="Times New Roman" w:eastAsia="IBM Plex Mono" w:hAnsi="Times New Roman" w:cs="Times New Roman"/>
+          <w:color w:val="000000"/>
+          <w:szCs w:val="22"/>
+        </w:rPr>
+        <w:t>./hello</w:t>
       </w:r>
     </w:p>
     <w:p>
@@ -6067,47 +4193,7 @@
           <w:color w:val="000000"/>
           <w:szCs w:val="22"/>
         </w:rPr>
-        <w:t>arm-</w:t>
-      </w:r>
-      <w:proofErr w:type="spellStart"/>
-      <w:r>
-        <w:rPr>
-          <w:rStyle w:val="VerbatimChar"/>
-          <w:rFonts w:ascii="Times New Roman" w:eastAsia="IBM Plex Mono" w:hAnsi="Times New Roman" w:cs="Times New Roman"/>
-          <w:color w:val="000000"/>
-          <w:szCs w:val="22"/>
-        </w:rPr>
-        <w:t>linux</w:t>
-      </w:r>
-      <w:proofErr w:type="spellEnd"/>
-      <w:r>
-        <w:rPr>
-          <w:rStyle w:val="VerbatimChar"/>
-          <w:rFonts w:ascii="Times New Roman" w:eastAsia="IBM Plex Mono" w:hAnsi="Times New Roman" w:cs="Times New Roman"/>
-          <w:color w:val="000000"/>
-          <w:szCs w:val="22"/>
-        </w:rPr>
-        <w:t>-</w:t>
-      </w:r>
-      <w:proofErr w:type="spellStart"/>
-      <w:r>
-        <w:rPr>
-          <w:rStyle w:val="VerbatimChar"/>
-          <w:rFonts w:ascii="Times New Roman" w:eastAsia="IBM Plex Mono" w:hAnsi="Times New Roman" w:cs="Times New Roman"/>
-          <w:color w:val="000000"/>
-          <w:szCs w:val="22"/>
-        </w:rPr>
-        <w:t>gnueabihf-objdump</w:t>
-      </w:r>
-      <w:proofErr w:type="spellEnd"/>
-      <w:r>
-        <w:rPr>
-          <w:rStyle w:val="VerbatimChar"/>
-          <w:rFonts w:ascii="Times New Roman" w:eastAsia="IBM Plex Mono" w:hAnsi="Times New Roman" w:cs="Times New Roman"/>
-          <w:color w:val="000000"/>
-          <w:szCs w:val="22"/>
-        </w:rPr>
-        <w:t xml:space="preserve"> -d hello</w:t>
+        <w:t>arm-linux-gnueabihf-objdump -d hello</w:t>
       </w:r>
     </w:p>
     <w:p>
